--- a/ai_14/epic_1/epic_1_report_artem_mnikh.docx
+++ b/ai_14/epic_1/epic_1_report_artem_mnikh.docx
@@ -106,12 +106,12 @@
             <wp:extent cx="2727722" cy="2571750"/>
             <wp:effectExtent b="0" l="0" r="0" t="0"/>
             <wp:wrapNone/>
-            <wp:docPr descr="A blue and white logo&#10;&#10;Description automatically generated" id="13" name="image23.jpg"/>
+            <wp:docPr descr="A blue and white logo&#10;&#10;Description automatically generated" id="15" name="image13.jpg"/>
             <a:graphic>
               <a:graphicData uri="http://schemas.openxmlformats.org/drawingml/2006/picture">
                 <pic:pic>
                   <pic:nvPicPr>
-                    <pic:cNvPr descr="A blue and white logo&#10;&#10;Description automatically generated" id="0" name="image23.jpg"/>
+                    <pic:cNvPr descr="A blue and white logo&#10;&#10;Description automatically generated" id="0" name="image13.jpg"/>
                     <pic:cNvPicPr preferRelativeResize="0"/>
                   </pic:nvPicPr>
                   <pic:blipFill>
@@ -1029,7 +1029,7 @@
         </w:rPr>
         <w:t xml:space="preserve">-</w:t>
         <w:tab/>
-        <w:t xml:space="preserve">Тема №3: Системи числення.</w:t>
+        <w:t xml:space="preserve">Тема №3: FlowCharts та Draw.io.</w:t>
       </w:r>
     </w:p>
     <w:p>
@@ -1064,7 +1064,7 @@
         </w:rPr>
         <w:t xml:space="preserve">-</w:t>
         <w:tab/>
-        <w:t xml:space="preserve">Тема №4: FlowCharts та Draw.io.</w:t>
+        <w:t xml:space="preserve">Тема №4: Git та Github.</w:t>
       </w:r>
     </w:p>
     <w:p>
@@ -1099,7 +1099,7 @@
         </w:rPr>
         <w:t xml:space="preserve">-</w:t>
         <w:tab/>
-        <w:t xml:space="preserve">Тема №5: Git та Github.</w:t>
+        <w:t xml:space="preserve">Тема №5: Trello.</w:t>
       </w:r>
     </w:p>
     <w:p>
@@ -1134,42 +1134,7 @@
         </w:rPr>
         <w:t xml:space="preserve">-</w:t>
         <w:tab/>
-        <w:t xml:space="preserve">Тема №6: Trello.</w:t>
-      </w:r>
-    </w:p>
-    <w:p>
-      <w:pPr>
-        <w:keepNext w:val="0"/>
-        <w:keepLines w:val="0"/>
-        <w:pageBreakBefore w:val="0"/>
-        <w:widowControl w:val="1"/>
-        <w:pBdr>
-          <w:top w:space="0" w:sz="0" w:val="nil"/>
-          <w:left w:space="0" w:sz="0" w:val="nil"/>
-          <w:bottom w:space="0" w:sz="0" w:val="nil"/>
-          <w:right w:space="0" w:sz="0" w:val="nil"/>
-          <w:between w:space="0" w:sz="0" w:val="nil"/>
-        </w:pBdr>
-        <w:shd w:fill="auto" w:val="clear"/>
-        <w:spacing w:after="0" w:before="0" w:line="240" w:lineRule="auto"/>
-        <w:ind w:right="0"/>
-        <w:jc w:val="left"/>
-        <w:rPr>
-          <w:rFonts w:ascii="Times New Roman" w:cs="Times New Roman" w:eastAsia="Times New Roman" w:hAnsi="Times New Roman"/>
-          <w:sz w:val="24"/>
-          <w:szCs w:val="24"/>
-        </w:rPr>
-      </w:pPr>
-      <w:r>
-        <w:rPr>
-          <w:rFonts w:ascii="Times New Roman" w:cs="Times New Roman" w:eastAsia="Times New Roman" w:hAnsi="Times New Roman"/>
-          <w:sz w:val="24"/>
-          <w:szCs w:val="24"/>
-          <w:rtl w:val="0"/>
-        </w:rPr>
-        <w:t xml:space="preserve">-</w:t>
-        <w:tab/>
-        <w:t xml:space="preserve">Тема №7: Basic Linux Console Commands</w:t>
+        <w:t xml:space="preserve">Тема №6: Basic Linux Console Commands</w:t>
       </w:r>
       <w:r>
         <w:rPr>
@@ -2210,22 +2175,6 @@
     </w:p>
     <w:p>
       <w:pPr>
-        <w:spacing w:after="0" w:line="240" w:lineRule="auto"/>
-        <w:ind w:left="0" w:firstLine="0"/>
-        <w:rPr>
-          <w:rFonts w:ascii="Times New Roman" w:cs="Times New Roman" w:eastAsia="Times New Roman" w:hAnsi="Times New Roman"/>
-          <w:sz w:val="24"/>
-          <w:szCs w:val="24"/>
-        </w:rPr>
-      </w:pPr>
-      <w:r>
-        <w:rPr>
-          <w:rtl w:val="0"/>
-        </w:rPr>
-      </w:r>
-    </w:p>
-    <w:p>
-      <w:pPr>
         <w:numPr>
           <w:ilvl w:val="0"/>
           <w:numId w:val="4"/>
@@ -2244,12 +2193,7 @@
           <w:szCs w:val="24"/>
           <w:rtl w:val="0"/>
         </w:rPr>
-        <w:t xml:space="preserve">Тема №3: Системи числення.</w:t>
-      </w:r>
-      <w:r>
-        <w:rPr>
-          <w:rtl w:val="0"/>
-        </w:rPr>
+        <w:t xml:space="preserve">Тема №3: FlowCharts та Draw.io.</w:t>
       </w:r>
     </w:p>
     <w:p>
@@ -2274,11 +2218,6 @@
         </w:rPr>
         <w:t xml:space="preserve">Джерела Інформації:</w:t>
       </w:r>
-      <w:r>
-        <w:rPr>
-          <w:rtl w:val="0"/>
-        </w:rPr>
-      </w:r>
     </w:p>
     <w:p>
       <w:pPr>
@@ -2302,7 +2241,7 @@
           <w:szCs w:val="24"/>
           <w:rtl w:val="0"/>
         </w:rPr>
-        <w:t xml:space="preserve">Лекції О. Пшеничного</w:t>
+        <w:t xml:space="preserve">СШІ ОП - Epic 1 - Practice Interactive Materials</w:t>
       </w:r>
     </w:p>
     <w:p>
@@ -2313,32 +2252,6 @@
         </w:numPr>
         <w:spacing w:after="0" w:line="240" w:lineRule="auto"/>
         <w:ind w:left="2160" w:hanging="360"/>
-        <w:jc w:val="both"/>
-        <w:rPr>
-          <w:rFonts w:ascii="Times New Roman" w:cs="Times New Roman" w:eastAsia="Times New Roman" w:hAnsi="Times New Roman"/>
-          <w:sz w:val="24"/>
-          <w:szCs w:val="24"/>
-        </w:rPr>
-      </w:pPr>
-      <w:r>
-        <w:rPr>
-          <w:rFonts w:ascii="Times New Roman" w:cs="Times New Roman" w:eastAsia="Times New Roman" w:hAnsi="Times New Roman"/>
-          <w:sz w:val="24"/>
-          <w:szCs w:val="24"/>
-          <w:rtl w:val="0"/>
-        </w:rPr>
-        <w:t xml:space="preserve">Практичні заняття</w:t>
-      </w:r>
-    </w:p>
-    <w:p>
-      <w:pPr>
-        <w:numPr>
-          <w:ilvl w:val="2"/>
-          <w:numId w:val="4"/>
-        </w:numPr>
-        <w:spacing w:after="0" w:line="240" w:lineRule="auto"/>
-        <w:ind w:left="2160" w:hanging="360"/>
-        <w:jc w:val="both"/>
         <w:rPr>
           <w:rFonts w:ascii="Times New Roman" w:cs="Times New Roman" w:eastAsia="Times New Roman" w:hAnsi="Times New Roman"/>
           <w:sz w:val="24"/>
@@ -2347,290 +2260,6 @@
         </w:rPr>
       </w:pPr>
       <w:hyperlink r:id="rId9">
-        <w:r>
-          <w:rPr>
-            <w:rFonts w:ascii="Times New Roman" w:cs="Times New Roman" w:eastAsia="Times New Roman" w:hAnsi="Times New Roman"/>
-            <w:color w:val="0000ee"/>
-            <w:sz w:val="24"/>
-            <w:szCs w:val="24"/>
-            <w:u w:val="single"/>
-            <w:rtl w:val="0"/>
-          </w:rPr>
-          <w:t xml:space="preserve">Redstone Number Systems - LRR #2</w:t>
-        </w:r>
-      </w:hyperlink>
-      <w:r>
-        <w:rPr>
-          <w:rFonts w:ascii="Times New Roman" w:cs="Times New Roman" w:eastAsia="Times New Roman" w:hAnsi="Times New Roman"/>
-          <w:sz w:val="24"/>
-          <w:szCs w:val="24"/>
-          <w:rtl w:val="0"/>
-        </w:rPr>
-        <w:t xml:space="preserve"> </w:t>
-      </w:r>
-    </w:p>
-    <w:p>
-      <w:pPr>
-        <w:numPr>
-          <w:ilvl w:val="1"/>
-          <w:numId w:val="4"/>
-        </w:numPr>
-        <w:spacing w:after="0" w:line="240" w:lineRule="auto"/>
-        <w:ind w:left="1440" w:hanging="360"/>
-        <w:rPr>
-          <w:sz w:val="24"/>
-          <w:szCs w:val="24"/>
-        </w:rPr>
-      </w:pPr>
-      <w:r>
-        <w:rPr>
-          <w:rFonts w:ascii="Times New Roman" w:cs="Times New Roman" w:eastAsia="Times New Roman" w:hAnsi="Times New Roman"/>
-          <w:sz w:val="24"/>
-          <w:szCs w:val="24"/>
-          <w:rtl w:val="0"/>
-        </w:rPr>
-        <w:t xml:space="preserve">Що опрацьовано:</w:t>
-      </w:r>
-      <w:r>
-        <w:rPr>
-          <w:rtl w:val="0"/>
-        </w:rPr>
-      </w:r>
-    </w:p>
-    <w:p>
-      <w:pPr>
-        <w:numPr>
-          <w:ilvl w:val="2"/>
-          <w:numId w:val="4"/>
-        </w:numPr>
-        <w:spacing w:after="0" w:line="240" w:lineRule="auto"/>
-        <w:ind w:left="2160" w:hanging="360"/>
-        <w:rPr>
-          <w:rFonts w:ascii="Times New Roman" w:cs="Times New Roman" w:eastAsia="Times New Roman" w:hAnsi="Times New Roman"/>
-          <w:sz w:val="24"/>
-          <w:szCs w:val="24"/>
-        </w:rPr>
-      </w:pPr>
-      <w:r>
-        <w:rPr>
-          <w:rFonts w:ascii="Times New Roman" w:cs="Times New Roman" w:eastAsia="Times New Roman" w:hAnsi="Times New Roman"/>
-          <w:sz w:val="24"/>
-          <w:szCs w:val="24"/>
-          <w:rtl w:val="0"/>
-        </w:rPr>
-        <w:t xml:space="preserve">Переведення чисел з десяткової системи числення у двійкову, шістнадцяткову та вісімкову (і навпаки)</w:t>
-      </w:r>
-    </w:p>
-    <w:p>
-      <w:pPr>
-        <w:numPr>
-          <w:ilvl w:val="2"/>
-          <w:numId w:val="4"/>
-        </w:numPr>
-        <w:spacing w:after="0" w:line="240" w:lineRule="auto"/>
-        <w:ind w:left="2160" w:hanging="360"/>
-        <w:rPr>
-          <w:sz w:val="24"/>
-          <w:szCs w:val="24"/>
-        </w:rPr>
-      </w:pPr>
-      <w:r>
-        <w:rPr>
-          <w:rFonts w:ascii="Times New Roman" w:cs="Times New Roman" w:eastAsia="Times New Roman" w:hAnsi="Times New Roman"/>
-          <w:sz w:val="24"/>
-          <w:szCs w:val="24"/>
-          <w:rtl w:val="0"/>
-        </w:rPr>
-        <w:t xml:space="preserve">Виконання базових арифметичних операцій з різними системами числення</w:t>
-      </w:r>
-      <w:r>
-        <w:rPr>
-          <w:rtl w:val="0"/>
-        </w:rPr>
-      </w:r>
-    </w:p>
-    <w:p>
-      <w:pPr>
-        <w:spacing w:after="0" w:line="240" w:lineRule="auto"/>
-        <w:ind w:left="2160" w:firstLine="0"/>
-        <w:rPr>
-          <w:rFonts w:ascii="Times New Roman" w:cs="Times New Roman" w:eastAsia="Times New Roman" w:hAnsi="Times New Roman"/>
-          <w:sz w:val="24"/>
-          <w:szCs w:val="24"/>
-        </w:rPr>
-      </w:pPr>
-      <w:r>
-        <w:rPr>
-          <w:rtl w:val="0"/>
-        </w:rPr>
-      </w:r>
-    </w:p>
-    <w:p>
-      <w:pPr>
-        <w:numPr>
-          <w:ilvl w:val="1"/>
-          <w:numId w:val="4"/>
-        </w:numPr>
-        <w:spacing w:after="0" w:line="240" w:lineRule="auto"/>
-        <w:ind w:left="1440" w:hanging="360"/>
-        <w:rPr>
-          <w:sz w:val="24"/>
-          <w:szCs w:val="24"/>
-        </w:rPr>
-      </w:pPr>
-      <w:r>
-        <w:rPr>
-          <w:rFonts w:ascii="Times New Roman" w:cs="Times New Roman" w:eastAsia="Times New Roman" w:hAnsi="Times New Roman"/>
-          <w:sz w:val="24"/>
-          <w:szCs w:val="24"/>
-          <w:rtl w:val="0"/>
-        </w:rPr>
-        <w:t xml:space="preserve">Статус: Ознайомлений</w:t>
-      </w:r>
-      <w:r>
-        <w:rPr>
-          <w:rtl w:val="0"/>
-        </w:rPr>
-      </w:r>
-    </w:p>
-    <w:p>
-      <w:pPr>
-        <w:numPr>
-          <w:ilvl w:val="1"/>
-          <w:numId w:val="4"/>
-        </w:numPr>
-        <w:spacing w:after="0" w:line="240" w:lineRule="auto"/>
-        <w:ind w:left="1440" w:hanging="360"/>
-        <w:rPr>
-          <w:sz w:val="24"/>
-          <w:szCs w:val="24"/>
-        </w:rPr>
-      </w:pPr>
-      <w:r>
-        <w:rPr>
-          <w:rFonts w:ascii="Times New Roman" w:cs="Times New Roman" w:eastAsia="Times New Roman" w:hAnsi="Times New Roman"/>
-          <w:sz w:val="24"/>
-          <w:szCs w:val="24"/>
-          <w:rtl w:val="0"/>
-        </w:rPr>
-        <w:t xml:space="preserve">Початок опрацювання теми: 15.09.2026</w:t>
-      </w:r>
-      <w:r>
-        <w:rPr>
-          <w:rtl w:val="0"/>
-        </w:rPr>
-      </w:r>
-    </w:p>
-    <w:p>
-      <w:pPr>
-        <w:numPr>
-          <w:ilvl w:val="1"/>
-          <w:numId w:val="4"/>
-        </w:numPr>
-        <w:spacing w:after="0" w:line="240" w:lineRule="auto"/>
-        <w:ind w:left="1440" w:hanging="360"/>
-        <w:rPr>
-          <w:sz w:val="24"/>
-          <w:szCs w:val="24"/>
-        </w:rPr>
-      </w:pPr>
-      <w:r>
-        <w:rPr>
-          <w:rFonts w:ascii="Times New Roman" w:cs="Times New Roman" w:eastAsia="Times New Roman" w:hAnsi="Times New Roman"/>
-          <w:sz w:val="24"/>
-          <w:szCs w:val="24"/>
-          <w:rtl w:val="0"/>
-        </w:rPr>
-        <w:t xml:space="preserve">Звершення опрацювання теми: 22.09.2026</w:t>
-      </w:r>
-    </w:p>
-    <w:p>
-      <w:pPr>
-        <w:numPr>
-          <w:ilvl w:val="0"/>
-          <w:numId w:val="4"/>
-        </w:numPr>
-        <w:spacing w:after="0" w:line="240" w:lineRule="auto"/>
-        <w:ind w:left="720" w:hanging="360"/>
-        <w:rPr>
-          <w:sz w:val="24"/>
-          <w:szCs w:val="24"/>
-        </w:rPr>
-      </w:pPr>
-      <w:r>
-        <w:rPr>
-          <w:rFonts w:ascii="Times New Roman" w:cs="Times New Roman" w:eastAsia="Times New Roman" w:hAnsi="Times New Roman"/>
-          <w:sz w:val="24"/>
-          <w:szCs w:val="24"/>
-          <w:rtl w:val="0"/>
-        </w:rPr>
-        <w:t xml:space="preserve">Тема №4: FlowCharts та Draw.io.</w:t>
-      </w:r>
-    </w:p>
-    <w:p>
-      <w:pPr>
-        <w:numPr>
-          <w:ilvl w:val="1"/>
-          <w:numId w:val="4"/>
-        </w:numPr>
-        <w:spacing w:after="0" w:line="240" w:lineRule="auto"/>
-        <w:ind w:left="1440" w:hanging="360"/>
-        <w:rPr>
-          <w:sz w:val="24"/>
-          <w:szCs w:val="24"/>
-        </w:rPr>
-      </w:pPr>
-      <w:r>
-        <w:rPr>
-          <w:rFonts w:ascii="Times New Roman" w:cs="Times New Roman" w:eastAsia="Times New Roman" w:hAnsi="Times New Roman"/>
-          <w:sz w:val="24"/>
-          <w:szCs w:val="24"/>
-          <w:rtl w:val="0"/>
-        </w:rPr>
-        <w:t xml:space="preserve">Джерела Інформації:</w:t>
-      </w:r>
-    </w:p>
-    <w:p>
-      <w:pPr>
-        <w:numPr>
-          <w:ilvl w:val="2"/>
-          <w:numId w:val="4"/>
-        </w:numPr>
-        <w:spacing w:after="0" w:line="240" w:lineRule="auto"/>
-        <w:ind w:left="2160" w:hanging="360"/>
-        <w:jc w:val="both"/>
-        <w:rPr>
-          <w:rFonts w:ascii="Times New Roman" w:cs="Times New Roman" w:eastAsia="Times New Roman" w:hAnsi="Times New Roman"/>
-          <w:sz w:val="24"/>
-          <w:szCs w:val="24"/>
-        </w:rPr>
-      </w:pPr>
-      <w:r>
-        <w:rPr>
-          <w:rFonts w:ascii="Times New Roman" w:cs="Times New Roman" w:eastAsia="Times New Roman" w:hAnsi="Times New Roman"/>
-          <w:sz w:val="24"/>
-          <w:szCs w:val="24"/>
-          <w:rtl w:val="0"/>
-        </w:rPr>
-        <w:t xml:space="preserve">СШІ ОП - Epic 1 - Practice Interactive Materials</w:t>
-      </w:r>
-    </w:p>
-    <w:p>
-      <w:pPr>
-        <w:numPr>
-          <w:ilvl w:val="2"/>
-          <w:numId w:val="4"/>
-        </w:numPr>
-        <w:spacing w:after="0" w:line="240" w:lineRule="auto"/>
-        <w:ind w:left="2160" w:hanging="360"/>
-        <w:rPr>
-          <w:rFonts w:ascii="Times New Roman" w:cs="Times New Roman" w:eastAsia="Times New Roman" w:hAnsi="Times New Roman"/>
-          <w:sz w:val="24"/>
-          <w:szCs w:val="24"/>
-          <w:u w:val="none"/>
-        </w:rPr>
-      </w:pPr>
-      <w:hyperlink r:id="rId10">
         <w:r>
           <w:rPr>
             <w:rFonts w:ascii="Times New Roman" w:cs="Times New Roman" w:eastAsia="Times New Roman" w:hAnsi="Times New Roman"/>
@@ -2808,7 +2437,7 @@
           <w:szCs w:val="24"/>
           <w:rtl w:val="0"/>
         </w:rPr>
-        <w:t xml:space="preserve">Тема №5: Git та Github</w:t>
+        <w:t xml:space="preserve">Тема №4: Git та Github</w:t>
       </w:r>
     </w:p>
     <w:p>
@@ -2847,7 +2476,7 @@
           <w:szCs w:val="24"/>
         </w:rPr>
       </w:pPr>
-      <w:hyperlink r:id="rId11">
+      <w:hyperlink r:id="rId10">
         <w:r>
           <w:rPr>
             <w:rFonts w:ascii="Times New Roman" w:cs="Times New Roman" w:eastAsia="Times New Roman" w:hAnsi="Times New Roman"/>
@@ -3075,7 +2704,7 @@
           <w:szCs w:val="24"/>
           <w:rtl w:val="0"/>
         </w:rPr>
-        <w:t xml:space="preserve">Тема №6: Trello</w:t>
+        <w:t xml:space="preserve">Тема №5: Trello</w:t>
       </w:r>
     </w:p>
     <w:p>
@@ -3141,7 +2770,7 @@
           <w:u w:val="none"/>
         </w:rPr>
       </w:pPr>
-      <w:hyperlink r:id="rId12">
+      <w:hyperlink r:id="rId11">
         <w:r>
           <w:rPr>
             <w:rFonts w:ascii="Times New Roman" w:cs="Times New Roman" w:eastAsia="Times New Roman" w:hAnsi="Times New Roman"/>
@@ -3296,7 +2925,7 @@
           <w:szCs w:val="24"/>
           <w:rtl w:val="0"/>
         </w:rPr>
-        <w:t xml:space="preserve">Тема №7: Basic Linux Console Commands</w:t>
+        <w:t xml:space="preserve">Тема №6: Basic Linux Console Commands</w:t>
       </w:r>
       <w:r>
         <w:rPr>
@@ -3340,7 +2969,7 @@
           <w:szCs w:val="24"/>
         </w:rPr>
       </w:pPr>
-      <w:hyperlink r:id="rId13">
+      <w:hyperlink r:id="rId12">
         <w:r>
           <w:rPr>
             <w:rFonts w:ascii="Times New Roman" w:cs="Times New Roman" w:eastAsia="Times New Roman" w:hAnsi="Times New Roman"/>
@@ -3580,6 +3209,93 @@
           <w:rtl w:val="0"/>
         </w:rPr>
         <w:t xml:space="preserve">Завдання №1 Requirements management and design activities with  </w:t>
+      </w:r>
+      <w:hyperlink r:id="rId13">
+        <w:r>
+          <w:rPr>
+            <w:rFonts w:ascii="Times New Roman" w:cs="Times New Roman" w:eastAsia="Times New Roman" w:hAnsi="Times New Roman"/>
+            <w:color w:val="1155cc"/>
+            <w:sz w:val="24"/>
+            <w:szCs w:val="24"/>
+            <w:u w:val="single"/>
+            <w:rtl w:val="0"/>
+          </w:rPr>
+          <w:t xml:space="preserve">Draw.io</w:t>
+        </w:r>
+      </w:hyperlink>
+      <w:r>
+        <w:rPr>
+          <w:rtl w:val="0"/>
+        </w:rPr>
+      </w:r>
+    </w:p>
+    <w:p>
+      <w:pPr>
+        <w:numPr>
+          <w:ilvl w:val="0"/>
+          <w:numId w:val="3"/>
+        </w:numPr>
+        <w:spacing w:after="0" w:line="240" w:lineRule="auto"/>
+        <w:ind w:left="720" w:hanging="360"/>
+        <w:rPr>
+          <w:sz w:val="24"/>
+          <w:szCs w:val="24"/>
+        </w:rPr>
+      </w:pPr>
+      <w:r>
+        <w:rPr>
+          <w:rFonts w:ascii="Times New Roman" w:cs="Times New Roman" w:eastAsia="Times New Roman" w:hAnsi="Times New Roman"/>
+          <w:sz w:val="24"/>
+          <w:szCs w:val="24"/>
+          <w:rtl w:val="0"/>
+        </w:rPr>
+        <w:t xml:space="preserve">Деталі завдання:</w:t>
+      </w:r>
+    </w:p>
+    <w:p>
+      <w:pPr>
+        <w:numPr>
+          <w:ilvl w:val="0"/>
+          <w:numId w:val="3"/>
+        </w:numPr>
+        <w:spacing w:after="0" w:line="240" w:lineRule="auto"/>
+        <w:ind w:left="720" w:hanging="360"/>
+        <w:rPr>
+          <w:rFonts w:ascii="Times New Roman" w:cs="Times New Roman" w:eastAsia="Times New Roman" w:hAnsi="Times New Roman"/>
+          <w:sz w:val="24"/>
+          <w:szCs w:val="24"/>
+          <w:u w:val="none"/>
+        </w:rPr>
+      </w:pPr>
+      <w:r>
+        <w:rPr>
+          <w:rtl w:val="0"/>
+        </w:rPr>
+      </w:r>
+    </w:p>
+    <w:p>
+      <w:pPr>
+        <w:numPr>
+          <w:ilvl w:val="2"/>
+          <w:numId w:val="3"/>
+        </w:numPr>
+        <w:spacing w:after="0" w:line="240" w:lineRule="auto"/>
+        <w:ind w:left="2160" w:hanging="360"/>
+        <w:rPr>
+          <w:rFonts w:ascii="Times New Roman" w:cs="Times New Roman" w:eastAsia="Times New Roman" w:hAnsi="Times New Roman"/>
+          <w:sz w:val="24"/>
+          <w:szCs w:val="24"/>
+          <w:u w:val="none"/>
+        </w:rPr>
+      </w:pPr>
+      <w:r>
+        <w:rPr>
+          <w:rFonts w:ascii="Times New Roman" w:cs="Times New Roman" w:eastAsia="Times New Roman" w:hAnsi="Times New Roman"/>
+          <w:sz w:val="24"/>
+          <w:szCs w:val="24"/>
+          <w:rtl w:val="0"/>
+        </w:rPr>
+        <w:t xml:space="preserve">Ознайомитись з FlowCharts та </w:t>
       </w:r>
       <w:hyperlink r:id="rId14">
         <w:r>
@@ -3603,24 +3319,54 @@
     <w:p>
       <w:pPr>
         <w:numPr>
-          <w:ilvl w:val="0"/>
+          <w:ilvl w:val="2"/>
           <w:numId w:val="3"/>
         </w:numPr>
         <w:spacing w:after="0" w:line="240" w:lineRule="auto"/>
-        <w:ind w:left="720" w:hanging="360"/>
-        <w:rPr>
-          <w:sz w:val="24"/>
-          <w:szCs w:val="24"/>
-        </w:rPr>
-      </w:pPr>
-      <w:r>
-        <w:rPr>
-          <w:rFonts w:ascii="Times New Roman" w:cs="Times New Roman" w:eastAsia="Times New Roman" w:hAnsi="Times New Roman"/>
-          <w:sz w:val="24"/>
-          <w:szCs w:val="24"/>
-          <w:rtl w:val="0"/>
-        </w:rPr>
-        <w:t xml:space="preserve">Деталі завдання:</w:t>
+        <w:ind w:left="2160" w:hanging="360"/>
+        <w:rPr>
+          <w:rFonts w:ascii="Times New Roman" w:cs="Times New Roman" w:eastAsia="Times New Roman" w:hAnsi="Times New Roman"/>
+          <w:sz w:val="24"/>
+          <w:szCs w:val="24"/>
+          <w:u w:val="none"/>
+        </w:rPr>
+      </w:pPr>
+      <w:r>
+        <w:rPr>
+          <w:rFonts w:ascii="Times New Roman" w:cs="Times New Roman" w:eastAsia="Times New Roman" w:hAnsi="Times New Roman"/>
+          <w:sz w:val="24"/>
+          <w:szCs w:val="24"/>
+          <w:rtl w:val="0"/>
+        </w:rPr>
+        <w:t xml:space="preserve">Cтворити flowchart для practice_task_1.cpp</w:t>
+      </w:r>
+      <w:r>
+        <w:rPr>
+          <w:rtl w:val="0"/>
+        </w:rPr>
+      </w:r>
+    </w:p>
+    <w:p>
+      <w:pPr>
+        <w:spacing w:after="0" w:lineRule="auto"/>
+        <w:rPr>
+          <w:sz w:val="24"/>
+          <w:szCs w:val="24"/>
+        </w:rPr>
+      </w:pPr>
+      <w:r>
+        <w:rPr>
+          <w:rFonts w:ascii="Times New Roman" w:cs="Times New Roman" w:eastAsia="Times New Roman" w:hAnsi="Times New Roman"/>
+          <w:sz w:val="24"/>
+          <w:szCs w:val="24"/>
+          <w:rtl w:val="0"/>
+        </w:rPr>
+        <w:t xml:space="preserve">Завдання №2 Trello</w:t>
+      </w:r>
+      <w:r>
+        <w:rPr>
+          <w:rtl w:val="0"/>
+        </w:rPr>
       </w:r>
     </w:p>
     <w:p>
@@ -3635,13 +3381,16 @@
           <w:rFonts w:ascii="Times New Roman" w:cs="Times New Roman" w:eastAsia="Times New Roman" w:hAnsi="Times New Roman"/>
           <w:sz w:val="24"/>
           <w:szCs w:val="24"/>
-          <w:u w:val="none"/>
-        </w:rPr>
-      </w:pPr>
-      <w:r>
-        <w:rPr>
-          <w:rtl w:val="0"/>
-        </w:rPr>
+        </w:rPr>
+      </w:pPr>
+      <w:r>
+        <w:rPr>
+          <w:rFonts w:ascii="Times New Roman" w:cs="Times New Roman" w:eastAsia="Times New Roman" w:hAnsi="Times New Roman"/>
+          <w:sz w:val="24"/>
+          <w:szCs w:val="24"/>
+          <w:rtl w:val="0"/>
+        </w:rPr>
+        <w:t xml:space="preserve">Деталі завдання:</w:t>
       </w:r>
     </w:p>
     <w:p>
@@ -3656,35 +3405,16 @@
           <w:rFonts w:ascii="Times New Roman" w:cs="Times New Roman" w:eastAsia="Times New Roman" w:hAnsi="Times New Roman"/>
           <w:sz w:val="24"/>
           <w:szCs w:val="24"/>
-          <w:u w:val="none"/>
-        </w:rPr>
-      </w:pPr>
-      <w:r>
-        <w:rPr>
-          <w:rFonts w:ascii="Times New Roman" w:cs="Times New Roman" w:eastAsia="Times New Roman" w:hAnsi="Times New Roman"/>
-          <w:sz w:val="24"/>
-          <w:szCs w:val="24"/>
-          <w:rtl w:val="0"/>
-        </w:rPr>
-        <w:t xml:space="preserve">Ознайомитись з FlowCharts та </w:t>
-      </w:r>
-      <w:hyperlink r:id="rId15">
-        <w:r>
-          <w:rPr>
-            <w:rFonts w:ascii="Times New Roman" w:cs="Times New Roman" w:eastAsia="Times New Roman" w:hAnsi="Times New Roman"/>
-            <w:color w:val="1155cc"/>
-            <w:sz w:val="24"/>
-            <w:szCs w:val="24"/>
-            <w:u w:val="single"/>
-            <w:rtl w:val="0"/>
-          </w:rPr>
-          <w:t xml:space="preserve">Draw.io</w:t>
-        </w:r>
-      </w:hyperlink>
-      <w:r>
-        <w:rPr>
-          <w:rtl w:val="0"/>
-        </w:rPr>
+        </w:rPr>
+      </w:pPr>
+      <w:r>
+        <w:rPr>
+          <w:rFonts w:ascii="Times New Roman" w:cs="Times New Roman" w:eastAsia="Times New Roman" w:hAnsi="Times New Roman"/>
+          <w:sz w:val="24"/>
+          <w:szCs w:val="24"/>
+          <w:rtl w:val="0"/>
+        </w:rPr>
+        <w:t xml:space="preserve">Створити аккаунт в Trello, підключитися до командної дошки, створити та налаштувати картки</w:t>
       </w:r>
     </w:p>
     <w:p>
@@ -3699,45 +3429,35 @@
           <w:rFonts w:ascii="Times New Roman" w:cs="Times New Roman" w:eastAsia="Times New Roman" w:hAnsi="Times New Roman"/>
           <w:sz w:val="24"/>
           <w:szCs w:val="24"/>
-          <w:u w:val="none"/>
-        </w:rPr>
-      </w:pPr>
-      <w:r>
-        <w:rPr>
-          <w:rFonts w:ascii="Times New Roman" w:cs="Times New Roman" w:eastAsia="Times New Roman" w:hAnsi="Times New Roman"/>
-          <w:sz w:val="24"/>
-          <w:szCs w:val="24"/>
-          <w:rtl w:val="0"/>
-        </w:rPr>
-        <w:t xml:space="preserve">Cтворити flowchart для practice_task_1.cpp</w:t>
-      </w:r>
-      <w:r>
-        <w:rPr>
-          <w:rtl w:val="0"/>
-        </w:rPr>
+        </w:rPr>
+      </w:pPr>
+      <w:r>
+        <w:rPr>
+          <w:rFonts w:ascii="Times New Roman" w:cs="Times New Roman" w:eastAsia="Times New Roman" w:hAnsi="Times New Roman"/>
+          <w:sz w:val="24"/>
+          <w:szCs w:val="24"/>
+          <w:rtl w:val="0"/>
+        </w:rPr>
+        <w:t xml:space="preserve">Розставляти картки  в колонки відповідно до прогресу</w:t>
       </w:r>
     </w:p>
     <w:p>
       <w:pPr>
         <w:spacing w:after="0" w:lineRule="auto"/>
         <w:rPr>
-          <w:sz w:val="24"/>
-          <w:szCs w:val="24"/>
-        </w:rPr>
-      </w:pPr>
-      <w:r>
-        <w:rPr>
-          <w:rFonts w:ascii="Times New Roman" w:cs="Times New Roman" w:eastAsia="Times New Roman" w:hAnsi="Times New Roman"/>
-          <w:sz w:val="24"/>
-          <w:szCs w:val="24"/>
-          <w:rtl w:val="0"/>
-        </w:rPr>
-        <w:t xml:space="preserve">Завдання №2 Trello</w:t>
-      </w:r>
-      <w:r>
-        <w:rPr>
-          <w:rtl w:val="0"/>
-        </w:rPr>
+          <w:rFonts w:ascii="Times New Roman" w:cs="Times New Roman" w:eastAsia="Times New Roman" w:hAnsi="Times New Roman"/>
+          <w:sz w:val="24"/>
+          <w:szCs w:val="24"/>
+        </w:rPr>
+      </w:pPr>
+      <w:r>
+        <w:rPr>
+          <w:rFonts w:ascii="Times New Roman" w:cs="Times New Roman" w:eastAsia="Times New Roman" w:hAnsi="Times New Roman"/>
+          <w:sz w:val="24"/>
+          <w:szCs w:val="24"/>
+          <w:rtl w:val="0"/>
+        </w:rPr>
+        <w:t xml:space="preserve">Завдання №3 Configuration: Linux Console Commands</w:t>
       </w:r>
     </w:p>
     <w:p>
@@ -3749,7 +3469,6 @@
         <w:spacing w:after="0" w:line="240" w:lineRule="auto"/>
         <w:ind w:left="720" w:hanging="360"/>
         <w:rPr>
-          <w:rFonts w:ascii="Times New Roman" w:cs="Times New Roman" w:eastAsia="Times New Roman" w:hAnsi="Times New Roman"/>
           <w:sz w:val="24"/>
           <w:szCs w:val="24"/>
         </w:rPr>
@@ -3776,16 +3495,59 @@
           <w:rFonts w:ascii="Times New Roman" w:cs="Times New Roman" w:eastAsia="Times New Roman" w:hAnsi="Times New Roman"/>
           <w:sz w:val="24"/>
           <w:szCs w:val="24"/>
-        </w:rPr>
-      </w:pPr>
-      <w:r>
-        <w:rPr>
-          <w:rFonts w:ascii="Times New Roman" w:cs="Times New Roman" w:eastAsia="Times New Roman" w:hAnsi="Times New Roman"/>
-          <w:sz w:val="24"/>
-          <w:szCs w:val="24"/>
-          <w:rtl w:val="0"/>
-        </w:rPr>
-        <w:t xml:space="preserve">Створити аккаунт в Trello, підключитися до командної дошки, створити та налаштувати картки</w:t>
+          <w:u w:val="none"/>
+        </w:rPr>
+      </w:pPr>
+      <w:r>
+        <w:rPr>
+          <w:rFonts w:ascii="Times New Roman" w:cs="Times New Roman" w:eastAsia="Times New Roman" w:hAnsi="Times New Roman"/>
+          <w:sz w:val="24"/>
+          <w:szCs w:val="24"/>
+          <w:rtl w:val="0"/>
+        </w:rPr>
+        <w:t xml:space="preserve">Запустити термінал(linux/WSL) та виконати базові команди</w:t>
+      </w:r>
+    </w:p>
+    <w:p>
+      <w:pPr>
+        <w:spacing w:after="0" w:lineRule="auto"/>
+        <w:rPr>
+          <w:rFonts w:ascii="Times New Roman" w:cs="Times New Roman" w:eastAsia="Times New Roman" w:hAnsi="Times New Roman"/>
+          <w:sz w:val="24"/>
+          <w:szCs w:val="24"/>
+        </w:rPr>
+      </w:pPr>
+      <w:r>
+        <w:rPr>
+          <w:rFonts w:ascii="Times New Roman" w:cs="Times New Roman" w:eastAsia="Times New Roman" w:hAnsi="Times New Roman"/>
+          <w:sz w:val="24"/>
+          <w:szCs w:val="24"/>
+          <w:rtl w:val="0"/>
+        </w:rPr>
+        <w:t xml:space="preserve">Завдання №4 Configuration: Visual Studio Code</w:t>
+      </w:r>
+    </w:p>
+    <w:p>
+      <w:pPr>
+        <w:numPr>
+          <w:ilvl w:val="0"/>
+          <w:numId w:val="3"/>
+        </w:numPr>
+        <w:spacing w:after="0" w:line="240" w:lineRule="auto"/>
+        <w:ind w:left="720" w:hanging="360"/>
+        <w:rPr>
+          <w:sz w:val="24"/>
+          <w:szCs w:val="24"/>
+        </w:rPr>
+      </w:pPr>
+      <w:r>
+        <w:rPr>
+          <w:rFonts w:ascii="Times New Roman" w:cs="Times New Roman" w:eastAsia="Times New Roman" w:hAnsi="Times New Roman"/>
+          <w:sz w:val="24"/>
+          <w:szCs w:val="24"/>
+          <w:rtl w:val="0"/>
+        </w:rPr>
+        <w:t xml:space="preserve">Деталі завдання:</w:t>
       </w:r>
     </w:p>
     <w:p>
@@ -3800,16 +3562,35 @@
           <w:rFonts w:ascii="Times New Roman" w:cs="Times New Roman" w:eastAsia="Times New Roman" w:hAnsi="Times New Roman"/>
           <w:sz w:val="24"/>
           <w:szCs w:val="24"/>
-        </w:rPr>
-      </w:pPr>
-      <w:r>
-        <w:rPr>
-          <w:rFonts w:ascii="Times New Roman" w:cs="Times New Roman" w:eastAsia="Times New Roman" w:hAnsi="Times New Roman"/>
-          <w:sz w:val="24"/>
-          <w:szCs w:val="24"/>
-          <w:rtl w:val="0"/>
-        </w:rPr>
-        <w:t xml:space="preserve">Розставляти картки  в колонки відповідно до прогресу</w:t>
+          <w:u w:val="none"/>
+        </w:rPr>
+      </w:pPr>
+      <w:r>
+        <w:rPr>
+          <w:rFonts w:ascii="Times New Roman" w:cs="Times New Roman" w:eastAsia="Times New Roman" w:hAnsi="Times New Roman"/>
+          <w:sz w:val="24"/>
+          <w:szCs w:val="24"/>
+          <w:rtl w:val="0"/>
+        </w:rPr>
+        <w:t xml:space="preserve">Завантажити </w:t>
+      </w:r>
+      <w:r>
+        <w:rPr>
+          <w:rFonts w:ascii="Times New Roman" w:cs="Times New Roman" w:eastAsia="Times New Roman" w:hAnsi="Times New Roman"/>
+          <w:sz w:val="24"/>
+          <w:szCs w:val="24"/>
+          <w:rtl w:val="0"/>
+        </w:rPr>
+        <w:t xml:space="preserve">VS Code</w:t>
+      </w:r>
+      <w:r>
+        <w:rPr>
+          <w:rFonts w:ascii="Times New Roman" w:cs="Times New Roman" w:eastAsia="Times New Roman" w:hAnsi="Times New Roman"/>
+          <w:sz w:val="24"/>
+          <w:szCs w:val="24"/>
+          <w:rtl w:val="0"/>
+        </w:rPr>
+        <w:t xml:space="preserve"> та перевірити коректність його роботи</w:t>
       </w:r>
     </w:p>
     <w:p>
@@ -3828,7 +3609,7 @@
           <w:szCs w:val="24"/>
           <w:rtl w:val="0"/>
         </w:rPr>
-        <w:t xml:space="preserve">Завдання №3 Configuration: Linux Console Commands</w:t>
+        <w:t xml:space="preserve">Завдання №5 Configuration: VSC C/C++ Extensions, IntelliSense, Code Runner</w:t>
       </w:r>
     </w:p>
     <w:p>
@@ -3876,7 +3657,7 @@
           <w:szCs w:val="24"/>
           <w:rtl w:val="0"/>
         </w:rPr>
-        <w:t xml:space="preserve">Запустити термінал(linux/WSL) та виконати базові команди</w:t>
+        <w:t xml:space="preserve">Завантажити та налаштувати відповідні розширення для VS Code</w:t>
       </w:r>
     </w:p>
     <w:p>
@@ -3886,16 +3667,22 @@
           <w:rFonts w:ascii="Times New Roman" w:cs="Times New Roman" w:eastAsia="Times New Roman" w:hAnsi="Times New Roman"/>
           <w:sz w:val="24"/>
           <w:szCs w:val="24"/>
-        </w:rPr>
-      </w:pPr>
-      <w:r>
-        <w:rPr>
-          <w:rFonts w:ascii="Times New Roman" w:cs="Times New Roman" w:eastAsia="Times New Roman" w:hAnsi="Times New Roman"/>
-          <w:sz w:val="24"/>
-          <w:szCs w:val="24"/>
-          <w:rtl w:val="0"/>
-        </w:rPr>
-        <w:t xml:space="preserve">Завдання №4 Configuration: Visual Studio Code</w:t>
+          <w:shd w:fill="fff2cc" w:val="clear"/>
+        </w:rPr>
+      </w:pPr>
+      <w:r>
+        <w:rPr>
+          <w:rFonts w:ascii="Times New Roman" w:cs="Times New Roman" w:eastAsia="Times New Roman" w:hAnsi="Times New Roman"/>
+          <w:sz w:val="24"/>
+          <w:szCs w:val="24"/>
+          <w:rtl w:val="0"/>
+        </w:rPr>
+        <w:t xml:space="preserve">Завдання №6 Configuration: Git</w:t>
+      </w:r>
+      <w:r>
+        <w:rPr>
+          <w:rtl w:val="0"/>
+        </w:rPr>
       </w:r>
     </w:p>
     <w:p>
@@ -3943,25 +3730,7 @@
           <w:szCs w:val="24"/>
           <w:rtl w:val="0"/>
         </w:rPr>
-        <w:t xml:space="preserve">Завантажити </w:t>
-      </w:r>
-      <w:r>
-        <w:rPr>
-          <w:rFonts w:ascii="Times New Roman" w:cs="Times New Roman" w:eastAsia="Times New Roman" w:hAnsi="Times New Roman"/>
-          <w:sz w:val="24"/>
-          <w:szCs w:val="24"/>
-          <w:rtl w:val="0"/>
-        </w:rPr>
-        <w:t xml:space="preserve">VS Code</w:t>
-      </w:r>
-      <w:r>
-        <w:rPr>
-          <w:rFonts w:ascii="Times New Roman" w:cs="Times New Roman" w:eastAsia="Times New Roman" w:hAnsi="Times New Roman"/>
-          <w:sz w:val="24"/>
-          <w:szCs w:val="24"/>
-          <w:rtl w:val="0"/>
-        </w:rPr>
-        <w:t xml:space="preserve"> та перевірити коректність його роботи</w:t>
+        <w:t xml:space="preserve">Налаштувати Git та навчитися користуватися ним</w:t>
       </w:r>
     </w:p>
     <w:p>
@@ -3971,16 +3740,22 @@
           <w:rFonts w:ascii="Times New Roman" w:cs="Times New Roman" w:eastAsia="Times New Roman" w:hAnsi="Times New Roman"/>
           <w:sz w:val="24"/>
           <w:szCs w:val="24"/>
-        </w:rPr>
-      </w:pPr>
-      <w:r>
-        <w:rPr>
-          <w:rFonts w:ascii="Times New Roman" w:cs="Times New Roman" w:eastAsia="Times New Roman" w:hAnsi="Times New Roman"/>
-          <w:sz w:val="24"/>
-          <w:szCs w:val="24"/>
-          <w:rtl w:val="0"/>
-        </w:rPr>
-        <w:t xml:space="preserve">Завдання №5 Configuration: VSC C/C++ Extensions, IntelliSense, Code Runner</w:t>
+          <w:shd w:fill="fff2cc" w:val="clear"/>
+        </w:rPr>
+      </w:pPr>
+      <w:r>
+        <w:rPr>
+          <w:rFonts w:ascii="Times New Roman" w:cs="Times New Roman" w:eastAsia="Times New Roman" w:hAnsi="Times New Roman"/>
+          <w:sz w:val="24"/>
+          <w:szCs w:val="24"/>
+          <w:rtl w:val="0"/>
+        </w:rPr>
+        <w:t xml:space="preserve">Завдання №7 Configuration: GitHub</w:t>
+      </w:r>
+      <w:r>
+        <w:rPr>
+          <w:rtl w:val="0"/>
+        </w:rPr>
       </w:r>
     </w:p>
     <w:p>
@@ -4016,19 +3791,38 @@
         <w:ind w:left="2160" w:hanging="360"/>
         <w:rPr>
           <w:rFonts w:ascii="Times New Roman" w:cs="Times New Roman" w:eastAsia="Times New Roman" w:hAnsi="Times New Roman"/>
-          <w:sz w:val="24"/>
-          <w:szCs w:val="24"/>
-          <w:u w:val="none"/>
-        </w:rPr>
-      </w:pPr>
-      <w:r>
-        <w:rPr>
-          <w:rFonts w:ascii="Times New Roman" w:cs="Times New Roman" w:eastAsia="Times New Roman" w:hAnsi="Times New Roman"/>
-          <w:sz w:val="24"/>
-          <w:szCs w:val="24"/>
-          <w:rtl w:val="0"/>
-        </w:rPr>
-        <w:t xml:space="preserve">Завантажити та налаштувати відповідні розширення для VS Code</w:t>
+        </w:rPr>
+      </w:pPr>
+      <w:r>
+        <w:rPr>
+          <w:rFonts w:ascii="Times New Roman" w:cs="Times New Roman" w:eastAsia="Times New Roman" w:hAnsi="Times New Roman"/>
+          <w:rtl w:val="0"/>
+        </w:rPr>
+        <w:t xml:space="preserve">Ств</w:t>
+      </w:r>
+      <w:r>
+        <w:rPr>
+          <w:rFonts w:ascii="Times New Roman" w:cs="Times New Roman" w:eastAsia="Times New Roman" w:hAnsi="Times New Roman"/>
+          <w:sz w:val="24"/>
+          <w:szCs w:val="24"/>
+          <w:rtl w:val="0"/>
+        </w:rPr>
+        <w:t xml:space="preserve">орити аккаунт GitHub та підключити SSH key</w:t>
+      </w:r>
+    </w:p>
+    <w:p>
+      <w:pPr>
+        <w:spacing w:after="0" w:line="240" w:lineRule="auto"/>
+        <w:rPr>
+          <w:rFonts w:ascii="Times New Roman" w:cs="Times New Roman" w:eastAsia="Times New Roman" w:hAnsi="Times New Roman"/>
+          <w:sz w:val="24"/>
+          <w:szCs w:val="24"/>
+        </w:rPr>
+      </w:pPr>
+      <w:r>
+        <w:rPr>
+          <w:rtl w:val="0"/>
+        </w:rPr>
       </w:r>
     </w:p>
     <w:p>
@@ -4038,22 +3832,16 @@
           <w:rFonts w:ascii="Times New Roman" w:cs="Times New Roman" w:eastAsia="Times New Roman" w:hAnsi="Times New Roman"/>
           <w:sz w:val="24"/>
           <w:szCs w:val="24"/>
-          <w:shd w:fill="fff2cc" w:val="clear"/>
-        </w:rPr>
-      </w:pPr>
-      <w:r>
-        <w:rPr>
-          <w:rFonts w:ascii="Times New Roman" w:cs="Times New Roman" w:eastAsia="Times New Roman" w:hAnsi="Times New Roman"/>
-          <w:sz w:val="24"/>
-          <w:szCs w:val="24"/>
-          <w:rtl w:val="0"/>
-        </w:rPr>
-        <w:t xml:space="preserve">Завдання №6 Configuration: Git</w:t>
-      </w:r>
-      <w:r>
-        <w:rPr>
-          <w:rtl w:val="0"/>
-        </w:rPr>
+        </w:rPr>
+      </w:pPr>
+      <w:r>
+        <w:rPr>
+          <w:rFonts w:ascii="Times New Roman" w:cs="Times New Roman" w:eastAsia="Times New Roman" w:hAnsi="Times New Roman"/>
+          <w:sz w:val="24"/>
+          <w:szCs w:val="24"/>
+          <w:rtl w:val="0"/>
+        </w:rPr>
+        <w:t xml:space="preserve">Завдання №8 Configuration: Algotester</w:t>
       </w:r>
     </w:p>
     <w:p>
@@ -4101,7 +3889,32 @@
           <w:szCs w:val="24"/>
           <w:rtl w:val="0"/>
         </w:rPr>
-        <w:t xml:space="preserve">Налаштувати Git та навчитися користуватися ним</w:t>
+        <w:t xml:space="preserve">Зареєструватися на Algotester</w:t>
+      </w:r>
+    </w:p>
+    <w:p>
+      <w:pPr>
+        <w:numPr>
+          <w:ilvl w:val="2"/>
+          <w:numId w:val="3"/>
+        </w:numPr>
+        <w:spacing w:after="0" w:line="240" w:lineRule="auto"/>
+        <w:ind w:left="2160" w:hanging="360"/>
+        <w:rPr>
+          <w:rFonts w:ascii="Times New Roman" w:cs="Times New Roman" w:eastAsia="Times New Roman" w:hAnsi="Times New Roman"/>
+          <w:sz w:val="24"/>
+          <w:szCs w:val="24"/>
+          <w:u w:val="none"/>
+        </w:rPr>
+      </w:pPr>
+      <w:r>
+        <w:rPr>
+          <w:rFonts w:ascii="Times New Roman" w:cs="Times New Roman" w:eastAsia="Times New Roman" w:hAnsi="Times New Roman"/>
+          <w:sz w:val="24"/>
+          <w:szCs w:val="24"/>
+          <w:rtl w:val="0"/>
+        </w:rPr>
+        <w:t xml:space="preserve">Спробувати виконати деякі завдання з Algotester</w:t>
       </w:r>
     </w:p>
     <w:p>
@@ -4111,22 +3924,16 @@
           <w:rFonts w:ascii="Times New Roman" w:cs="Times New Roman" w:eastAsia="Times New Roman" w:hAnsi="Times New Roman"/>
           <w:sz w:val="24"/>
           <w:szCs w:val="24"/>
-          <w:shd w:fill="fff2cc" w:val="clear"/>
-        </w:rPr>
-      </w:pPr>
-      <w:r>
-        <w:rPr>
-          <w:rFonts w:ascii="Times New Roman" w:cs="Times New Roman" w:eastAsia="Times New Roman" w:hAnsi="Times New Roman"/>
-          <w:sz w:val="24"/>
-          <w:szCs w:val="24"/>
-          <w:rtl w:val="0"/>
-        </w:rPr>
-        <w:t xml:space="preserve">Завдання №7 Configuration: GitHub</w:t>
-      </w:r>
-      <w:r>
-        <w:rPr>
-          <w:rtl w:val="0"/>
-        </w:rPr>
+        </w:rPr>
+      </w:pPr>
+      <w:r>
+        <w:rPr>
+          <w:rFonts w:ascii="Times New Roman" w:cs="Times New Roman" w:eastAsia="Times New Roman" w:hAnsi="Times New Roman"/>
+          <w:sz w:val="24"/>
+          <w:szCs w:val="24"/>
+          <w:rtl w:val="0"/>
+        </w:rPr>
+        <w:t xml:space="preserve">Завдання №9 Create Own Git Repo and Exchange Files with Teammate</w:t>
       </w:r>
     </w:p>
     <w:p>
@@ -4162,38 +3969,19 @@
         <w:ind w:left="2160" w:hanging="360"/>
         <w:rPr>
           <w:rFonts w:ascii="Times New Roman" w:cs="Times New Roman" w:eastAsia="Times New Roman" w:hAnsi="Times New Roman"/>
-        </w:rPr>
-      </w:pPr>
-      <w:r>
-        <w:rPr>
-          <w:rFonts w:ascii="Times New Roman" w:cs="Times New Roman" w:eastAsia="Times New Roman" w:hAnsi="Times New Roman"/>
-          <w:rtl w:val="0"/>
-        </w:rPr>
-        <w:t xml:space="preserve">Ств</w:t>
-      </w:r>
-      <w:r>
-        <w:rPr>
-          <w:rFonts w:ascii="Times New Roman" w:cs="Times New Roman" w:eastAsia="Times New Roman" w:hAnsi="Times New Roman"/>
-          <w:sz w:val="24"/>
-          <w:szCs w:val="24"/>
-          <w:rtl w:val="0"/>
-        </w:rPr>
-        <w:t xml:space="preserve">орити аккаунт GitHub та підключити SSH key</w:t>
-      </w:r>
-    </w:p>
-    <w:p>
-      <w:pPr>
-        <w:spacing w:after="0" w:line="240" w:lineRule="auto"/>
-        <w:rPr>
-          <w:rFonts w:ascii="Times New Roman" w:cs="Times New Roman" w:eastAsia="Times New Roman" w:hAnsi="Times New Roman"/>
-          <w:sz w:val="24"/>
-          <w:szCs w:val="24"/>
-        </w:rPr>
-      </w:pPr>
-      <w:r>
-        <w:rPr>
-          <w:rtl w:val="0"/>
-        </w:rPr>
+          <w:sz w:val="24"/>
+          <w:szCs w:val="24"/>
+          <w:u w:val="none"/>
+        </w:rPr>
+      </w:pPr>
+      <w:r>
+        <w:rPr>
+          <w:rFonts w:ascii="Times New Roman" w:cs="Times New Roman" w:eastAsia="Times New Roman" w:hAnsi="Times New Roman"/>
+          <w:sz w:val="24"/>
+          <w:szCs w:val="24"/>
+          <w:rtl w:val="0"/>
+        </w:rPr>
+        <w:t xml:space="preserve">Створити власний репозиторій та обмінятися файлами з командою</w:t>
       </w:r>
     </w:p>
     <w:p>
@@ -4212,7 +4000,7 @@
           <w:szCs w:val="24"/>
           <w:rtl w:val="0"/>
         </w:rPr>
-        <w:t xml:space="preserve">Завдання №8 Configuration: Algotester</w:t>
+        <w:t xml:space="preserve">Завдання №10 Experimental Exercises Activities - Run First Program</w:t>
       </w:r>
     </w:p>
     <w:p>
@@ -4260,7 +4048,7 @@
           <w:szCs w:val="24"/>
           <w:rtl w:val="0"/>
         </w:rPr>
-        <w:t xml:space="preserve">Зареєструватися на Algotester</w:t>
+        <w:t xml:space="preserve">Написати код для заданого Practice task</w:t>
       </w:r>
     </w:p>
     <w:p>
@@ -4285,7 +4073,7 @@
           <w:szCs w:val="24"/>
           <w:rtl w:val="0"/>
         </w:rPr>
-        <w:t xml:space="preserve">Спробувати виконати деякі завдання з Algotester</w:t>
+        <w:t xml:space="preserve">Зробити блок-схему до завдання</w:t>
       </w:r>
     </w:p>
     <w:p>
@@ -4304,7 +4092,7 @@
           <w:szCs w:val="24"/>
           <w:rtl w:val="0"/>
         </w:rPr>
-        <w:t xml:space="preserve">Завдання №9 Create Own Git Repo and Exchange Files with Teammate</w:t>
+        <w:t xml:space="preserve">Завдання №11 Self practice №1</w:t>
       </w:r>
     </w:p>
     <w:p>
@@ -4342,6 +4130,30 @@
           <w:rFonts w:ascii="Times New Roman" w:cs="Times New Roman" w:eastAsia="Times New Roman" w:hAnsi="Times New Roman"/>
           <w:sz w:val="24"/>
           <w:szCs w:val="24"/>
+        </w:rPr>
+      </w:pPr>
+      <w:r>
+        <w:rPr>
+          <w:rFonts w:ascii="Times New Roman" w:cs="Times New Roman" w:eastAsia="Times New Roman" w:hAnsi="Times New Roman"/>
+          <w:sz w:val="24"/>
+          <w:szCs w:val="24"/>
+          <w:rtl w:val="0"/>
+        </w:rPr>
+        <w:t xml:space="preserve">Написати код для задачі №1 на Algotester</w:t>
+      </w:r>
+    </w:p>
+    <w:p>
+      <w:pPr>
+        <w:numPr>
+          <w:ilvl w:val="2"/>
+          <w:numId w:val="3"/>
+        </w:numPr>
+        <w:spacing w:after="0" w:line="240" w:lineRule="auto"/>
+        <w:ind w:left="2160" w:hanging="360"/>
+        <w:rPr>
+          <w:rFonts w:ascii="Times New Roman" w:cs="Times New Roman" w:eastAsia="Times New Roman" w:hAnsi="Times New Roman"/>
+          <w:sz w:val="24"/>
+          <w:szCs w:val="24"/>
           <w:u w:val="none"/>
         </w:rPr>
       </w:pPr>
@@ -4352,7 +4164,7 @@
           <w:szCs w:val="24"/>
           <w:rtl w:val="0"/>
         </w:rPr>
-        <w:t xml:space="preserve">Створити власний репозиторій та обмінятися файлами з командою</w:t>
+        <w:t xml:space="preserve">Переконатися, що код працює за допомогою перевірки на сайті</w:t>
       </w:r>
     </w:p>
     <w:p>
@@ -4371,7 +4183,7 @@
           <w:szCs w:val="24"/>
           <w:rtl w:val="0"/>
         </w:rPr>
-        <w:t xml:space="preserve">Завдання №10 Experimental Exercises Activities - Run First Program</w:t>
+        <w:t xml:space="preserve">Завдання №12 Self practice №2</w:t>
       </w:r>
     </w:p>
     <w:p>
@@ -4409,17 +4221,16 @@
           <w:rFonts w:ascii="Times New Roman" w:cs="Times New Roman" w:eastAsia="Times New Roman" w:hAnsi="Times New Roman"/>
           <w:sz w:val="24"/>
           <w:szCs w:val="24"/>
-          <w:u w:val="none"/>
-        </w:rPr>
-      </w:pPr>
-      <w:r>
-        <w:rPr>
-          <w:rFonts w:ascii="Times New Roman" w:cs="Times New Roman" w:eastAsia="Times New Roman" w:hAnsi="Times New Roman"/>
-          <w:sz w:val="24"/>
-          <w:szCs w:val="24"/>
-          <w:rtl w:val="0"/>
-        </w:rPr>
-        <w:t xml:space="preserve">Написати код для заданого Practice task</w:t>
+        </w:rPr>
+      </w:pPr>
+      <w:r>
+        <w:rPr>
+          <w:rFonts w:ascii="Times New Roman" w:cs="Times New Roman" w:eastAsia="Times New Roman" w:hAnsi="Times New Roman"/>
+          <w:sz w:val="24"/>
+          <w:szCs w:val="24"/>
+          <w:rtl w:val="0"/>
+        </w:rPr>
+        <w:t xml:space="preserve">Написати код для задачі №11 на Algotester</w:t>
       </w:r>
     </w:p>
     <w:p>
@@ -4434,17 +4245,152 @@
           <w:rFonts w:ascii="Times New Roman" w:cs="Times New Roman" w:eastAsia="Times New Roman" w:hAnsi="Times New Roman"/>
           <w:sz w:val="24"/>
           <w:szCs w:val="24"/>
-          <w:u w:val="none"/>
-        </w:rPr>
-      </w:pPr>
-      <w:r>
-        <w:rPr>
-          <w:rFonts w:ascii="Times New Roman" w:cs="Times New Roman" w:eastAsia="Times New Roman" w:hAnsi="Times New Roman"/>
-          <w:sz w:val="24"/>
-          <w:szCs w:val="24"/>
-          <w:rtl w:val="0"/>
-        </w:rPr>
-        <w:t xml:space="preserve">Зробити блок-схему до завдання</w:t>
+        </w:rPr>
+      </w:pPr>
+      <w:r>
+        <w:rPr>
+          <w:rFonts w:ascii="Times New Roman" w:cs="Times New Roman" w:eastAsia="Times New Roman" w:hAnsi="Times New Roman"/>
+          <w:sz w:val="24"/>
+          <w:szCs w:val="24"/>
+          <w:rtl w:val="0"/>
+        </w:rPr>
+        <w:t xml:space="preserve">Переконатися, що код працює за допомогою перевірки на сайті</w:t>
+      </w:r>
+    </w:p>
+    <w:p>
+      <w:pPr>
+        <w:spacing w:after="0" w:lineRule="auto"/>
+        <w:rPr>
+          <w:rFonts w:ascii="Times New Roman" w:cs="Times New Roman" w:eastAsia="Times New Roman" w:hAnsi="Times New Roman"/>
+          <w:sz w:val="24"/>
+          <w:szCs w:val="24"/>
+        </w:rPr>
+      </w:pPr>
+      <w:r>
+        <w:rPr>
+          <w:rFonts w:ascii="Times New Roman" w:cs="Times New Roman" w:eastAsia="Times New Roman" w:hAnsi="Times New Roman"/>
+          <w:sz w:val="24"/>
+          <w:szCs w:val="24"/>
+          <w:rtl w:val="0"/>
+        </w:rPr>
+        <w:t xml:space="preserve">Завдання №13 Self practice №3</w:t>
+      </w:r>
+    </w:p>
+    <w:p>
+      <w:pPr>
+        <w:numPr>
+          <w:ilvl w:val="0"/>
+          <w:numId w:val="3"/>
+        </w:numPr>
+        <w:spacing w:after="0" w:line="240" w:lineRule="auto"/>
+        <w:ind w:left="720" w:hanging="360"/>
+        <w:rPr>
+          <w:sz w:val="24"/>
+          <w:szCs w:val="24"/>
+        </w:rPr>
+      </w:pPr>
+      <w:r>
+        <w:rPr>
+          <w:rFonts w:ascii="Times New Roman" w:cs="Times New Roman" w:eastAsia="Times New Roman" w:hAnsi="Times New Roman"/>
+          <w:sz w:val="24"/>
+          <w:szCs w:val="24"/>
+          <w:rtl w:val="0"/>
+        </w:rPr>
+        <w:t xml:space="preserve">Деталі завдання:</w:t>
+      </w:r>
+    </w:p>
+    <w:p>
+      <w:pPr>
+        <w:numPr>
+          <w:ilvl w:val="2"/>
+          <w:numId w:val="3"/>
+        </w:numPr>
+        <w:spacing w:after="0" w:line="240" w:lineRule="auto"/>
+        <w:ind w:left="2160" w:hanging="360"/>
+        <w:rPr>
+          <w:rFonts w:ascii="Times New Roman" w:cs="Times New Roman" w:eastAsia="Times New Roman" w:hAnsi="Times New Roman"/>
+          <w:sz w:val="24"/>
+          <w:szCs w:val="24"/>
+        </w:rPr>
+      </w:pPr>
+      <w:r>
+        <w:rPr>
+          <w:rFonts w:ascii="Times New Roman" w:cs="Times New Roman" w:eastAsia="Times New Roman" w:hAnsi="Times New Roman"/>
+          <w:sz w:val="24"/>
+          <w:szCs w:val="24"/>
+          <w:rtl w:val="0"/>
+        </w:rPr>
+        <w:t xml:space="preserve">Написати код для задачі №21 на Algotester</w:t>
+      </w:r>
+    </w:p>
+    <w:p>
+      <w:pPr>
+        <w:numPr>
+          <w:ilvl w:val="2"/>
+          <w:numId w:val="3"/>
+        </w:numPr>
+        <w:spacing w:after="0" w:line="240" w:lineRule="auto"/>
+        <w:ind w:left="2160" w:hanging="360"/>
+        <w:rPr>
+          <w:rFonts w:ascii="Times New Roman" w:cs="Times New Roman" w:eastAsia="Times New Roman" w:hAnsi="Times New Roman"/>
+          <w:sz w:val="24"/>
+          <w:szCs w:val="24"/>
+        </w:rPr>
+      </w:pPr>
+      <w:r>
+        <w:rPr>
+          <w:rFonts w:ascii="Times New Roman" w:cs="Times New Roman" w:eastAsia="Times New Roman" w:hAnsi="Times New Roman"/>
+          <w:sz w:val="24"/>
+          <w:szCs w:val="24"/>
+          <w:rtl w:val="0"/>
+        </w:rPr>
+        <w:t xml:space="preserve">Переконатися, що код працює за допомогою перевірки на сайті</w:t>
+      </w:r>
+    </w:p>
+    <w:p>
+      <w:pPr>
+        <w:spacing w:after="0" w:lineRule="auto"/>
+        <w:rPr>
+          <w:rFonts w:ascii="Times New Roman" w:cs="Times New Roman" w:eastAsia="Times New Roman" w:hAnsi="Times New Roman"/>
+          <w:sz w:val="24"/>
+          <w:szCs w:val="24"/>
+        </w:rPr>
+      </w:pPr>
+      <w:r>
+        <w:rPr>
+          <w:rtl w:val="0"/>
+        </w:rPr>
+      </w:r>
+    </w:p>
+    <w:p>
+      <w:pPr>
+        <w:spacing w:after="0" w:lineRule="auto"/>
+        <w:rPr>
+          <w:rFonts w:ascii="Times New Roman" w:cs="Times New Roman" w:eastAsia="Times New Roman" w:hAnsi="Times New Roman"/>
+          <w:sz w:val="24"/>
+          <w:szCs w:val="24"/>
+        </w:rPr>
+      </w:pPr>
+      <w:r>
+        <w:rPr>
+          <w:rtl w:val="0"/>
+        </w:rPr>
+      </w:r>
+    </w:p>
+    <w:p>
+      <w:pPr>
+        <w:spacing w:after="0" w:line="240" w:lineRule="auto"/>
+        <w:ind w:left="0" w:firstLine="0"/>
+        <w:rPr>
+          <w:rFonts w:ascii="Times New Roman" w:cs="Times New Roman" w:eastAsia="Times New Roman" w:hAnsi="Times New Roman"/>
+          <w:sz w:val="24"/>
+          <w:szCs w:val="24"/>
+        </w:rPr>
+      </w:pPr>
+      <w:r>
+        <w:rPr>
+          <w:rtl w:val="0"/>
+        </w:rPr>
       </w:r>
     </w:p>
     <w:p>
@@ -4803,7 +4749,7 @@
     <w:sdt>
       <w:sdtPr>
         <w:lock w:val="contentLocked"/>
-        <w:id w:val="-121824417"/>
+        <w:id w:val="-1462229452"/>
         <w:tag w:val="goog_rdk_0"/>
       </w:sdtPr>
       <w:sdtContent>
@@ -4855,7 +4801,7 @@
                   <w:shd w:fill="auto" w:val="clear"/>
                   <w:spacing w:after="0" w:before="0" w:line="240" w:lineRule="auto"/>
                   <w:ind w:left="0" w:right="0" w:firstLine="0"/>
-                  <w:jc w:val="left"/>
+                  <w:jc w:val="center"/>
                   <w:rPr>
                     <w:rFonts w:ascii="Times New Roman" w:cs="Times New Roman" w:eastAsia="Times New Roman" w:hAnsi="Times New Roman"/>
                     <w:sz w:val="24"/>
@@ -4864,32 +4810,24 @@
                 </w:pPr>
                 <w:r>
                   <w:rPr>
-                    <w:rtl w:val="0"/>
-                  </w:rPr>
-                </w:r>
-                <w:r>
+                    <w:rFonts w:ascii="Times New Roman" w:cs="Times New Roman" w:eastAsia="Times New Roman" w:hAnsi="Times New Roman"/>
+                    <w:sz w:val="24"/>
+                    <w:szCs w:val="24"/>
+                  </w:rPr>
                   <w:drawing>
-                    <wp:anchor allowOverlap="1" behindDoc="0" distB="114300" distT="114300" distL="114300" distR="114300" hidden="0" layoutInCell="1" locked="0" relativeHeight="0" simplePos="0">
-                      <wp:simplePos x="0" y="0"/>
-                      <wp:positionH relativeFrom="column">
-                        <wp:posOffset>171450</wp:posOffset>
-                      </wp:positionH>
-                      <wp:positionV relativeFrom="paragraph">
-                        <wp:posOffset>114300</wp:posOffset>
-                      </wp:positionV>
-                      <wp:extent cx="5200198" cy="8190547"/>
+                    <wp:inline distB="114300" distT="114300" distL="114300" distR="114300">
+                      <wp:extent cx="4459103" cy="8590597"/>
                       <wp:effectExtent b="0" l="0" r="0" t="0"/>
-                      <wp:wrapTopAndBottom distB="114300" distT="114300"/>
-                      <wp:docPr id="20" name="image11.png"/>
+                      <wp:docPr id="5" name="image5.png"/>
                       <a:graphic>
                         <a:graphicData uri="http://schemas.openxmlformats.org/drawingml/2006/picture">
                           <pic:pic>
                             <pic:nvPicPr>
-                              <pic:cNvPr id="0" name="image11.png"/>
+                              <pic:cNvPr id="0" name="image5.png"/>
                               <pic:cNvPicPr preferRelativeResize="0"/>
                             </pic:nvPicPr>
                             <pic:blipFill>
-                              <a:blip r:embed="rId16"/>
+                              <a:blip r:embed="rId15"/>
                               <a:srcRect b="0" l="0" r="0" t="0"/>
                               <a:stretch>
                                 <a:fillRect/>
@@ -4898,7 +4836,7 @@
                             <pic:spPr>
                               <a:xfrm>
                                 <a:off x="0" y="0"/>
-                                <a:ext cx="5200198" cy="8190547"/>
+                                <a:ext cx="4459103" cy="8590597"/>
                               </a:xfrm>
                               <a:prstGeom prst="rect"/>
                               <a:ln/>
@@ -4906,8 +4844,17 @@
                           </pic:pic>
                         </a:graphicData>
                       </a:graphic>
-                    </wp:anchor>
+                    </wp:inline>
                   </w:drawing>
+                </w:r>
+                <w:r>
+                  <w:rPr>
+                    <w:rFonts w:ascii="Times New Roman" w:cs="Times New Roman" w:eastAsia="Times New Roman" w:hAnsi="Times New Roman"/>
+                    <w:sz w:val="24"/>
+                    <w:szCs w:val="24"/>
+                    <w:rtl w:val="0"/>
+                  </w:rPr>
+                  <w:t xml:space="preserve"> </w:t>
                 </w:r>
               </w:p>
             </w:tc>
@@ -5005,7 +4952,7 @@
     <w:sdt>
       <w:sdtPr>
         <w:lock w:val="contentLocked"/>
-        <w:id w:val="988988950"/>
+        <w:id w:val="92488408"/>
         <w:tag w:val="goog_rdk_1"/>
       </w:sdtPr>
       <w:sdtContent>
@@ -5074,16 +5021,16 @@
                     <wp:inline distB="114300" distT="114300" distL="114300" distR="114300">
                       <wp:extent cx="5637848" cy="8125912"/>
                       <wp:effectExtent b="0" l="0" r="0" t="0"/>
-                      <wp:docPr id="25" name="image24.png"/>
+                      <wp:docPr id="26" name="image27.png"/>
                       <a:graphic>
                         <a:graphicData uri="http://schemas.openxmlformats.org/drawingml/2006/picture">
                           <pic:pic>
                             <pic:nvPicPr>
-                              <pic:cNvPr id="0" name="image24.png"/>
+                              <pic:cNvPr id="0" name="image27.png"/>
                               <pic:cNvPicPr preferRelativeResize="0"/>
                             </pic:nvPicPr>
                             <pic:blipFill>
-                              <a:blip r:embed="rId17"/>
+                              <a:blip r:embed="rId16"/>
                               <a:srcRect b="0" l="0" r="0" t="0"/>
                               <a:stretch>
                                 <a:fillRect/>
@@ -5161,41 +5108,465 @@
     </w:sdt>
     <w:p>
       <w:pPr>
-        <w:keepNext w:val="0"/>
-        <w:keepLines w:val="0"/>
-        <w:pageBreakBefore w:val="0"/>
-        <w:widowControl w:val="1"/>
-        <w:pBdr>
-          <w:top w:space="0" w:sz="0" w:val="nil"/>
-          <w:left w:space="0" w:sz="0" w:val="nil"/>
-          <w:bottom w:space="0" w:sz="0" w:val="nil"/>
-          <w:right w:space="0" w:sz="0" w:val="nil"/>
-          <w:between w:space="0" w:sz="0" w:val="nil"/>
-        </w:pBdr>
-        <w:shd w:fill="auto" w:val="clear"/>
-        <w:spacing w:after="0" w:before="0" w:line="240" w:lineRule="auto"/>
-        <w:ind w:left="0" w:right="0" w:firstLine="0"/>
-        <w:jc w:val="left"/>
-        <w:rPr>
-          <w:rFonts w:ascii="Times New Roman" w:cs="Times New Roman" w:eastAsia="Times New Roman" w:hAnsi="Times New Roman"/>
-          <w:b w:val="0"/>
-          <w:bCs w:val="0"/>
-          <w:i w:val="0"/>
-          <w:iCs w:val="0"/>
-          <w:smallCaps w:val="0"/>
-          <w:strike w:val="0"/>
-          <w:color w:val="000000"/>
-          <w:sz w:val="24"/>
-          <w:szCs w:val="24"/>
-          <w:u w:val="none"/>
-          <w:shd w:fill="auto" w:val="clear"/>
-          <w:vertAlign w:val="baseline"/>
-        </w:rPr>
-      </w:pPr>
-      <w:r>
-        <w:rPr>
-          <w:rtl w:val="0"/>
-        </w:rPr>
+        <w:spacing w:after="0" w:line="240" w:lineRule="auto"/>
+        <w:rPr>
+          <w:rFonts w:ascii="Times New Roman" w:cs="Times New Roman" w:eastAsia="Times New Roman" w:hAnsi="Times New Roman"/>
+        </w:rPr>
+      </w:pPr>
+      <w:r>
+        <w:rPr>
+          <w:rFonts w:ascii="Times New Roman" w:cs="Times New Roman" w:eastAsia="Times New Roman" w:hAnsi="Times New Roman"/>
+          <w:sz w:val="24"/>
+          <w:szCs w:val="24"/>
+          <w:rtl w:val="0"/>
+        </w:rPr>
+        <w:t xml:space="preserve">Програма №2 </w:t>
+      </w:r>
+      <w:r>
+        <w:rPr>
+          <w:rFonts w:ascii="Times New Roman" w:cs="Times New Roman" w:eastAsia="Times New Roman" w:hAnsi="Times New Roman"/>
+          <w:rtl w:val="0"/>
+        </w:rPr>
+        <w:t xml:space="preserve">Self practice algotester 1 - a plus b</w:t>
+      </w:r>
+      <w:r>
+        <w:rPr>
+          <w:rtl w:val="0"/>
+        </w:rPr>
+      </w:r>
+    </w:p>
+    <w:p>
+      <w:pPr>
+        <w:spacing w:after="0" w:line="276" w:lineRule="auto"/>
+        <w:ind w:left="720" w:firstLine="0"/>
+        <w:rPr>
+          <w:rFonts w:ascii="Times New Roman" w:cs="Times New Roman" w:eastAsia="Times New Roman" w:hAnsi="Times New Roman"/>
+          <w:sz w:val="24"/>
+          <w:szCs w:val="24"/>
+          <w:shd w:fill="fff2cc" w:val="clear"/>
+        </w:rPr>
+      </w:pPr>
+      <w:r>
+        <w:rPr>
+          <w:rFonts w:ascii="Times New Roman" w:cs="Times New Roman" w:eastAsia="Times New Roman" w:hAnsi="Times New Roman"/>
+          <w:sz w:val="24"/>
+          <w:szCs w:val="24"/>
+          <w:rtl w:val="0"/>
+        </w:rPr>
+        <w:t xml:space="preserve">-</w:t>
+      </w:r>
+      <w:r>
+        <w:rPr>
+          <w:rFonts w:ascii="Times New Roman" w:cs="Times New Roman" w:eastAsia="Times New Roman" w:hAnsi="Times New Roman"/>
+          <w:sz w:val="14"/>
+          <w:szCs w:val="14"/>
+          <w:rtl w:val="0"/>
+        </w:rPr>
+        <w:t xml:space="preserve">          </w:t>
+      </w:r>
+      <w:r>
+        <w:rPr>
+          <w:rFonts w:ascii="Times New Roman" w:cs="Times New Roman" w:eastAsia="Times New Roman" w:hAnsi="Times New Roman"/>
+          <w:sz w:val="24"/>
+          <w:szCs w:val="24"/>
+          <w:rtl w:val="0"/>
+        </w:rPr>
+        <w:t xml:space="preserve">Планований час на реалізацію: 5 хвилин</w:t>
+      </w:r>
+      <w:r>
+        <w:rPr>
+          <w:rtl w:val="0"/>
+        </w:rPr>
+      </w:r>
+    </w:p>
+    <w:p>
+      <w:pPr>
+        <w:spacing w:after="0" w:line="276" w:lineRule="auto"/>
+        <w:ind w:left="720" w:firstLine="0"/>
+        <w:rPr>
+          <w:rFonts w:ascii="Times New Roman" w:cs="Times New Roman" w:eastAsia="Times New Roman" w:hAnsi="Times New Roman"/>
+          <w:sz w:val="24"/>
+          <w:szCs w:val="24"/>
+        </w:rPr>
+      </w:pPr>
+      <w:r>
+        <w:rPr>
+          <w:rFonts w:ascii="Times New Roman" w:cs="Times New Roman" w:eastAsia="Times New Roman" w:hAnsi="Times New Roman"/>
+          <w:sz w:val="24"/>
+          <w:szCs w:val="24"/>
+          <w:rtl w:val="0"/>
+        </w:rPr>
+        <w:t xml:space="preserve">-</w:t>
+      </w:r>
+      <w:r>
+        <w:rPr>
+          <w:rFonts w:ascii="Times New Roman" w:cs="Times New Roman" w:eastAsia="Times New Roman" w:hAnsi="Times New Roman"/>
+          <w:sz w:val="14"/>
+          <w:szCs w:val="14"/>
+          <w:rtl w:val="0"/>
+        </w:rPr>
+        <w:t xml:space="preserve">          </w:t>
+      </w:r>
+      <w:r>
+        <w:rPr>
+          <w:rFonts w:ascii="Times New Roman" w:cs="Times New Roman" w:eastAsia="Times New Roman" w:hAnsi="Times New Roman"/>
+          <w:sz w:val="24"/>
+          <w:szCs w:val="24"/>
+          <w:rtl w:val="0"/>
+        </w:rPr>
+        <w:t xml:space="preserve">Важливі деталі для врахування в імплементації: Input: Two integers A and B separated by a single space. Output: The sum of A and B.</w:t>
+      </w:r>
+    </w:p>
+    <w:p>
+      <w:pPr>
+        <w:spacing w:after="0" w:line="240" w:lineRule="auto"/>
+        <w:rPr>
+          <w:rFonts w:ascii="Times New Roman" w:cs="Times New Roman" w:eastAsia="Times New Roman" w:hAnsi="Times New Roman"/>
+        </w:rPr>
+      </w:pPr>
+      <w:r>
+        <w:rPr>
+          <w:rFonts w:ascii="Times New Roman" w:cs="Times New Roman" w:eastAsia="Times New Roman" w:hAnsi="Times New Roman"/>
+          <w:sz w:val="24"/>
+          <w:szCs w:val="24"/>
+          <w:rtl w:val="0"/>
+        </w:rPr>
+        <w:t xml:space="preserve">Програма №3 </w:t>
+      </w:r>
+      <w:r>
+        <w:rPr>
+          <w:rFonts w:ascii="Times New Roman" w:cs="Times New Roman" w:eastAsia="Times New Roman" w:hAnsi="Times New Roman"/>
+          <w:rtl w:val="0"/>
+        </w:rPr>
+        <w:t xml:space="preserve">Self practice algotester 11 - Marichka and cookies</w:t>
+      </w:r>
+    </w:p>
+    <w:p>
+      <w:pPr>
+        <w:spacing w:after="0" w:line="276" w:lineRule="auto"/>
+        <w:ind w:left="720" w:firstLine="0"/>
+        <w:rPr>
+          <w:rFonts w:ascii="Times New Roman" w:cs="Times New Roman" w:eastAsia="Times New Roman" w:hAnsi="Times New Roman"/>
+          <w:sz w:val="24"/>
+          <w:szCs w:val="24"/>
+          <w:shd w:fill="fff2cc" w:val="clear"/>
+        </w:rPr>
+      </w:pPr>
+      <w:r>
+        <w:rPr>
+          <w:rFonts w:ascii="Times New Roman" w:cs="Times New Roman" w:eastAsia="Times New Roman" w:hAnsi="Times New Roman"/>
+          <w:sz w:val="24"/>
+          <w:szCs w:val="24"/>
+          <w:rtl w:val="0"/>
+        </w:rPr>
+        <w:t xml:space="preserve">-</w:t>
+      </w:r>
+      <w:r>
+        <w:rPr>
+          <w:rFonts w:ascii="Times New Roman" w:cs="Times New Roman" w:eastAsia="Times New Roman" w:hAnsi="Times New Roman"/>
+          <w:sz w:val="14"/>
+          <w:szCs w:val="14"/>
+          <w:rtl w:val="0"/>
+        </w:rPr>
+        <w:t xml:space="preserve">          </w:t>
+      </w:r>
+      <w:r>
+        <w:rPr>
+          <w:rFonts w:ascii="Times New Roman" w:cs="Times New Roman" w:eastAsia="Times New Roman" w:hAnsi="Times New Roman"/>
+          <w:sz w:val="24"/>
+          <w:szCs w:val="24"/>
+          <w:rtl w:val="0"/>
+        </w:rPr>
+        <w:t xml:space="preserve">Планований час на реалізацію: 15-20 хвилин</w:t>
+      </w:r>
+      <w:r>
+        <w:rPr>
+          <w:rtl w:val="0"/>
+        </w:rPr>
+      </w:r>
+    </w:p>
+    <w:p>
+      <w:pPr>
+        <w:spacing w:after="0" w:line="276" w:lineRule="auto"/>
+        <w:ind w:left="720" w:firstLine="0"/>
+        <w:rPr>
+          <w:rFonts w:ascii="Times New Roman" w:cs="Times New Roman" w:eastAsia="Times New Roman" w:hAnsi="Times New Roman"/>
+          <w:sz w:val="24"/>
+          <w:szCs w:val="24"/>
+        </w:rPr>
+      </w:pPr>
+      <w:r>
+        <w:rPr>
+          <w:rFonts w:ascii="Times New Roman" w:cs="Times New Roman" w:eastAsia="Times New Roman" w:hAnsi="Times New Roman"/>
+          <w:sz w:val="24"/>
+          <w:szCs w:val="24"/>
+          <w:rtl w:val="0"/>
+        </w:rPr>
+        <w:t xml:space="preserve">-</w:t>
+      </w:r>
+      <w:r>
+        <w:rPr>
+          <w:rFonts w:ascii="Times New Roman" w:cs="Times New Roman" w:eastAsia="Times New Roman" w:hAnsi="Times New Roman"/>
+          <w:sz w:val="14"/>
+          <w:szCs w:val="14"/>
+          <w:rtl w:val="0"/>
+        </w:rPr>
+        <w:t xml:space="preserve">          </w:t>
+      </w:r>
+      <w:r>
+        <w:rPr>
+          <w:rFonts w:ascii="Times New Roman" w:cs="Times New Roman" w:eastAsia="Times New Roman" w:hAnsi="Times New Roman"/>
+          <w:sz w:val="24"/>
+          <w:szCs w:val="24"/>
+          <w:rtl w:val="0"/>
+        </w:rPr>
+        <w:t xml:space="preserve">Важливі деталі для врахування в імплементації: Input:</w:t>
+      </w:r>
+    </w:p>
+    <w:p>
+      <w:pPr>
+        <w:spacing w:after="0" w:line="276" w:lineRule="auto"/>
+        <w:ind w:left="720" w:firstLine="0"/>
+        <w:rPr>
+          <w:rFonts w:ascii="Times New Roman" w:cs="Times New Roman" w:eastAsia="Times New Roman" w:hAnsi="Times New Roman"/>
+          <w:sz w:val="24"/>
+          <w:szCs w:val="24"/>
+        </w:rPr>
+      </w:pPr>
+      <w:r>
+        <w:rPr>
+          <w:rFonts w:ascii="Times New Roman" w:cs="Times New Roman" w:eastAsia="Times New Roman" w:hAnsi="Times New Roman"/>
+          <w:sz w:val="24"/>
+          <w:szCs w:val="24"/>
+          <w:rtl w:val="0"/>
+        </w:rPr>
+        <w:t xml:space="preserve">The first line contain one integer 𝑛 – number of packs of cookies.</w:t>
+      </w:r>
+    </w:p>
+    <w:p>
+      <w:pPr>
+        <w:spacing w:after="0" w:line="276" w:lineRule="auto"/>
+        <w:ind w:left="720" w:firstLine="0"/>
+        <w:rPr>
+          <w:rFonts w:ascii="Times New Roman" w:cs="Times New Roman" w:eastAsia="Times New Roman" w:hAnsi="Times New Roman"/>
+          <w:sz w:val="24"/>
+          <w:szCs w:val="24"/>
+        </w:rPr>
+      </w:pPr>
+      <w:r>
+        <w:rPr>
+          <w:rFonts w:ascii="Times New Roman" w:cs="Times New Roman" w:eastAsia="Times New Roman" w:hAnsi="Times New Roman"/>
+          <w:sz w:val="24"/>
+          <w:szCs w:val="24"/>
+          <w:rtl w:val="0"/>
+        </w:rPr>
+        <w:t xml:space="preserve">The second line contain 𝑛 integers 𝑎𝑖 – number of cookies in 𝑖-th pack.</w:t>
+      </w:r>
+    </w:p>
+    <w:p>
+      <w:pPr>
+        <w:spacing w:after="0" w:line="276" w:lineRule="auto"/>
+        <w:ind w:left="720" w:firstLine="0"/>
+        <w:rPr>
+          <w:rFonts w:ascii="Times New Roman" w:cs="Times New Roman" w:eastAsia="Times New Roman" w:hAnsi="Times New Roman"/>
+          <w:sz w:val="24"/>
+          <w:szCs w:val="24"/>
+        </w:rPr>
+      </w:pPr>
+      <w:r>
+        <w:rPr>
+          <w:rFonts w:ascii="Times New Roman" w:cs="Times New Roman" w:eastAsia="Times New Roman" w:hAnsi="Times New Roman"/>
+          <w:sz w:val="24"/>
+          <w:szCs w:val="24"/>
+          <w:rtl w:val="0"/>
+        </w:rPr>
+        <w:t xml:space="preserve">Output:</w:t>
+      </w:r>
+    </w:p>
+    <w:p>
+      <w:pPr>
+        <w:spacing w:after="0" w:line="276" w:lineRule="auto"/>
+        <w:ind w:left="720" w:firstLine="0"/>
+        <w:rPr>
+          <w:rFonts w:ascii="Times New Roman" w:cs="Times New Roman" w:eastAsia="Times New Roman" w:hAnsi="Times New Roman"/>
+          <w:sz w:val="24"/>
+          <w:szCs w:val="24"/>
+        </w:rPr>
+      </w:pPr>
+      <w:r>
+        <w:rPr>
+          <w:rFonts w:ascii="Times New Roman" w:cs="Times New Roman" w:eastAsia="Times New Roman" w:hAnsi="Times New Roman"/>
+          <w:sz w:val="24"/>
+          <w:szCs w:val="24"/>
+          <w:rtl w:val="0"/>
+        </w:rPr>
+        <w:t xml:space="preserve">In a single line, print one integer – the maximum number of cookies that Marichka can eat without Zenyk noticing it.</w:t>
+      </w:r>
+    </w:p>
+    <w:p>
+      <w:pPr>
+        <w:spacing w:after="0" w:line="240" w:lineRule="auto"/>
+        <w:rPr>
+          <w:rFonts w:ascii="Times New Roman" w:cs="Times New Roman" w:eastAsia="Times New Roman" w:hAnsi="Times New Roman"/>
+        </w:rPr>
+      </w:pPr>
+      <w:r>
+        <w:rPr>
+          <w:rFonts w:ascii="Times New Roman" w:cs="Times New Roman" w:eastAsia="Times New Roman" w:hAnsi="Times New Roman"/>
+          <w:sz w:val="24"/>
+          <w:szCs w:val="24"/>
+          <w:rtl w:val="0"/>
+        </w:rPr>
+        <w:t xml:space="preserve">Програма №4 </w:t>
+      </w:r>
+      <w:r>
+        <w:rPr>
+          <w:rFonts w:ascii="Times New Roman" w:cs="Times New Roman" w:eastAsia="Times New Roman" w:hAnsi="Times New Roman"/>
+          <w:rtl w:val="0"/>
+        </w:rPr>
+        <w:t xml:space="preserve">Self practice algotester 21 - Deputy’s Money</w:t>
+      </w:r>
+    </w:p>
+    <w:p>
+      <w:pPr>
+        <w:spacing w:after="0" w:line="276" w:lineRule="auto"/>
+        <w:ind w:left="720" w:firstLine="0"/>
+        <w:rPr>
+          <w:rFonts w:ascii="Times New Roman" w:cs="Times New Roman" w:eastAsia="Times New Roman" w:hAnsi="Times New Roman"/>
+          <w:sz w:val="24"/>
+          <w:szCs w:val="24"/>
+          <w:shd w:fill="fff2cc" w:val="clear"/>
+        </w:rPr>
+      </w:pPr>
+      <w:r>
+        <w:rPr>
+          <w:rFonts w:ascii="Times New Roman" w:cs="Times New Roman" w:eastAsia="Times New Roman" w:hAnsi="Times New Roman"/>
+          <w:sz w:val="24"/>
+          <w:szCs w:val="24"/>
+          <w:rtl w:val="0"/>
+        </w:rPr>
+        <w:t xml:space="preserve">-</w:t>
+      </w:r>
+      <w:r>
+        <w:rPr>
+          <w:rFonts w:ascii="Times New Roman" w:cs="Times New Roman" w:eastAsia="Times New Roman" w:hAnsi="Times New Roman"/>
+          <w:sz w:val="14"/>
+          <w:szCs w:val="14"/>
+          <w:rtl w:val="0"/>
+        </w:rPr>
+        <w:t xml:space="preserve">          </w:t>
+      </w:r>
+      <w:r>
+        <w:rPr>
+          <w:rFonts w:ascii="Times New Roman" w:cs="Times New Roman" w:eastAsia="Times New Roman" w:hAnsi="Times New Roman"/>
+          <w:sz w:val="24"/>
+          <w:szCs w:val="24"/>
+          <w:rtl w:val="0"/>
+        </w:rPr>
+        <w:t xml:space="preserve">Планований час на реалізацію: 20 хвилин</w:t>
+      </w:r>
+      <w:r>
+        <w:rPr>
+          <w:rtl w:val="0"/>
+        </w:rPr>
+      </w:r>
+    </w:p>
+    <w:p>
+      <w:pPr>
+        <w:spacing w:after="0" w:line="276" w:lineRule="auto"/>
+        <w:ind w:left="720" w:firstLine="0"/>
+        <w:rPr>
+          <w:rFonts w:ascii="Times New Roman" w:cs="Times New Roman" w:eastAsia="Times New Roman" w:hAnsi="Times New Roman"/>
+          <w:sz w:val="24"/>
+          <w:szCs w:val="24"/>
+        </w:rPr>
+      </w:pPr>
+      <w:r>
+        <w:rPr>
+          <w:rFonts w:ascii="Times New Roman" w:cs="Times New Roman" w:eastAsia="Times New Roman" w:hAnsi="Times New Roman"/>
+          <w:sz w:val="24"/>
+          <w:szCs w:val="24"/>
+          <w:rtl w:val="0"/>
+        </w:rPr>
+        <w:t xml:space="preserve">-</w:t>
+      </w:r>
+      <w:r>
+        <w:rPr>
+          <w:rFonts w:ascii="Times New Roman" w:cs="Times New Roman" w:eastAsia="Times New Roman" w:hAnsi="Times New Roman"/>
+          <w:sz w:val="14"/>
+          <w:szCs w:val="14"/>
+          <w:rtl w:val="0"/>
+        </w:rPr>
+        <w:t xml:space="preserve">          </w:t>
+      </w:r>
+      <w:r>
+        <w:rPr>
+          <w:rFonts w:ascii="Times New Roman" w:cs="Times New Roman" w:eastAsia="Times New Roman" w:hAnsi="Times New Roman"/>
+          <w:sz w:val="24"/>
+          <w:szCs w:val="24"/>
+          <w:rtl w:val="0"/>
+        </w:rPr>
+        <w:t xml:space="preserve">Важливі деталі для врахування в імплементації: Input:</w:t>
+      </w:r>
+    </w:p>
+    <w:p>
+      <w:pPr>
+        <w:spacing w:after="0" w:line="276" w:lineRule="auto"/>
+        <w:ind w:left="720" w:firstLine="0"/>
+        <w:rPr>
+          <w:rFonts w:ascii="Times New Roman" w:cs="Times New Roman" w:eastAsia="Times New Roman" w:hAnsi="Times New Roman"/>
+          <w:sz w:val="24"/>
+          <w:szCs w:val="24"/>
+        </w:rPr>
+      </w:pPr>
+      <w:r>
+        <w:rPr>
+          <w:rFonts w:ascii="Times New Roman" w:cs="Times New Roman" w:eastAsia="Times New Roman" w:hAnsi="Times New Roman"/>
+          <w:sz w:val="24"/>
+          <w:szCs w:val="24"/>
+          <w:rtl w:val="0"/>
+        </w:rPr>
+        <w:t xml:space="preserve">The single line contains a single natural number 𝑛 — the cost of the gift.</w:t>
+      </w:r>
+    </w:p>
+    <w:p>
+      <w:pPr>
+        <w:spacing w:after="0" w:line="276" w:lineRule="auto"/>
+        <w:ind w:left="720" w:firstLine="0"/>
+        <w:rPr>
+          <w:rFonts w:ascii="Times New Roman" w:cs="Times New Roman" w:eastAsia="Times New Roman" w:hAnsi="Times New Roman"/>
+          <w:sz w:val="24"/>
+          <w:szCs w:val="24"/>
+        </w:rPr>
+      </w:pPr>
+      <w:r>
+        <w:rPr>
+          <w:rFonts w:ascii="Times New Roman" w:cs="Times New Roman" w:eastAsia="Times New Roman" w:hAnsi="Times New Roman"/>
+          <w:sz w:val="24"/>
+          <w:szCs w:val="24"/>
+          <w:rtl w:val="0"/>
+        </w:rPr>
+        <w:t xml:space="preserve">Output:</w:t>
+      </w:r>
+    </w:p>
+    <w:p>
+      <w:pPr>
+        <w:spacing w:after="0" w:line="276" w:lineRule="auto"/>
+        <w:ind w:left="720" w:firstLine="0"/>
+        <w:rPr>
+          <w:rFonts w:ascii="Times New Roman" w:cs="Times New Roman" w:eastAsia="Times New Roman" w:hAnsi="Times New Roman"/>
+          <w:sz w:val="24"/>
+          <w:szCs w:val="24"/>
+        </w:rPr>
+      </w:pPr>
+      <w:r>
+        <w:rPr>
+          <w:rFonts w:ascii="Times New Roman" w:cs="Times New Roman" w:eastAsia="Times New Roman" w:hAnsi="Times New Roman"/>
+          <w:sz w:val="24"/>
+          <w:szCs w:val="24"/>
+          <w:rtl w:val="0"/>
+        </w:rPr>
+        <w:t xml:space="preserve">In the single line, output a single integer — the minimum number of banknotes required to purchase the gift.</w:t>
       </w:r>
     </w:p>
     <w:p>
@@ -5252,6 +5623,48 @@
           <w:rtl w:val="0"/>
         </w:rPr>
         <w:t xml:space="preserve">Завдання №1  Requirements management and design activities with  </w:t>
+      </w:r>
+      <w:hyperlink r:id="rId17">
+        <w:r>
+          <w:rPr>
+            <w:rFonts w:ascii="Times New Roman" w:cs="Times New Roman" w:eastAsia="Times New Roman" w:hAnsi="Times New Roman"/>
+            <w:color w:val="1155cc"/>
+            <w:sz w:val="24"/>
+            <w:szCs w:val="24"/>
+            <w:u w:val="single"/>
+            <w:rtl w:val="0"/>
+          </w:rPr>
+          <w:t xml:space="preserve">Draw.io</w:t>
+        </w:r>
+      </w:hyperlink>
+      <w:r>
+        <w:rPr>
+          <w:rtl w:val="0"/>
+        </w:rPr>
+      </w:r>
+    </w:p>
+    <w:p>
+      <w:pPr>
+        <w:numPr>
+          <w:ilvl w:val="0"/>
+          <w:numId w:val="3"/>
+        </w:numPr>
+        <w:spacing w:after="0" w:line="240" w:lineRule="auto"/>
+        <w:ind w:left="720" w:hanging="360"/>
+        <w:rPr>
+          <w:rFonts w:ascii="Times New Roman" w:cs="Times New Roman" w:eastAsia="Times New Roman" w:hAnsi="Times New Roman"/>
+          <w:sz w:val="24"/>
+          <w:szCs w:val="24"/>
+        </w:rPr>
+      </w:pPr>
+      <w:r>
+        <w:rPr>
+          <w:rFonts w:ascii="Times New Roman" w:cs="Times New Roman" w:eastAsia="Times New Roman" w:hAnsi="Times New Roman"/>
+          <w:sz w:val="24"/>
+          <w:szCs w:val="24"/>
+          <w:rtl w:val="0"/>
+        </w:rPr>
+        <w:t xml:space="preserve">Навчився створювати flowcharts у </w:t>
       </w:r>
       <w:hyperlink r:id="rId18">
         <w:r>
@@ -5274,48 +5687,6 @@
     </w:p>
     <w:p>
       <w:pPr>
-        <w:numPr>
-          <w:ilvl w:val="0"/>
-          <w:numId w:val="3"/>
-        </w:numPr>
-        <w:spacing w:after="0" w:line="240" w:lineRule="auto"/>
-        <w:ind w:left="720" w:hanging="360"/>
-        <w:rPr>
-          <w:rFonts w:ascii="Times New Roman" w:cs="Times New Roman" w:eastAsia="Times New Roman" w:hAnsi="Times New Roman"/>
-          <w:sz w:val="24"/>
-          <w:szCs w:val="24"/>
-        </w:rPr>
-      </w:pPr>
-      <w:r>
-        <w:rPr>
-          <w:rFonts w:ascii="Times New Roman" w:cs="Times New Roman" w:eastAsia="Times New Roman" w:hAnsi="Times New Roman"/>
-          <w:sz w:val="24"/>
-          <w:szCs w:val="24"/>
-          <w:rtl w:val="0"/>
-        </w:rPr>
-        <w:t xml:space="preserve">Навчився створювати flowcharts у </w:t>
-      </w:r>
-      <w:hyperlink r:id="rId19">
-        <w:r>
-          <w:rPr>
-            <w:rFonts w:ascii="Times New Roman" w:cs="Times New Roman" w:eastAsia="Times New Roman" w:hAnsi="Times New Roman"/>
-            <w:color w:val="1155cc"/>
-            <w:sz w:val="24"/>
-            <w:szCs w:val="24"/>
-            <w:u w:val="single"/>
-            <w:rtl w:val="0"/>
-          </w:rPr>
-          <w:t xml:space="preserve">Draw.io</w:t>
-        </w:r>
-      </w:hyperlink>
-      <w:r>
-        <w:rPr>
-          <w:rtl w:val="0"/>
-        </w:rPr>
-      </w:r>
-    </w:p>
-    <w:p>
-      <w:pPr>
         <w:spacing w:after="0" w:line="240" w:lineRule="auto"/>
         <w:ind w:left="720" w:firstLine="0"/>
         <w:rPr>
@@ -5348,7 +5719,7 @@
     <w:sdt>
       <w:sdtPr>
         <w:lock w:val="contentLocked"/>
-        <w:id w:val="-1339875244"/>
+        <w:id w:val="1223703075"/>
         <w:tag w:val="goog_rdk_2"/>
       </w:sdtPr>
       <w:sdtContent>
@@ -5417,16 +5788,16 @@
                     <wp:inline distB="114300" distT="114300" distL="114300" distR="114300">
                       <wp:extent cx="6162675" cy="2844800"/>
                       <wp:effectExtent b="0" l="0" r="0" t="0"/>
-                      <wp:docPr id="10" name="image17.png"/>
+                      <wp:docPr id="12" name="image9.png"/>
                       <a:graphic>
                         <a:graphicData uri="http://schemas.openxmlformats.org/drawingml/2006/picture">
                           <pic:pic>
                             <pic:nvPicPr>
-                              <pic:cNvPr id="0" name="image17.png"/>
+                              <pic:cNvPr id="0" name="image9.png"/>
                               <pic:cNvPicPr preferRelativeResize="0"/>
                             </pic:nvPicPr>
                             <pic:blipFill>
-                              <a:blip r:embed="rId20"/>
+                              <a:blip r:embed="rId19"/>
                               <a:srcRect b="0" l="0" r="0" t="0"/>
                               <a:stretch>
                                 <a:fillRect/>
@@ -5588,7 +5959,7 @@
     <w:sdt>
       <w:sdtPr>
         <w:lock w:val="contentLocked"/>
-        <w:id w:val="-2124328767"/>
+        <w:id w:val="-734667045"/>
         <w:tag w:val="goog_rdk_3"/>
       </w:sdtPr>
       <w:sdtContent>
@@ -5658,16 +6029,16 @@
                     <wp:inline distB="114300" distT="114300" distL="114300" distR="114300">
                       <wp:extent cx="5705475" cy="2717800"/>
                       <wp:effectExtent b="0" l="0" r="0" t="0"/>
-                      <wp:docPr id="5" name="image5.png"/>
+                      <wp:docPr id="7" name="image8.png"/>
                       <a:graphic>
                         <a:graphicData uri="http://schemas.openxmlformats.org/drawingml/2006/picture">
                           <pic:pic>
                             <pic:nvPicPr>
-                              <pic:cNvPr id="0" name="image5.png"/>
+                              <pic:cNvPr id="0" name="image8.png"/>
                               <pic:cNvPicPr preferRelativeResize="0"/>
                             </pic:nvPicPr>
                             <pic:blipFill>
-                              <a:blip r:embed="rId21"/>
+                              <a:blip r:embed="rId20"/>
                               <a:srcRect b="0" l="0" r="0" t="0"/>
                               <a:stretch>
                                 <a:fillRect/>
@@ -5820,7 +6191,7 @@
     <w:sdt>
       <w:sdtPr>
         <w:lock w:val="contentLocked"/>
-        <w:id w:val="-797739556"/>
+        <w:id w:val="667275541"/>
         <w:tag w:val="goog_rdk_4"/>
       </w:sdtPr>
       <w:sdtContent>
@@ -5890,16 +6261,16 @@
                     <wp:inline distB="114300" distT="114300" distL="114300" distR="114300">
                       <wp:extent cx="5705475" cy="2705100"/>
                       <wp:effectExtent b="0" l="0" r="0" t="0"/>
-                      <wp:docPr id="4" name="image15.png"/>
+                      <wp:docPr id="6" name="image1.png"/>
                       <a:graphic>
                         <a:graphicData uri="http://schemas.openxmlformats.org/drawingml/2006/picture">
                           <pic:pic>
                             <pic:nvPicPr>
-                              <pic:cNvPr id="0" name="image15.png"/>
+                              <pic:cNvPr id="0" name="image1.png"/>
                               <pic:cNvPicPr preferRelativeResize="0"/>
                             </pic:nvPicPr>
                             <pic:blipFill>
-                              <a:blip r:embed="rId22"/>
+                              <a:blip r:embed="rId21"/>
                               <a:srcRect b="0" l="0" r="0" t="0"/>
                               <a:stretch>
                                 <a:fillRect/>
@@ -6037,7 +6408,7 @@
     <w:sdt>
       <w:sdtPr>
         <w:lock w:val="contentLocked"/>
-        <w:id w:val="1938588958"/>
+        <w:id w:val="1428314499"/>
         <w:tag w:val="goog_rdk_5"/>
       </w:sdtPr>
       <w:sdtContent>
@@ -6107,16 +6478,16 @@
                     <wp:inline distB="114300" distT="114300" distL="114300" distR="114300">
                       <wp:extent cx="5705475" cy="2857500"/>
                       <wp:effectExtent b="0" l="0" r="0" t="0"/>
-                      <wp:docPr id="6" name="image1.png"/>
+                      <wp:docPr id="8" name="image10.png"/>
                       <a:graphic>
                         <a:graphicData uri="http://schemas.openxmlformats.org/drawingml/2006/picture">
                           <pic:pic>
                             <pic:nvPicPr>
-                              <pic:cNvPr id="0" name="image1.png"/>
+                              <pic:cNvPr id="0" name="image10.png"/>
                               <pic:cNvPicPr preferRelativeResize="0"/>
                             </pic:nvPicPr>
                             <pic:blipFill>
-                              <a:blip r:embed="rId23"/>
+                              <a:blip r:embed="rId22"/>
                               <a:srcRect b="0" l="0" r="0" t="0"/>
                               <a:stretch>
                                 <a:fillRect/>
@@ -6265,7 +6636,7 @@
     <w:sdt>
       <w:sdtPr>
         <w:lock w:val="contentLocked"/>
-        <w:id w:val="-1592026515"/>
+        <w:id w:val="-381119372"/>
         <w:tag w:val="goog_rdk_6"/>
       </w:sdtPr>
       <w:sdtContent>
@@ -6335,16 +6706,16 @@
                     <wp:inline distB="114300" distT="114300" distL="114300" distR="114300">
                       <wp:extent cx="5705475" cy="1168400"/>
                       <wp:effectExtent b="0" l="0" r="0" t="0"/>
-                      <wp:docPr id="22" name="image21.png"/>
+                      <wp:docPr id="23" name="image20.png"/>
                       <a:graphic>
                         <a:graphicData uri="http://schemas.openxmlformats.org/drawingml/2006/picture">
                           <pic:pic>
                             <pic:nvPicPr>
-                              <pic:cNvPr id="0" name="image21.png"/>
+                              <pic:cNvPr id="0" name="image20.png"/>
                               <pic:cNvPicPr preferRelativeResize="0"/>
                             </pic:nvPicPr>
                             <pic:blipFill>
-                              <a:blip r:embed="rId24"/>
+                              <a:blip r:embed="rId23"/>
                               <a:srcRect b="0" l="0" r="0" t="0"/>
                               <a:stretch>
                                 <a:fillRect/>
@@ -6491,7 +6862,7 @@
     <w:sdt>
       <w:sdtPr>
         <w:lock w:val="contentLocked"/>
-        <w:id w:val="-578023723"/>
+        <w:id w:val="233431534"/>
         <w:tag w:val="goog_rdk_7"/>
       </w:sdtPr>
       <w:sdtContent>
@@ -6560,16 +6931,16 @@
                     <wp:inline distB="114300" distT="114300" distL="114300" distR="114300">
                       <wp:extent cx="6162675" cy="2527300"/>
                       <wp:effectExtent b="0" l="0" r="0" t="0"/>
-                      <wp:docPr id="24" name="image22.png"/>
+                      <wp:docPr id="25" name="image23.png"/>
                       <a:graphic>
                         <a:graphicData uri="http://schemas.openxmlformats.org/drawingml/2006/picture">
                           <pic:pic>
                             <pic:nvPicPr>
-                              <pic:cNvPr id="0" name="image22.png"/>
+                              <pic:cNvPr id="0" name="image23.png"/>
                               <pic:cNvPicPr preferRelativeResize="0"/>
                             </pic:nvPicPr>
                             <pic:blipFill>
-                              <a:blip r:embed="rId25"/>
+                              <a:blip r:embed="rId24"/>
                               <a:srcRect b="0" l="0" r="0" t="0"/>
                               <a:stretch>
                                 <a:fillRect/>
@@ -6757,7 +7128,7 @@
     <w:sdt>
       <w:sdtPr>
         <w:lock w:val="contentLocked"/>
-        <w:id w:val="-1165018329"/>
+        <w:id w:val="-1420564814"/>
         <w:tag w:val="goog_rdk_8"/>
       </w:sdtPr>
       <w:sdtContent>
@@ -6827,16 +7198,16 @@
                     <wp:inline distB="114300" distT="114300" distL="114300" distR="114300">
                       <wp:extent cx="5705475" cy="2527300"/>
                       <wp:effectExtent b="0" l="0" r="0" t="0"/>
-                      <wp:docPr id="14" name="image4.png"/>
+                      <wp:docPr id="16" name="image16.png"/>
                       <a:graphic>
                         <a:graphicData uri="http://schemas.openxmlformats.org/drawingml/2006/picture">
                           <pic:pic>
                             <pic:nvPicPr>
-                              <pic:cNvPr id="0" name="image4.png"/>
+                              <pic:cNvPr id="0" name="image16.png"/>
                               <pic:cNvPicPr preferRelativeResize="0"/>
                             </pic:nvPicPr>
                             <pic:blipFill>
-                              <a:blip r:embed="rId26"/>
+                              <a:blip r:embed="rId25"/>
                               <a:srcRect b="0" l="0" r="0" t="0"/>
                               <a:stretch>
                                 <a:fillRect/>
@@ -6943,7 +7314,7 @@
     <w:sdt>
       <w:sdtPr>
         <w:lock w:val="contentLocked"/>
-        <w:id w:val="693059691"/>
+        <w:id w:val="190429694"/>
         <w:tag w:val="goog_rdk_9"/>
       </w:sdtPr>
       <w:sdtContent>
@@ -7034,7 +7405,7 @@
                                     <pic:cNvPicPr preferRelativeResize="0"/>
                                   </pic:nvPicPr>
                                   <pic:blipFill>
-                                    <a:blip r:embed="rId27">
+                                    <a:blip r:embed="rId26">
                                       <a:alphaModFix/>
                                     </a:blip>
                                     <a:stretch>
@@ -7109,7 +7480,7 @@
                                   <pic:cNvPicPr preferRelativeResize="0"/>
                                 </pic:nvPicPr>
                                 <pic:blipFill>
-                                  <a:blip r:embed="rId28"/>
+                                  <a:blip r:embed="rId27"/>
                                   <a:srcRect/>
                                   <a:stretch>
                                     <a:fillRect/>
@@ -7299,7 +7670,7 @@
     <w:sdt>
       <w:sdtPr>
         <w:lock w:val="contentLocked"/>
-        <w:id w:val="-2072603682"/>
+        <w:id w:val="-863589578"/>
         <w:tag w:val="goog_rdk_10"/>
       </w:sdtPr>
       <w:sdtContent>
@@ -7369,7 +7740,7 @@
                     <wp:inline distB="114300" distT="114300" distL="114300" distR="114300">
                       <wp:extent cx="5705475" cy="1778000"/>
                       <wp:effectExtent b="0" l="0" r="0" t="0"/>
-                      <wp:docPr id="11" name="image12.png"/>
+                      <wp:docPr id="13" name="image12.png"/>
                       <a:graphic>
                         <a:graphicData uri="http://schemas.openxmlformats.org/drawingml/2006/picture">
                           <pic:pic>
@@ -7378,7 +7749,7 @@
                               <pic:cNvPicPr preferRelativeResize="0"/>
                             </pic:nvPicPr>
                             <pic:blipFill>
-                              <a:blip r:embed="rId29"/>
+                              <a:blip r:embed="rId28"/>
                               <a:srcRect b="0" l="0" r="0" t="0"/>
                               <a:stretch>
                                 <a:fillRect/>
@@ -7546,6 +7917,31 @@
     </w:p>
     <w:p>
       <w:pPr>
+        <w:numPr>
+          <w:ilvl w:val="0"/>
+          <w:numId w:val="3"/>
+        </w:numPr>
+        <w:spacing w:after="0" w:line="331.2" w:lineRule="auto"/>
+        <w:ind w:left="720" w:hanging="360"/>
+        <w:rPr>
+          <w:rFonts w:ascii="Times New Roman" w:cs="Times New Roman" w:eastAsia="Times New Roman" w:hAnsi="Times New Roman"/>
+          <w:sz w:val="24"/>
+          <w:szCs w:val="24"/>
+          <w:u w:val="none"/>
+        </w:rPr>
+      </w:pPr>
+      <w:r>
+        <w:rPr>
+          <w:rFonts w:ascii="Times New Roman" w:cs="Times New Roman" w:eastAsia="Times New Roman" w:hAnsi="Times New Roman"/>
+          <w:sz w:val="24"/>
+          <w:szCs w:val="24"/>
+          <w:rtl w:val="0"/>
+        </w:rPr>
+        <w:t xml:space="preserve">Зайшов у командний репозиторій та створив pull request</w:t>
+      </w:r>
+    </w:p>
+    <w:p>
+      <w:pPr>
         <w:spacing w:after="0" w:line="331.2" w:lineRule="auto"/>
         <w:ind w:left="720" w:firstLine="0"/>
         <w:rPr>
@@ -7563,7 +7959,7 @@
     <w:sdt>
       <w:sdtPr>
         <w:lock w:val="contentLocked"/>
-        <w:id w:val="-1092913732"/>
+        <w:id w:val="-1457066484"/>
         <w:tag w:val="goog_rdk_11"/>
       </w:sdtPr>
       <w:sdtContent>
@@ -7633,16 +8029,16 @@
                     <wp:inline distB="114300" distT="114300" distL="114300" distR="114300">
                       <wp:extent cx="5705475" cy="3657600"/>
                       <wp:effectExtent b="0" l="0" r="0" t="0"/>
-                      <wp:docPr id="21" name="image14.png"/>
+                      <wp:docPr id="22" name="image18.png"/>
                       <a:graphic>
                         <a:graphicData uri="http://schemas.openxmlformats.org/drawingml/2006/picture">
                           <pic:pic>
                             <pic:nvPicPr>
-                              <pic:cNvPr id="0" name="image14.png"/>
+                              <pic:cNvPr id="0" name="image18.png"/>
                               <pic:cNvPicPr preferRelativeResize="0"/>
                             </pic:nvPicPr>
                             <pic:blipFill>
-                              <a:blip r:embed="rId30"/>
+                              <a:blip r:embed="rId29"/>
                               <a:srcRect b="0" l="0" r="0" t="0"/>
                               <a:stretch>
                                 <a:fillRect/>
@@ -7717,7 +8113,7 @@
                     <w:color w:val="4a86e8"/>
                     <w:rtl w:val="0"/>
                   </w:rPr>
-                  <w:t xml:space="preserve">Рис 11. Власний репозиторій</w:t>
+                  <w:t xml:space="preserve">Рис 11.1. Власний репозиторій</w:t>
                 </w:r>
                 <w:r>
                   <w:rPr>
@@ -7746,107 +8142,27 @@
         </w:rPr>
       </w:r>
     </w:p>
-    <w:p>
-      <w:pPr>
-        <w:spacing w:after="0" w:line="331.2" w:lineRule="auto"/>
-        <w:ind w:left="0" w:firstLine="0"/>
-        <w:rPr>
-          <w:rFonts w:ascii="Times New Roman" w:cs="Times New Roman" w:eastAsia="Times New Roman" w:hAnsi="Times New Roman"/>
-          <w:sz w:val="24"/>
-          <w:szCs w:val="24"/>
-        </w:rPr>
-      </w:pPr>
-      <w:r>
-        <w:rPr>
-          <w:rtl w:val="0"/>
-        </w:rPr>
-      </w:r>
-    </w:p>
-    <w:p>
-      <w:pPr>
-        <w:pStyle w:val="Heading2"/>
-        <w:rPr>
-          <w:rFonts w:ascii="Times New Roman" w:cs="Times New Roman" w:eastAsia="Times New Roman" w:hAnsi="Times New Roman"/>
-          <w:b w:val="1"/>
-          <w:bCs w:val="1"/>
-          <w:color w:val="000000"/>
-        </w:rPr>
-      </w:pPr>
-      <w:r>
-        <w:rPr>
-          <w:rFonts w:ascii="Times New Roman" w:cs="Times New Roman" w:eastAsia="Times New Roman" w:hAnsi="Times New Roman"/>
-          <w:b w:val="1"/>
-          <w:bCs w:val="1"/>
-          <w:color w:val="000000"/>
-          <w:rtl w:val="0"/>
-        </w:rPr>
-        <w:t xml:space="preserve">4. </w:t>
-        <w:tab/>
-        <w:t xml:space="preserve">Код програм з посиланням на зовнішні ресурси:</w:t>
-      </w:r>
-    </w:p>
-    <w:p>
-      <w:pPr>
-        <w:rPr>
-          <w:rFonts w:ascii="Times New Roman" w:cs="Times New Roman" w:eastAsia="Times New Roman" w:hAnsi="Times New Roman"/>
-        </w:rPr>
-      </w:pPr>
-      <w:r>
-        <w:rPr>
-          <w:rFonts w:ascii="Times New Roman" w:cs="Times New Roman" w:eastAsia="Times New Roman" w:hAnsi="Times New Roman"/>
-          <w:rtl w:val="0"/>
-        </w:rPr>
-        <w:t xml:space="preserve">Завдання №1 </w:t>
-      </w:r>
-      <w:r>
-        <w:rPr>
-          <w:rFonts w:ascii="Times New Roman" w:cs="Times New Roman" w:eastAsia="Times New Roman" w:hAnsi="Times New Roman"/>
-          <w:sz w:val="24"/>
-          <w:szCs w:val="24"/>
-          <w:rtl w:val="0"/>
-        </w:rPr>
-        <w:t xml:space="preserve">Experimental Exercises Activities - Run First Program -  Автономність портативної зарядної станції</w:t>
-      </w:r>
-      <w:r>
-        <w:rPr>
-          <w:rtl w:val="0"/>
-        </w:rPr>
-      </w:r>
-    </w:p>
-    <w:p>
-      <w:pPr>
-        <w:rPr>
-          <w:rFonts w:ascii="Times New Roman" w:cs="Times New Roman" w:eastAsia="Times New Roman" w:hAnsi="Times New Roman"/>
-          <w:sz w:val="20"/>
-          <w:szCs w:val="20"/>
-        </w:rPr>
-      </w:pPr>
-      <w:r>
-        <w:rPr>
-          <w:rtl w:val="0"/>
-        </w:rPr>
-      </w:r>
-    </w:p>
     <w:sdt>
       <w:sdtPr>
         <w:lock w:val="contentLocked"/>
-        <w:id w:val="982708071"/>
+        <w:id w:val="-1526925802"/>
         <w:tag w:val="goog_rdk_12"/>
       </w:sdtPr>
       <w:sdtContent>
         <w:tbl>
           <w:tblPr>
             <w:tblStyle w:val="Table13"/>
-            <w:tblW w:w="9922.0" w:type="dxa"/>
+            <w:tblW w:w="9202.0" w:type="dxa"/>
             <w:jc w:val="left"/>
+            <w:tblInd w:w="720.0" w:type="dxa"/>
             <w:tblLayout w:type="fixed"/>
             <w:tblLook w:val="0600"/>
           </w:tblPr>
           <w:tblGrid>
-            <w:gridCol w:w="9922"/>
+            <w:gridCol w:w="9202"/>
             <w:tblGridChange w:id="0">
               <w:tblGrid>
-                <w:gridCol w:w="9922"/>
+                <w:gridCol w:w="9202"/>
               </w:tblGrid>
             </w:tblGridChange>
           </w:tblGrid>
@@ -7885,30 +8201,30 @@
                   <w:jc w:val="left"/>
                   <w:rPr>
                     <w:rFonts w:ascii="Times New Roman" w:cs="Times New Roman" w:eastAsia="Times New Roman" w:hAnsi="Times New Roman"/>
-                    <w:sz w:val="20"/>
-                    <w:szCs w:val="20"/>
+                    <w:sz w:val="24"/>
+                    <w:szCs w:val="24"/>
                   </w:rPr>
                 </w:pPr>
                 <w:r>
                   <w:rPr>
                     <w:rFonts w:ascii="Times New Roman" w:cs="Times New Roman" w:eastAsia="Times New Roman" w:hAnsi="Times New Roman"/>
-                    <w:sz w:val="20"/>
-                    <w:szCs w:val="20"/>
+                    <w:sz w:val="24"/>
+                    <w:szCs w:val="24"/>
                   </w:rPr>
                   <w:drawing>
                     <wp:inline distB="114300" distT="114300" distL="114300" distR="114300">
-                      <wp:extent cx="5988750" cy="8057197"/>
+                      <wp:extent cx="5705475" cy="2438400"/>
                       <wp:effectExtent b="0" l="0" r="0" t="0"/>
-                      <wp:docPr id="12" name="image6.png"/>
+                      <wp:docPr id="3" name="image2.png"/>
                       <a:graphic>
                         <a:graphicData uri="http://schemas.openxmlformats.org/drawingml/2006/picture">
                           <pic:pic>
                             <pic:nvPicPr>
-                              <pic:cNvPr id="0" name="image6.png"/>
+                              <pic:cNvPr id="0" name="image2.png"/>
                               <pic:cNvPicPr preferRelativeResize="0"/>
                             </pic:nvPicPr>
                             <pic:blipFill>
-                              <a:blip r:embed="rId31"/>
+                              <a:blip r:embed="rId30"/>
                               <a:srcRect b="0" l="0" r="0" t="0"/>
                               <a:stretch>
                                 <a:fillRect/>
@@ -7917,7 +8233,7 @@
                             <pic:spPr>
                               <a:xfrm>
                                 <a:off x="0" y="0"/>
-                                <a:ext cx="5988750" cy="8057197"/>
+                                <a:ext cx="5705475" cy="2438400"/>
                               </a:xfrm>
                               <a:prstGeom prst="rect"/>
                               <a:ln/>
@@ -7959,9 +8275,8 @@
                   <w:jc w:val="center"/>
                   <w:rPr>
                     <w:rFonts w:ascii="Times New Roman" w:cs="Times New Roman" w:eastAsia="Times New Roman" w:hAnsi="Times New Roman"/>
-                    <w:i w:val="1"/>
-                    <w:iCs w:val="1"/>
-                    <w:color w:val="4a86e8"/>
+                    <w:sz w:val="24"/>
+                    <w:szCs w:val="24"/>
                   </w:rPr>
                 </w:pPr>
                 <w:r>
@@ -7972,7 +8287,12 @@
                     <w:color w:val="4a86e8"/>
                     <w:rtl w:val="0"/>
                   </w:rPr>
-                  <w:t xml:space="preserve">Рис 12.1. Код до задачі про Автономність портативної зарядної станції</w:t>
+                  <w:t xml:space="preserve">Рис 11.2. Командний репозиторій з pull requests</w:t>
+                </w:r>
+                <w:r>
+                  <w:rPr>
+                    <w:rtl w:val="0"/>
+                  </w:rPr>
                 </w:r>
               </w:p>
             </w:tc>
@@ -7982,11 +8302,93 @@
     </w:sdt>
     <w:p>
       <w:pPr>
-        <w:rPr>
-          <w:rFonts w:ascii="Times New Roman" w:cs="Times New Roman" w:eastAsia="Times New Roman" w:hAnsi="Times New Roman"/>
-          <w:sz w:val="24"/>
-          <w:szCs w:val="24"/>
-          <w:shd w:fill="fff2cc" w:val="clear"/>
+        <w:spacing w:after="0" w:line="331.2" w:lineRule="auto"/>
+        <w:ind w:left="720" w:firstLine="0"/>
+        <w:rPr>
+          <w:rFonts w:ascii="Times New Roman" w:cs="Times New Roman" w:eastAsia="Times New Roman" w:hAnsi="Times New Roman"/>
+          <w:sz w:val="24"/>
+          <w:szCs w:val="24"/>
+        </w:rPr>
+      </w:pPr>
+      <w:r>
+        <w:rPr>
+          <w:rtl w:val="0"/>
+        </w:rPr>
+      </w:r>
+    </w:p>
+    <w:p>
+      <w:pPr>
+        <w:spacing w:after="0" w:line="331.2" w:lineRule="auto"/>
+        <w:ind w:left="0" w:firstLine="0"/>
+        <w:rPr>
+          <w:rFonts w:ascii="Times New Roman" w:cs="Times New Roman" w:eastAsia="Times New Roman" w:hAnsi="Times New Roman"/>
+          <w:sz w:val="24"/>
+          <w:szCs w:val="24"/>
+        </w:rPr>
+      </w:pPr>
+      <w:r>
+        <w:rPr>
+          <w:rtl w:val="0"/>
+        </w:rPr>
+      </w:r>
+    </w:p>
+    <w:p>
+      <w:pPr>
+        <w:pStyle w:val="Heading2"/>
+        <w:rPr>
+          <w:rFonts w:ascii="Times New Roman" w:cs="Times New Roman" w:eastAsia="Times New Roman" w:hAnsi="Times New Roman"/>
+          <w:b w:val="1"/>
+          <w:bCs w:val="1"/>
+          <w:color w:val="000000"/>
+        </w:rPr>
+      </w:pPr>
+      <w:r>
+        <w:rPr>
+          <w:rFonts w:ascii="Times New Roman" w:cs="Times New Roman" w:eastAsia="Times New Roman" w:hAnsi="Times New Roman"/>
+          <w:b w:val="1"/>
+          <w:bCs w:val="1"/>
+          <w:color w:val="000000"/>
+          <w:rtl w:val="0"/>
+        </w:rPr>
+        <w:t xml:space="preserve">4. </w:t>
+        <w:tab/>
+        <w:t xml:space="preserve">Код програм з посиланням на зовнішні ресурси:</w:t>
+      </w:r>
+    </w:p>
+    <w:p>
+      <w:pPr>
+        <w:rPr>
+          <w:rFonts w:ascii="Times New Roman" w:cs="Times New Roman" w:eastAsia="Times New Roman" w:hAnsi="Times New Roman"/>
+        </w:rPr>
+      </w:pPr>
+      <w:r>
+        <w:rPr>
+          <w:rFonts w:ascii="Times New Roman" w:cs="Times New Roman" w:eastAsia="Times New Roman" w:hAnsi="Times New Roman"/>
+          <w:rtl w:val="0"/>
+        </w:rPr>
+        <w:t xml:space="preserve">Завдання №10 </w:t>
+      </w:r>
+      <w:r>
+        <w:rPr>
+          <w:rFonts w:ascii="Times New Roman" w:cs="Times New Roman" w:eastAsia="Times New Roman" w:hAnsi="Times New Roman"/>
+          <w:sz w:val="24"/>
+          <w:szCs w:val="24"/>
+          <w:rtl w:val="0"/>
+        </w:rPr>
+        <w:t xml:space="preserve">Experimental Exercises Activities - Run First Program -  Автономність портативної зарядної станції</w:t>
+      </w:r>
+      <w:r>
+        <w:rPr>
+          <w:rtl w:val="0"/>
+        </w:rPr>
+      </w:r>
+    </w:p>
+    <w:p>
+      <w:pPr>
+        <w:rPr>
+          <w:rFonts w:ascii="Times New Roman" w:cs="Times New Roman" w:eastAsia="Times New Roman" w:hAnsi="Times New Roman"/>
+          <w:sz w:val="20"/>
+          <w:szCs w:val="20"/>
         </w:rPr>
       </w:pPr>
       <w:r>
@@ -7998,7 +8400,7 @@
     <w:sdt>
       <w:sdtPr>
         <w:lock w:val="contentLocked"/>
-        <w:id w:val="982161294"/>
+        <w:id w:val="-1702621783"/>
         <w:tag w:val="goog_rdk_13"/>
       </w:sdtPr>
       <w:sdtContent>
@@ -8053,32 +8455,30 @@
                   <w:jc w:val="left"/>
                   <w:rPr>
                     <w:rFonts w:ascii="Times New Roman" w:cs="Times New Roman" w:eastAsia="Times New Roman" w:hAnsi="Times New Roman"/>
-                    <w:sz w:val="24"/>
-                    <w:szCs w:val="24"/>
-                    <w:shd w:fill="fff2cc" w:val="clear"/>
+                    <w:sz w:val="20"/>
+                    <w:szCs w:val="20"/>
                   </w:rPr>
                 </w:pPr>
                 <w:r>
                   <w:rPr>
                     <w:rFonts w:ascii="Times New Roman" w:cs="Times New Roman" w:eastAsia="Times New Roman" w:hAnsi="Times New Roman"/>
-                    <w:sz w:val="24"/>
-                    <w:szCs w:val="24"/>
-                    <w:shd w:fill="fff2cc" w:val="clear"/>
+                    <w:sz w:val="20"/>
+                    <w:szCs w:val="20"/>
                   </w:rPr>
                   <w:drawing>
                     <wp:inline distB="114300" distT="114300" distL="114300" distR="114300">
-                      <wp:extent cx="6215013" cy="7266622"/>
+                      <wp:extent cx="5988750" cy="8057197"/>
                       <wp:effectExtent b="0" l="0" r="0" t="0"/>
-                      <wp:docPr id="18" name="image10.png"/>
+                      <wp:docPr id="14" name="image14.png"/>
                       <a:graphic>
                         <a:graphicData uri="http://schemas.openxmlformats.org/drawingml/2006/picture">
                           <pic:pic>
                             <pic:nvPicPr>
-                              <pic:cNvPr id="0" name="image10.png"/>
+                              <pic:cNvPr id="0" name="image14.png"/>
                               <pic:cNvPicPr preferRelativeResize="0"/>
                             </pic:nvPicPr>
                             <pic:blipFill>
-                              <a:blip r:embed="rId32"/>
+                              <a:blip r:embed="rId31"/>
                               <a:srcRect b="0" l="0" r="0" t="0"/>
                               <a:stretch>
                                 <a:fillRect/>
@@ -8087,7 +8487,7 @@
                             <pic:spPr>
                               <a:xfrm>
                                 <a:off x="0" y="0"/>
-                                <a:ext cx="6215013" cy="7266622"/>
+                                <a:ext cx="5988750" cy="8057197"/>
                               </a:xfrm>
                               <a:prstGeom prst="rect"/>
                               <a:ln/>
@@ -8129,9 +8529,9 @@
                   <w:jc w:val="center"/>
                   <w:rPr>
                     <w:rFonts w:ascii="Times New Roman" w:cs="Times New Roman" w:eastAsia="Times New Roman" w:hAnsi="Times New Roman"/>
-                    <w:sz w:val="24"/>
-                    <w:szCs w:val="24"/>
-                    <w:shd w:fill="fff2cc" w:val="clear"/>
+                    <w:i w:val="1"/>
+                    <w:iCs w:val="1"/>
+                    <w:color w:val="4a86e8"/>
                   </w:rPr>
                 </w:pPr>
                 <w:r>
@@ -8142,12 +8542,7 @@
                     <w:color w:val="4a86e8"/>
                     <w:rtl w:val="0"/>
                   </w:rPr>
-                  <w:t xml:space="preserve">Рис 12.2. Код до задачі про Автономність портативної зарядної станції</w:t>
-                </w:r>
-                <w:r>
-                  <w:rPr>
-                    <w:rtl w:val="0"/>
-                  </w:rPr>
+                  <w:t xml:space="preserve">Рис 12.1. Код до задачі про Автономність портативної зарядної станції</w:t>
                 </w:r>
               </w:p>
             </w:tc>
@@ -8173,7 +8568,7 @@
     <w:sdt>
       <w:sdtPr>
         <w:lock w:val="contentLocked"/>
-        <w:id w:val="-250471116"/>
+        <w:id w:val="1414995273"/>
         <w:tag w:val="goog_rdk_14"/>
       </w:sdtPr>
       <w:sdtContent>
@@ -8230,6 +8625,7 @@
                     <w:rFonts w:ascii="Times New Roman" w:cs="Times New Roman" w:eastAsia="Times New Roman" w:hAnsi="Times New Roman"/>
                     <w:sz w:val="24"/>
                     <w:szCs w:val="24"/>
+                    <w:shd w:fill="fff2cc" w:val="clear"/>
                   </w:rPr>
                 </w:pPr>
                 <w:r>
@@ -8241,18 +8637,18 @@
                   </w:rPr>
                   <w:drawing>
                     <wp:inline distB="114300" distT="114300" distL="114300" distR="114300">
-                      <wp:extent cx="5810250" cy="4219575"/>
+                      <wp:extent cx="6215013" cy="7266622"/>
                       <wp:effectExtent b="0" l="0" r="0" t="0"/>
-                      <wp:docPr id="2" name="image3.png"/>
+                      <wp:docPr id="20" name="image19.png"/>
                       <a:graphic>
                         <a:graphicData uri="http://schemas.openxmlformats.org/drawingml/2006/picture">
                           <pic:pic>
                             <pic:nvPicPr>
-                              <pic:cNvPr id="0" name="image3.png"/>
+                              <pic:cNvPr id="0" name="image19.png"/>
                               <pic:cNvPicPr preferRelativeResize="0"/>
                             </pic:nvPicPr>
                             <pic:blipFill>
-                              <a:blip r:embed="rId33"/>
+                              <a:blip r:embed="rId32"/>
                               <a:srcRect b="0" l="0" r="0" t="0"/>
                               <a:stretch>
                                 <a:fillRect/>
@@ -8261,7 +8657,7 @@
                             <pic:spPr>
                               <a:xfrm>
                                 <a:off x="0" y="0"/>
-                                <a:ext cx="5810250" cy="4219575"/>
+                                <a:ext cx="6215013" cy="7266622"/>
                               </a:xfrm>
                               <a:prstGeom prst="rect"/>
                               <a:ln/>
@@ -8316,7 +8712,7 @@
                     <w:color w:val="4a86e8"/>
                     <w:rtl w:val="0"/>
                   </w:rPr>
-                  <w:t xml:space="preserve">Рис 12.3. Код до задачі про Автономність портативної зарядної станції</w:t>
+                  <w:t xml:space="preserve">Рис 12.2. Код до задачі про Автономність портативної зарядної станції</w:t>
                 </w:r>
                 <w:r>
                   <w:rPr>
@@ -8344,357 +8740,16 @@
         </w:rPr>
       </w:r>
     </w:p>
-    <w:p>
-      <w:pPr>
-        <w:jc w:val="both"/>
-        <w:rPr>
-          <w:rFonts w:ascii="Times New Roman" w:cs="Times New Roman" w:eastAsia="Times New Roman" w:hAnsi="Times New Roman"/>
-          <w:sz w:val="24"/>
-          <w:szCs w:val="24"/>
-        </w:rPr>
-      </w:pPr>
-      <w:r>
-        <w:rPr>
-          <w:rFonts w:ascii="Times New Roman" w:cs="Times New Roman" w:eastAsia="Times New Roman" w:hAnsi="Times New Roman"/>
-          <w:i w:val="1"/>
-          <w:iCs w:val="1"/>
-          <w:sz w:val="24"/>
-          <w:szCs w:val="24"/>
-          <w:rtl w:val="0"/>
-        </w:rPr>
-        <w:t xml:space="preserve">Посилання на файл коду в пулреквесті</w:t>
-      </w:r>
-      <w:r>
-        <w:rPr>
-          <w:rFonts w:ascii="Times New Roman" w:cs="Times New Roman" w:eastAsia="Times New Roman" w:hAnsi="Times New Roman"/>
-          <w:sz w:val="24"/>
-          <w:szCs w:val="24"/>
-          <w:rtl w:val="0"/>
-        </w:rPr>
-        <w:t xml:space="preserve">: </w:t>
-      </w:r>
-    </w:p>
-    <w:p>
-      <w:pPr>
-        <w:jc w:val="both"/>
-        <w:rPr>
-          <w:rFonts w:ascii="Times New Roman" w:cs="Times New Roman" w:eastAsia="Times New Roman" w:hAnsi="Times New Roman"/>
-          <w:sz w:val="24"/>
-          <w:szCs w:val="24"/>
-          <w:shd w:fill="fff2cc" w:val="clear"/>
-        </w:rPr>
-      </w:pPr>
-      <w:hyperlink r:id="rId34">
-        <w:r>
-          <w:rPr>
-            <w:rFonts w:ascii="Times New Roman" w:cs="Times New Roman" w:eastAsia="Times New Roman" w:hAnsi="Times New Roman"/>
-            <w:color w:val="1155cc"/>
-            <w:sz w:val="24"/>
-            <w:szCs w:val="24"/>
-            <w:u w:val="single"/>
-            <w:rtl w:val="0"/>
-          </w:rPr>
-          <w:t xml:space="preserve">https://github.com/artificial-intelligence-department/ai_programming_playground_2026/blob/4d35adea5d5c0c9b025ea2cfa1fd0a16b9990cec/ai_14/epic_1/practice_task_1_artem_mnikh.cpp</w:t>
-        </w:r>
-      </w:hyperlink>
-      <w:r>
-        <w:rPr>
-          <w:rtl w:val="0"/>
-        </w:rPr>
-      </w:r>
-    </w:p>
-    <w:p>
-      <w:pPr>
-        <w:rPr>
-          <w:rFonts w:ascii="Times New Roman" w:cs="Times New Roman" w:eastAsia="Times New Roman" w:hAnsi="Times New Roman"/>
-          <w:sz w:val="20"/>
-          <w:szCs w:val="20"/>
-        </w:rPr>
-      </w:pPr>
-      <w:r>
-        <w:rPr>
-          <w:rFonts w:ascii="Times New Roman" w:cs="Times New Roman" w:eastAsia="Times New Roman" w:hAnsi="Times New Roman"/>
-          <w:rtl w:val="0"/>
-        </w:rPr>
-        <w:t xml:space="preserve">Завдання №2 Self practice algotester 1 - a plus b</w:t>
-      </w:r>
-      <w:r>
-        <w:rPr>
-          <w:rtl w:val="0"/>
-        </w:rPr>
-      </w:r>
-    </w:p>
-    <w:p>
-      <w:pPr>
-        <w:rPr>
-          <w:rFonts w:ascii="Times New Roman" w:cs="Times New Roman" w:eastAsia="Times New Roman" w:hAnsi="Times New Roman"/>
-          <w:sz w:val="24"/>
-          <w:szCs w:val="24"/>
-          <w:shd w:fill="fff2cc" w:val="clear"/>
-        </w:rPr>
-      </w:pPr>
-      <w:r>
-        <w:rPr>
-          <w:rtl w:val="0"/>
-        </w:rPr>
-      </w:r>
-    </w:p>
     <w:sdt>
       <w:sdtPr>
         <w:lock w:val="contentLocked"/>
-        <w:id w:val="-1251952531"/>
+        <w:id w:val="1831563448"/>
         <w:tag w:val="goog_rdk_15"/>
       </w:sdtPr>
       <w:sdtContent>
         <w:tbl>
           <w:tblPr>
             <w:tblStyle w:val="Table16"/>
-            <w:tblW w:w="9922.0" w:type="dxa"/>
-            <w:jc w:val="left"/>
-            <w:tblLayout w:type="fixed"/>
-            <w:tblLook w:val="0600"/>
-          </w:tblPr>
-          <w:tblGrid>
-            <w:gridCol w:w="9922"/>
-            <w:tblGridChange w:id="0">
-              <w:tblGrid>
-                <w:gridCol w:w="9922"/>
-              </w:tblGrid>
-            </w:tblGridChange>
-          </w:tblGrid>
-          <w:tr>
-            <w:trPr>
-              <w:cantSplit w:val="0"/>
-              <w:tblHeader w:val="0"/>
-            </w:trPr>
-            <w:tc>
-              <w:tcPr>
-                <w:shd w:fill="auto" w:val="clear"/>
-                <w:tcMar>
-                  <w:top w:w="100.0" w:type="dxa"/>
-                  <w:left w:w="100.0" w:type="dxa"/>
-                  <w:bottom w:w="100.0" w:type="dxa"/>
-                  <w:right w:w="100.0" w:type="dxa"/>
-                </w:tcMar>
-                <w:vAlign w:val="top"/>
-              </w:tcPr>
-              <w:p>
-                <w:pPr>
-                  <w:widowControl w:val="0"/>
-                  <w:spacing w:after="0" w:line="240" w:lineRule="auto"/>
-                  <w:jc w:val="center"/>
-                  <w:rPr>
-                    <w:rFonts w:ascii="Times New Roman" w:cs="Times New Roman" w:eastAsia="Times New Roman" w:hAnsi="Times New Roman"/>
-                    <w:sz w:val="24"/>
-                    <w:szCs w:val="24"/>
-                  </w:rPr>
-                </w:pPr>
-                <w:r>
-                  <w:rPr>
-                    <w:rFonts w:ascii="Times New Roman" w:cs="Times New Roman" w:eastAsia="Times New Roman" w:hAnsi="Times New Roman"/>
-                    <w:sz w:val="24"/>
-                    <w:szCs w:val="24"/>
-                  </w:rPr>
-                  <w:drawing>
-                    <wp:inline distB="114300" distT="114300" distL="114300" distR="114300">
-                      <wp:extent cx="2766060" cy="2132370"/>
-                      <wp:effectExtent b="0" l="0" r="0" t="0"/>
-                      <wp:docPr id="7" name="image7.png"/>
-                      <a:graphic>
-                        <a:graphicData uri="http://schemas.openxmlformats.org/drawingml/2006/picture">
-                          <pic:pic>
-                            <pic:nvPicPr>
-                              <pic:cNvPr id="0" name="image7.png"/>
-                              <pic:cNvPicPr preferRelativeResize="0"/>
-                            </pic:nvPicPr>
-                            <pic:blipFill>
-                              <a:blip r:embed="rId35"/>
-                              <a:srcRect b="23594" l="0" r="35034" t="0"/>
-                              <a:stretch>
-                                <a:fillRect/>
-                              </a:stretch>
-                            </pic:blipFill>
-                            <pic:spPr>
-                              <a:xfrm>
-                                <a:off x="0" y="0"/>
-                                <a:ext cx="2766060" cy="2132370"/>
-                              </a:xfrm>
-                              <a:prstGeom prst="rect"/>
-                              <a:ln/>
-                            </pic:spPr>
-                          </pic:pic>
-                        </a:graphicData>
-                      </a:graphic>
-                    </wp:inline>
-                  </w:drawing>
-                </w:r>
-                <w:r>
-                  <w:rPr>
-                    <w:rtl w:val="0"/>
-                  </w:rPr>
-                </w:r>
-              </w:p>
-            </w:tc>
-          </w:tr>
-          <w:tr>
-            <w:trPr>
-              <w:cantSplit w:val="0"/>
-              <w:tblHeader w:val="0"/>
-            </w:trPr>
-            <w:tc>
-              <w:tcPr>
-                <w:shd w:fill="auto" w:val="clear"/>
-                <w:tcMar>
-                  <w:top w:w="100.0" w:type="dxa"/>
-                  <w:left w:w="100.0" w:type="dxa"/>
-                  <w:bottom w:w="100.0" w:type="dxa"/>
-                  <w:right w:w="100.0" w:type="dxa"/>
-                </w:tcMar>
-                <w:vAlign w:val="top"/>
-              </w:tcPr>
-              <w:p>
-                <w:pPr>
-                  <w:widowControl w:val="0"/>
-                  <w:spacing w:after="0" w:line="240" w:lineRule="auto"/>
-                  <w:jc w:val="center"/>
-                  <w:rPr>
-                    <w:rFonts w:ascii="Times New Roman" w:cs="Times New Roman" w:eastAsia="Times New Roman" w:hAnsi="Times New Roman"/>
-                    <w:sz w:val="24"/>
-                    <w:szCs w:val="24"/>
-                    <w:shd w:fill="fff2cc" w:val="clear"/>
-                  </w:rPr>
-                </w:pPr>
-                <w:r>
-                  <w:rPr>
-                    <w:rFonts w:ascii="Times New Roman" w:cs="Times New Roman" w:eastAsia="Times New Roman" w:hAnsi="Times New Roman"/>
-                    <w:i w:val="1"/>
-                    <w:iCs w:val="1"/>
-                    <w:color w:val="4a86e8"/>
-                    <w:rtl w:val="0"/>
-                  </w:rPr>
-                  <w:t xml:space="preserve"> Рис 14. Код до задачі a plus b</w:t>
-                </w:r>
-                <w:r>
-                  <w:rPr>
-                    <w:rtl w:val="0"/>
-                  </w:rPr>
-                </w:r>
-              </w:p>
-            </w:tc>
-          </w:tr>
-        </w:tbl>
-      </w:sdtContent>
-    </w:sdt>
-    <w:p>
-      <w:pPr>
-        <w:rPr>
-          <w:rFonts w:ascii="Times New Roman" w:cs="Times New Roman" w:eastAsia="Times New Roman" w:hAnsi="Times New Roman"/>
-          <w:sz w:val="24"/>
-          <w:szCs w:val="24"/>
-          <w:shd w:fill="fff2cc" w:val="clear"/>
-        </w:rPr>
-      </w:pPr>
-      <w:r>
-        <w:rPr>
-          <w:rtl w:val="0"/>
-        </w:rPr>
-      </w:r>
-    </w:p>
-    <w:p>
-      <w:pPr>
-        <w:jc w:val="both"/>
-        <w:rPr>
-          <w:rFonts w:ascii="Times New Roman" w:cs="Times New Roman" w:eastAsia="Times New Roman" w:hAnsi="Times New Roman"/>
-          <w:sz w:val="24"/>
-          <w:szCs w:val="24"/>
-        </w:rPr>
-      </w:pPr>
-      <w:r>
-        <w:rPr>
-          <w:rFonts w:ascii="Times New Roman" w:cs="Times New Roman" w:eastAsia="Times New Roman" w:hAnsi="Times New Roman"/>
-          <w:i w:val="1"/>
-          <w:iCs w:val="1"/>
-          <w:sz w:val="24"/>
-          <w:szCs w:val="24"/>
-          <w:rtl w:val="0"/>
-        </w:rPr>
-        <w:t xml:space="preserve">Посилання на файл коду в пулреквесті</w:t>
-      </w:r>
-      <w:r>
-        <w:rPr>
-          <w:rFonts w:ascii="Times New Roman" w:cs="Times New Roman" w:eastAsia="Times New Roman" w:hAnsi="Times New Roman"/>
-          <w:sz w:val="24"/>
-          <w:szCs w:val="24"/>
-          <w:rtl w:val="0"/>
-        </w:rPr>
-        <w:t xml:space="preserve">: </w:t>
-      </w:r>
-    </w:p>
-    <w:p>
-      <w:pPr>
-        <w:jc w:val="both"/>
-        <w:rPr>
-          <w:rFonts w:ascii="Times New Roman" w:cs="Times New Roman" w:eastAsia="Times New Roman" w:hAnsi="Times New Roman"/>
-          <w:sz w:val="24"/>
-          <w:szCs w:val="24"/>
-        </w:rPr>
-      </w:pPr>
-      <w:hyperlink r:id="rId36">
-        <w:r>
-          <w:rPr>
-            <w:rFonts w:ascii="Times New Roman" w:cs="Times New Roman" w:eastAsia="Times New Roman" w:hAnsi="Times New Roman"/>
-            <w:color w:val="1155cc"/>
-            <w:sz w:val="24"/>
-            <w:szCs w:val="24"/>
-            <w:u w:val="single"/>
-            <w:rtl w:val="0"/>
-          </w:rPr>
-          <w:t xml:space="preserve">https://github.com/artificial-intelligence-department/ai_programming_playground_2026/blob/466e12b1899a8e31c6a01b2ee5715cfa4625896f/ai_14/epic_1/practice_task_1_artem_mnikh.cpp</w:t>
-        </w:r>
-      </w:hyperlink>
-      <w:r>
-        <w:rPr>
-          <w:rtl w:val="0"/>
-        </w:rPr>
-      </w:r>
-    </w:p>
-    <w:p>
-      <w:pPr>
-        <w:jc w:val="both"/>
-        <w:rPr>
-          <w:rFonts w:ascii="Times New Roman" w:cs="Times New Roman" w:eastAsia="Times New Roman" w:hAnsi="Times New Roman"/>
-        </w:rPr>
-      </w:pPr>
-      <w:r>
-        <w:rPr>
-          <w:rFonts w:ascii="Times New Roman" w:cs="Times New Roman" w:eastAsia="Times New Roman" w:hAnsi="Times New Roman"/>
-          <w:rtl w:val="0"/>
-        </w:rPr>
-        <w:t xml:space="preserve">Завдання №2 Self practice algotester 11 - Marichka and cookies</w:t>
-      </w:r>
-    </w:p>
-    <w:p>
-      <w:pPr>
-        <w:rPr>
-          <w:rFonts w:ascii="Times New Roman" w:cs="Times New Roman" w:eastAsia="Times New Roman" w:hAnsi="Times New Roman"/>
-        </w:rPr>
-      </w:pPr>
-      <w:r>
-        <w:rPr>
-          <w:rtl w:val="0"/>
-        </w:rPr>
-      </w:r>
-    </w:p>
-    <w:sdt>
-      <w:sdtPr>
-        <w:lock w:val="contentLocked"/>
-        <w:id w:val="-1555894207"/>
-        <w:tag w:val="goog_rdk_16"/>
-      </w:sdtPr>
-      <w:sdtContent>
-        <w:tbl>
-          <w:tblPr>
-            <w:tblStyle w:val="Table17"/>
             <w:tblW w:w="9922.0" w:type="dxa"/>
             <w:jc w:val="left"/>
             <w:tblLayout w:type="fixed"/>
@@ -8740,29 +8795,34 @@
                   <w:shd w:fill="auto" w:val="clear"/>
                   <w:spacing w:after="0" w:before="0" w:line="240" w:lineRule="auto"/>
                   <w:ind w:left="0" w:right="0" w:firstLine="0"/>
-                  <w:jc w:val="center"/>
+                  <w:jc w:val="left"/>
                   <w:rPr>
                     <w:rFonts w:ascii="Times New Roman" w:cs="Times New Roman" w:eastAsia="Times New Roman" w:hAnsi="Times New Roman"/>
+                    <w:sz w:val="24"/>
+                    <w:szCs w:val="24"/>
                   </w:rPr>
                 </w:pPr>
                 <w:r>
                   <w:rPr>
                     <w:rFonts w:ascii="Times New Roman" w:cs="Times New Roman" w:eastAsia="Times New Roman" w:hAnsi="Times New Roman"/>
+                    <w:sz w:val="24"/>
+                    <w:szCs w:val="24"/>
+                    <w:shd w:fill="fff2cc" w:val="clear"/>
                   </w:rPr>
                   <w:drawing>
                     <wp:inline distB="114300" distT="114300" distL="114300" distR="114300">
-                      <wp:extent cx="3343275" cy="2838450"/>
+                      <wp:extent cx="5810250" cy="4219575"/>
                       <wp:effectExtent b="0" l="0" r="0" t="0"/>
-                      <wp:docPr id="17" name="image13.png"/>
+                      <wp:docPr id="2" name="image3.png"/>
                       <a:graphic>
                         <a:graphicData uri="http://schemas.openxmlformats.org/drawingml/2006/picture">
                           <pic:pic>
                             <pic:nvPicPr>
-                              <pic:cNvPr id="0" name="image13.png"/>
+                              <pic:cNvPr id="0" name="image3.png"/>
                               <pic:cNvPicPr preferRelativeResize="0"/>
                             </pic:nvPicPr>
                             <pic:blipFill>
-                              <a:blip r:embed="rId37"/>
+                              <a:blip r:embed="rId33"/>
                               <a:srcRect b="0" l="0" r="0" t="0"/>
                               <a:stretch>
                                 <a:fillRect/>
@@ -8771,7 +8831,7 @@
                             <pic:spPr>
                               <a:xfrm>
                                 <a:off x="0" y="0"/>
-                                <a:ext cx="3343275" cy="2838450"/>
+                                <a:ext cx="5810250" cy="4219575"/>
                               </a:xfrm>
                               <a:prstGeom prst="rect"/>
                               <a:ln/>
@@ -8808,23 +8868,14 @@
               </w:tcPr>
               <w:p>
                 <w:pPr>
-                  <w:keepNext w:val="0"/>
-                  <w:keepLines w:val="0"/>
-                  <w:pageBreakBefore w:val="0"/>
                   <w:widowControl w:val="0"/>
-                  <w:pBdr>
-                    <w:top w:space="0" w:sz="0" w:val="nil"/>
-                    <w:left w:space="0" w:sz="0" w:val="nil"/>
-                    <w:bottom w:space="0" w:sz="0" w:val="nil"/>
-                    <w:right w:space="0" w:sz="0" w:val="nil"/>
-                    <w:between w:space="0" w:sz="0" w:val="nil"/>
-                  </w:pBdr>
-                  <w:shd w:fill="auto" w:val="clear"/>
-                  <w:spacing w:after="0" w:before="0" w:line="240" w:lineRule="auto"/>
-                  <w:ind w:left="0" w:right="0" w:firstLine="0"/>
+                  <w:spacing w:after="0" w:line="240" w:lineRule="auto"/>
                   <w:jc w:val="center"/>
                   <w:rPr>
                     <w:rFonts w:ascii="Times New Roman" w:cs="Times New Roman" w:eastAsia="Times New Roman" w:hAnsi="Times New Roman"/>
+                    <w:sz w:val="24"/>
+                    <w:szCs w:val="24"/>
+                    <w:shd w:fill="fff2cc" w:val="clear"/>
                   </w:rPr>
                 </w:pPr>
                 <w:r>
@@ -8835,7 +8886,7 @@
                     <w:color w:val="4a86e8"/>
                     <w:rtl w:val="0"/>
                   </w:rPr>
-                  <w:t xml:space="preserve"> Рис 15. Код до задачі Marichka and cookies</w:t>
+                  <w:t xml:space="preserve">Рис 12.3. Код до задачі про Автономність портативної зарядної станції</w:t>
                 </w:r>
                 <w:r>
                   <w:rPr>
@@ -8852,6 +8903,24 @@
       <w:pPr>
         <w:rPr>
           <w:rFonts w:ascii="Times New Roman" w:cs="Times New Roman" w:eastAsia="Times New Roman" w:hAnsi="Times New Roman"/>
+          <w:sz w:val="24"/>
+          <w:szCs w:val="24"/>
+          <w:shd w:fill="fff2cc" w:val="clear"/>
+        </w:rPr>
+      </w:pPr>
+      <w:r>
+        <w:rPr>
+          <w:rtl w:val="0"/>
+        </w:rPr>
+      </w:r>
+    </w:p>
+    <w:p>
+      <w:pPr>
+        <w:jc w:val="both"/>
+        <w:rPr>
+          <w:rFonts w:ascii="Times New Roman" w:cs="Times New Roman" w:eastAsia="Times New Roman" w:hAnsi="Times New Roman"/>
+          <w:sz w:val="24"/>
+          <w:szCs w:val="24"/>
         </w:rPr>
       </w:pPr>
       <w:r>
@@ -8868,26 +8937,34 @@
       <w:r>
         <w:rPr>
           <w:rFonts w:ascii="Times New Roman" w:cs="Times New Roman" w:eastAsia="Times New Roman" w:hAnsi="Times New Roman"/>
-          <w:rtl w:val="0"/>
-        </w:rPr>
-        <w:t xml:space="preserve">:</w:t>
-      </w:r>
-    </w:p>
-    <w:p>
-      <w:pPr>
-        <w:rPr>
-          <w:rFonts w:ascii="Times New Roman" w:cs="Times New Roman" w:eastAsia="Times New Roman" w:hAnsi="Times New Roman"/>
-        </w:rPr>
-      </w:pPr>
-      <w:hyperlink r:id="rId38">
+          <w:sz w:val="24"/>
+          <w:szCs w:val="24"/>
+          <w:rtl w:val="0"/>
+        </w:rPr>
+        <w:t xml:space="preserve">: </w:t>
+      </w:r>
+    </w:p>
+    <w:p>
+      <w:pPr>
+        <w:jc w:val="both"/>
+        <w:rPr>
+          <w:rFonts w:ascii="Times New Roman" w:cs="Times New Roman" w:eastAsia="Times New Roman" w:hAnsi="Times New Roman"/>
+          <w:sz w:val="24"/>
+          <w:szCs w:val="24"/>
+          <w:shd w:fill="fff2cc" w:val="clear"/>
+        </w:rPr>
+      </w:pPr>
+      <w:hyperlink r:id="rId34">
         <w:r>
           <w:rPr>
             <w:rFonts w:ascii="Times New Roman" w:cs="Times New Roman" w:eastAsia="Times New Roman" w:hAnsi="Times New Roman"/>
             <w:color w:val="1155cc"/>
+            <w:sz w:val="24"/>
+            <w:szCs w:val="24"/>
             <w:u w:val="single"/>
             <w:rtl w:val="0"/>
           </w:rPr>
-          <w:t xml:space="preserve">https://github.com/artificial-intelligence-department/ai_programming_playground_2026/blob/4d35adea5d5c0c9b025ea2cfa1fd0a16b9990cec/ai_14/epic_1/self_practice_algotester_task_11_artem_mnikh.cpp</w:t>
+          <w:t xml:space="preserve">https://github.com/artificial-intelligence-department/ai_programming_playground_2026/blob/4d35adea5d5c0c9b025ea2cfa1fd0a16b9990cec/ai_14/epic_1/practice_task_1_artem_mnikh.cpp</w:t>
         </w:r>
       </w:hyperlink>
       <w:r>
@@ -8900,20 +8977,30 @@
       <w:pPr>
         <w:rPr>
           <w:rFonts w:ascii="Times New Roman" w:cs="Times New Roman" w:eastAsia="Times New Roman" w:hAnsi="Times New Roman"/>
-        </w:rPr>
-      </w:pPr>
-      <w:r>
-        <w:rPr>
-          <w:rFonts w:ascii="Times New Roman" w:cs="Times New Roman" w:eastAsia="Times New Roman" w:hAnsi="Times New Roman"/>
-          <w:rtl w:val="0"/>
-        </w:rPr>
-        <w:t xml:space="preserve">Завдання №2 Self practice algotester 21 - Deputy’s money</w:t>
-      </w:r>
-    </w:p>
-    <w:p>
-      <w:pPr>
-        <w:rPr>
-          <w:rFonts w:ascii="Times New Roman" w:cs="Times New Roman" w:eastAsia="Times New Roman" w:hAnsi="Times New Roman"/>
+          <w:sz w:val="20"/>
+          <w:szCs w:val="20"/>
+        </w:rPr>
+      </w:pPr>
+      <w:r>
+        <w:rPr>
+          <w:rFonts w:ascii="Times New Roman" w:cs="Times New Roman" w:eastAsia="Times New Roman" w:hAnsi="Times New Roman"/>
+          <w:rtl w:val="0"/>
+        </w:rPr>
+        <w:t xml:space="preserve">Завдання №11 Self practice algotester 1 - a plus b</w:t>
+      </w:r>
+      <w:r>
+        <w:rPr>
+          <w:rtl w:val="0"/>
+        </w:rPr>
+      </w:r>
+    </w:p>
+    <w:p>
+      <w:pPr>
+        <w:rPr>
+          <w:rFonts w:ascii="Times New Roman" w:cs="Times New Roman" w:eastAsia="Times New Roman" w:hAnsi="Times New Roman"/>
+          <w:sz w:val="24"/>
+          <w:szCs w:val="24"/>
+          <w:shd w:fill="fff2cc" w:val="clear"/>
         </w:rPr>
       </w:pPr>
       <w:r>
@@ -8925,7 +9012,253 @@
     <w:sdt>
       <w:sdtPr>
         <w:lock w:val="contentLocked"/>
-        <w:id w:val="-1853162775"/>
+        <w:id w:val="-818094957"/>
+        <w:tag w:val="goog_rdk_16"/>
+      </w:sdtPr>
+      <w:sdtContent>
+        <w:tbl>
+          <w:tblPr>
+            <w:tblStyle w:val="Table17"/>
+            <w:tblW w:w="9922.0" w:type="dxa"/>
+            <w:jc w:val="left"/>
+            <w:tblLayout w:type="fixed"/>
+            <w:tblLook w:val="0600"/>
+          </w:tblPr>
+          <w:tblGrid>
+            <w:gridCol w:w="9922"/>
+            <w:tblGridChange w:id="0">
+              <w:tblGrid>
+                <w:gridCol w:w="9922"/>
+              </w:tblGrid>
+            </w:tblGridChange>
+          </w:tblGrid>
+          <w:tr>
+            <w:trPr>
+              <w:cantSplit w:val="0"/>
+              <w:tblHeader w:val="0"/>
+            </w:trPr>
+            <w:tc>
+              <w:tcPr>
+                <w:shd w:fill="auto" w:val="clear"/>
+                <w:tcMar>
+                  <w:top w:w="100.0" w:type="dxa"/>
+                  <w:left w:w="100.0" w:type="dxa"/>
+                  <w:bottom w:w="100.0" w:type="dxa"/>
+                  <w:right w:w="100.0" w:type="dxa"/>
+                </w:tcMar>
+                <w:vAlign w:val="top"/>
+              </w:tcPr>
+              <w:p>
+                <w:pPr>
+                  <w:widowControl w:val="0"/>
+                  <w:spacing w:after="0" w:line="240" w:lineRule="auto"/>
+                  <w:jc w:val="center"/>
+                  <w:rPr>
+                    <w:rFonts w:ascii="Times New Roman" w:cs="Times New Roman" w:eastAsia="Times New Roman" w:hAnsi="Times New Roman"/>
+                    <w:sz w:val="24"/>
+                    <w:szCs w:val="24"/>
+                  </w:rPr>
+                </w:pPr>
+                <w:r>
+                  <w:rPr>
+                    <w:rFonts w:ascii="Times New Roman" w:cs="Times New Roman" w:eastAsia="Times New Roman" w:hAnsi="Times New Roman"/>
+                    <w:sz w:val="24"/>
+                    <w:szCs w:val="24"/>
+                  </w:rPr>
+                  <w:drawing>
+                    <wp:inline distB="114300" distT="114300" distL="114300" distR="114300">
+                      <wp:extent cx="2766060" cy="2132370"/>
+                      <wp:effectExtent b="0" l="0" r="0" t="0"/>
+                      <wp:docPr id="9" name="image7.png"/>
+                      <a:graphic>
+                        <a:graphicData uri="http://schemas.openxmlformats.org/drawingml/2006/picture">
+                          <pic:pic>
+                            <pic:nvPicPr>
+                              <pic:cNvPr id="0" name="image7.png"/>
+                              <pic:cNvPicPr preferRelativeResize="0"/>
+                            </pic:nvPicPr>
+                            <pic:blipFill>
+                              <a:blip r:embed="rId35"/>
+                              <a:srcRect b="23594" l="0" r="35034" t="0"/>
+                              <a:stretch>
+                                <a:fillRect/>
+                              </a:stretch>
+                            </pic:blipFill>
+                            <pic:spPr>
+                              <a:xfrm>
+                                <a:off x="0" y="0"/>
+                                <a:ext cx="2766060" cy="2132370"/>
+                              </a:xfrm>
+                              <a:prstGeom prst="rect"/>
+                              <a:ln/>
+                            </pic:spPr>
+                          </pic:pic>
+                        </a:graphicData>
+                      </a:graphic>
+                    </wp:inline>
+                  </w:drawing>
+                </w:r>
+                <w:r>
+                  <w:rPr>
+                    <w:rtl w:val="0"/>
+                  </w:rPr>
+                </w:r>
+              </w:p>
+            </w:tc>
+          </w:tr>
+          <w:tr>
+            <w:trPr>
+              <w:cantSplit w:val="0"/>
+              <w:tblHeader w:val="0"/>
+            </w:trPr>
+            <w:tc>
+              <w:tcPr>
+                <w:shd w:fill="auto" w:val="clear"/>
+                <w:tcMar>
+                  <w:top w:w="100.0" w:type="dxa"/>
+                  <w:left w:w="100.0" w:type="dxa"/>
+                  <w:bottom w:w="100.0" w:type="dxa"/>
+                  <w:right w:w="100.0" w:type="dxa"/>
+                </w:tcMar>
+                <w:vAlign w:val="top"/>
+              </w:tcPr>
+              <w:p>
+                <w:pPr>
+                  <w:widowControl w:val="0"/>
+                  <w:spacing w:after="0" w:line="240" w:lineRule="auto"/>
+                  <w:jc w:val="center"/>
+                  <w:rPr>
+                    <w:rFonts w:ascii="Times New Roman" w:cs="Times New Roman" w:eastAsia="Times New Roman" w:hAnsi="Times New Roman"/>
+                    <w:sz w:val="24"/>
+                    <w:szCs w:val="24"/>
+                    <w:shd w:fill="fff2cc" w:val="clear"/>
+                  </w:rPr>
+                </w:pPr>
+                <w:r>
+                  <w:rPr>
+                    <w:rFonts w:ascii="Times New Roman" w:cs="Times New Roman" w:eastAsia="Times New Roman" w:hAnsi="Times New Roman"/>
+                    <w:i w:val="1"/>
+                    <w:iCs w:val="1"/>
+                    <w:color w:val="4a86e8"/>
+                    <w:rtl w:val="0"/>
+                  </w:rPr>
+                  <w:t xml:space="preserve"> Рис 14. Код до задачі a plus b</w:t>
+                </w:r>
+                <w:r>
+                  <w:rPr>
+                    <w:rtl w:val="0"/>
+                  </w:rPr>
+                </w:r>
+              </w:p>
+            </w:tc>
+          </w:tr>
+        </w:tbl>
+      </w:sdtContent>
+    </w:sdt>
+    <w:p>
+      <w:pPr>
+        <w:rPr>
+          <w:rFonts w:ascii="Times New Roman" w:cs="Times New Roman" w:eastAsia="Times New Roman" w:hAnsi="Times New Roman"/>
+          <w:sz w:val="24"/>
+          <w:szCs w:val="24"/>
+          <w:shd w:fill="fff2cc" w:val="clear"/>
+        </w:rPr>
+      </w:pPr>
+      <w:r>
+        <w:rPr>
+          <w:rtl w:val="0"/>
+        </w:rPr>
+      </w:r>
+    </w:p>
+    <w:p>
+      <w:pPr>
+        <w:jc w:val="both"/>
+        <w:rPr>
+          <w:rFonts w:ascii="Times New Roman" w:cs="Times New Roman" w:eastAsia="Times New Roman" w:hAnsi="Times New Roman"/>
+          <w:sz w:val="24"/>
+          <w:szCs w:val="24"/>
+        </w:rPr>
+      </w:pPr>
+      <w:r>
+        <w:rPr>
+          <w:rFonts w:ascii="Times New Roman" w:cs="Times New Roman" w:eastAsia="Times New Roman" w:hAnsi="Times New Roman"/>
+          <w:i w:val="1"/>
+          <w:iCs w:val="1"/>
+          <w:sz w:val="24"/>
+          <w:szCs w:val="24"/>
+          <w:rtl w:val="0"/>
+        </w:rPr>
+        <w:t xml:space="preserve">Посилання на файл коду в пулреквесті</w:t>
+      </w:r>
+      <w:r>
+        <w:rPr>
+          <w:rFonts w:ascii="Times New Roman" w:cs="Times New Roman" w:eastAsia="Times New Roman" w:hAnsi="Times New Roman"/>
+          <w:sz w:val="24"/>
+          <w:szCs w:val="24"/>
+          <w:rtl w:val="0"/>
+        </w:rPr>
+        <w:t xml:space="preserve">: </w:t>
+      </w:r>
+    </w:p>
+    <w:p>
+      <w:pPr>
+        <w:jc w:val="both"/>
+        <w:rPr>
+          <w:rFonts w:ascii="Times New Roman" w:cs="Times New Roman" w:eastAsia="Times New Roman" w:hAnsi="Times New Roman"/>
+          <w:sz w:val="24"/>
+          <w:szCs w:val="24"/>
+        </w:rPr>
+      </w:pPr>
+      <w:hyperlink r:id="rId36">
+        <w:r>
+          <w:rPr>
+            <w:rFonts w:ascii="Times New Roman" w:cs="Times New Roman" w:eastAsia="Times New Roman" w:hAnsi="Times New Roman"/>
+            <w:color w:val="1155cc"/>
+            <w:sz w:val="24"/>
+            <w:szCs w:val="24"/>
+            <w:u w:val="single"/>
+            <w:rtl w:val="0"/>
+          </w:rPr>
+          <w:t xml:space="preserve">https://github.com/artificial-intelligence-department/ai_programming_playground_2026/blob/466e12b1899a8e31c6a01b2ee5715cfa4625896f/ai_14/epic_1/practice_task_1_artem_mnikh.cpp</w:t>
+        </w:r>
+      </w:hyperlink>
+      <w:r>
+        <w:rPr>
+          <w:rtl w:val="0"/>
+        </w:rPr>
+      </w:r>
+    </w:p>
+    <w:p>
+      <w:pPr>
+        <w:jc w:val="both"/>
+        <w:rPr>
+          <w:rFonts w:ascii="Times New Roman" w:cs="Times New Roman" w:eastAsia="Times New Roman" w:hAnsi="Times New Roman"/>
+        </w:rPr>
+      </w:pPr>
+      <w:r>
+        <w:rPr>
+          <w:rFonts w:ascii="Times New Roman" w:cs="Times New Roman" w:eastAsia="Times New Roman" w:hAnsi="Times New Roman"/>
+          <w:rtl w:val="0"/>
+        </w:rPr>
+        <w:t xml:space="preserve">Завдання №12 Self practice algotester 11 - Marichka and cookies</w:t>
+      </w:r>
+    </w:p>
+    <w:p>
+      <w:pPr>
+        <w:rPr>
+          <w:rFonts w:ascii="Times New Roman" w:cs="Times New Roman" w:eastAsia="Times New Roman" w:hAnsi="Times New Roman"/>
+        </w:rPr>
+      </w:pPr>
+      <w:r>
+        <w:rPr>
+          <w:rtl w:val="0"/>
+        </w:rPr>
+      </w:r>
+    </w:p>
+    <w:sdt>
+      <w:sdtPr>
+        <w:lock w:val="contentLocked"/>
+        <w:id w:val="655222082"/>
         <w:tag w:val="goog_rdk_17"/>
       </w:sdtPr>
       <w:sdtContent>
@@ -8977,7 +9310,7 @@
                   <w:shd w:fill="auto" w:val="clear"/>
                   <w:spacing w:after="0" w:before="0" w:line="240" w:lineRule="auto"/>
                   <w:ind w:left="0" w:right="0" w:firstLine="0"/>
-                  <w:jc w:val="left"/>
+                  <w:jc w:val="center"/>
                   <w:rPr>
                     <w:rFonts w:ascii="Times New Roman" w:cs="Times New Roman" w:eastAsia="Times New Roman" w:hAnsi="Times New Roman"/>
                   </w:rPr>
@@ -8988,18 +9321,18 @@
                   </w:rPr>
                   <w:drawing>
                     <wp:inline distB="114300" distT="114300" distL="114300" distR="114300">
-                      <wp:extent cx="6162675" cy="2857500"/>
+                      <wp:extent cx="3343275" cy="2838450"/>
                       <wp:effectExtent b="0" l="0" r="0" t="0"/>
-                      <wp:docPr id="15" name="image20.png"/>
+                      <wp:docPr id="19" name="image21.png"/>
                       <a:graphic>
                         <a:graphicData uri="http://schemas.openxmlformats.org/drawingml/2006/picture">
                           <pic:pic>
                             <pic:nvPicPr>
-                              <pic:cNvPr id="0" name="image20.png"/>
+                              <pic:cNvPr id="0" name="image21.png"/>
                               <pic:cNvPicPr preferRelativeResize="0"/>
                             </pic:nvPicPr>
                             <pic:blipFill>
-                              <a:blip r:embed="rId39"/>
+                              <a:blip r:embed="rId37"/>
                               <a:srcRect b="0" l="0" r="0" t="0"/>
                               <a:stretch>
                                 <a:fillRect/>
@@ -9008,7 +9341,7 @@
                             <pic:spPr>
                               <a:xfrm>
                                 <a:off x="0" y="0"/>
-                                <a:ext cx="6162675" cy="2857500"/>
+                                <a:ext cx="3343275" cy="2838450"/>
                               </a:xfrm>
                               <a:prstGeom prst="rect"/>
                               <a:ln/>
@@ -9072,14 +9405,12 @@
                     <w:color w:val="4a86e8"/>
                     <w:rtl w:val="0"/>
                   </w:rPr>
-                  <w:t xml:space="preserve"> Рис 16. Код до задачі Deputy’s money</w:t>
+                  <w:t xml:space="preserve"> Рис 15. Код до задачі Marichka and cookies</w:t>
                 </w:r>
                 <w:r>
                   <w:rPr>
-                    <w:rFonts w:ascii="Times New Roman" w:cs="Times New Roman" w:eastAsia="Times New Roman" w:hAnsi="Times New Roman"/>
                     <w:rtl w:val="0"/>
                   </w:rPr>
-                  <w:t xml:space="preserve"> </w:t>
                 </w:r>
               </w:p>
             </w:tc>
@@ -9089,51 +9420,44 @@
     </w:sdt>
     <w:p>
       <w:pPr>
-        <w:jc w:val="both"/>
+        <w:rPr>
+          <w:rFonts w:ascii="Times New Roman" w:cs="Times New Roman" w:eastAsia="Times New Roman" w:hAnsi="Times New Roman"/>
+        </w:rPr>
+      </w:pPr>
+      <w:r>
         <w:rPr>
           <w:rFonts w:ascii="Times New Roman" w:cs="Times New Roman" w:eastAsia="Times New Roman" w:hAnsi="Times New Roman"/>
           <w:i w:val="1"/>
           <w:iCs w:val="1"/>
           <w:sz w:val="24"/>
           <w:szCs w:val="24"/>
-        </w:rPr>
-      </w:pPr>
-      <w:r>
-        <w:rPr>
-          <w:rFonts w:ascii="Times New Roman" w:cs="Times New Roman" w:eastAsia="Times New Roman" w:hAnsi="Times New Roman"/>
-          <w:i w:val="1"/>
-          <w:iCs w:val="1"/>
-          <w:sz w:val="24"/>
-          <w:szCs w:val="24"/>
-          <w:rtl w:val="0"/>
-        </w:rPr>
-        <w:t xml:space="preserve">Посилання на файл коду в пулреквесті:</w:t>
-      </w:r>
-    </w:p>
-    <w:p>
-      <w:pPr>
-        <w:jc w:val="both"/>
-        <w:rPr>
-          <w:rFonts w:ascii="Times New Roman" w:cs="Times New Roman" w:eastAsia="Times New Roman" w:hAnsi="Times New Roman"/>
-          <w:i w:val="1"/>
-          <w:iCs w:val="1"/>
-          <w:sz w:val="24"/>
-          <w:szCs w:val="24"/>
-        </w:rPr>
-      </w:pPr>
-      <w:hyperlink r:id="rId40">
+          <w:rtl w:val="0"/>
+        </w:rPr>
+        <w:t xml:space="preserve">Посилання на файл коду в пулреквесті</w:t>
+      </w:r>
+      <w:r>
+        <w:rPr>
+          <w:rFonts w:ascii="Times New Roman" w:cs="Times New Roman" w:eastAsia="Times New Roman" w:hAnsi="Times New Roman"/>
+          <w:rtl w:val="0"/>
+        </w:rPr>
+        <w:t xml:space="preserve">:</w:t>
+      </w:r>
+    </w:p>
+    <w:p>
+      <w:pPr>
+        <w:rPr>
+          <w:rFonts w:ascii="Times New Roman" w:cs="Times New Roman" w:eastAsia="Times New Roman" w:hAnsi="Times New Roman"/>
+        </w:rPr>
+      </w:pPr>
+      <w:hyperlink r:id="rId38">
         <w:r>
           <w:rPr>
             <w:rFonts w:ascii="Times New Roman" w:cs="Times New Roman" w:eastAsia="Times New Roman" w:hAnsi="Times New Roman"/>
-            <w:i w:val="1"/>
-            <w:iCs w:val="1"/>
             <w:color w:val="1155cc"/>
-            <w:sz w:val="24"/>
-            <w:szCs w:val="24"/>
             <w:u w:val="single"/>
             <w:rtl w:val="0"/>
           </w:rPr>
-          <w:t xml:space="preserve">https://github.com/artificial-intelligence-department/ai_programming_playground_2026/blob/4d35adea5d5c0c9b025ea2cfa1fd0a16b9990cec/ai_14/epic_1/self_practice_algotester_task_21_artem_mnikh.cpp</w:t>
+          <w:t xml:space="preserve">https://github.com/artificial-intelligence-department/ai_programming_playground_2026/blob/4d35adea5d5c0c9b025ea2cfa1fd0a16b9990cec/ai_14/epic_1/self_practice_algotester_task_11_artem_mnikh.cpp</w:t>
         </w:r>
       </w:hyperlink>
       <w:r>
@@ -9144,54 +9468,24 @@
     </w:p>
     <w:p>
       <w:pPr>
-        <w:pStyle w:val="Heading2"/>
-        <w:rPr>
-          <w:rFonts w:ascii="Times New Roman" w:cs="Times New Roman" w:eastAsia="Times New Roman" w:hAnsi="Times New Roman"/>
-          <w:b w:val="1"/>
-          <w:bCs w:val="1"/>
-          <w:color w:val="000000"/>
-        </w:rPr>
-      </w:pPr>
-      <w:r>
-        <w:rPr>
-          <w:rFonts w:ascii="Times New Roman" w:cs="Times New Roman" w:eastAsia="Times New Roman" w:hAnsi="Times New Roman"/>
-          <w:b w:val="1"/>
-          <w:bCs w:val="1"/>
-          <w:color w:val="000000"/>
-          <w:rtl w:val="0"/>
-        </w:rPr>
-        <w:t xml:space="preserve">5.</w:t>
-        <w:tab/>
-        <w:t xml:space="preserve">Результати виконання завдань, тестування та фактично затрачений час:</w:t>
-      </w:r>
-    </w:p>
-    <w:p>
-      <w:pPr>
-        <w:rPr>
-          <w:rFonts w:ascii="Times New Roman" w:cs="Times New Roman" w:eastAsia="Times New Roman" w:hAnsi="Times New Roman"/>
-          <w:sz w:val="24"/>
-          <w:szCs w:val="24"/>
-          <w:shd w:fill="fff2cc" w:val="clear"/>
-        </w:rPr>
-      </w:pPr>
-      <w:r>
-        <w:rPr>
-          <w:rFonts w:ascii="Times New Roman" w:cs="Times New Roman" w:eastAsia="Times New Roman" w:hAnsi="Times New Roman"/>
-          <w:sz w:val="24"/>
-          <w:szCs w:val="24"/>
-          <w:rtl w:val="0"/>
-        </w:rPr>
-        <w:t xml:space="preserve">Завдання №1 </w:t>
-      </w:r>
-      <w:r>
-        <w:rPr>
-          <w:rFonts w:ascii="Times New Roman" w:cs="Times New Roman" w:eastAsia="Times New Roman" w:hAnsi="Times New Roman"/>
-          <w:sz w:val="24"/>
-          <w:szCs w:val="24"/>
-          <w:rtl w:val="0"/>
-        </w:rPr>
-        <w:t xml:space="preserve">Автономність портативної зарядної станції</w:t>
-      </w:r>
+        <w:rPr>
+          <w:rFonts w:ascii="Times New Roman" w:cs="Times New Roman" w:eastAsia="Times New Roman" w:hAnsi="Times New Roman"/>
+        </w:rPr>
+      </w:pPr>
+      <w:r>
+        <w:rPr>
+          <w:rFonts w:ascii="Times New Roman" w:cs="Times New Roman" w:eastAsia="Times New Roman" w:hAnsi="Times New Roman"/>
+          <w:rtl w:val="0"/>
+        </w:rPr>
+        <w:t xml:space="preserve">Завдання №13 Self practice algotester 21 - Deputy’s money</w:t>
+      </w:r>
+    </w:p>
+    <w:p>
+      <w:pPr>
+        <w:rPr>
+          <w:rFonts w:ascii="Times New Roman" w:cs="Times New Roman" w:eastAsia="Times New Roman" w:hAnsi="Times New Roman"/>
+        </w:rPr>
+      </w:pPr>
       <w:r>
         <w:rPr>
           <w:rtl w:val="0"/>
@@ -9201,7 +9495,7 @@
     <w:sdt>
       <w:sdtPr>
         <w:lock w:val="contentLocked"/>
-        <w:id w:val="1277828261"/>
+        <w:id w:val="1044545305"/>
         <w:tag w:val="goog_rdk_18"/>
       </w:sdtPr>
       <w:sdtContent>
@@ -9253,35 +9547,29 @@
                   <w:shd w:fill="auto" w:val="clear"/>
                   <w:spacing w:after="0" w:before="0" w:line="240" w:lineRule="auto"/>
                   <w:ind w:left="0" w:right="0" w:firstLine="0"/>
-                  <w:jc w:val="center"/>
+                  <w:jc w:val="left"/>
                   <w:rPr>
                     <w:rFonts w:ascii="Times New Roman" w:cs="Times New Roman" w:eastAsia="Times New Roman" w:hAnsi="Times New Roman"/>
-                    <w:sz w:val="24"/>
-                    <w:szCs w:val="24"/>
-                    <w:shd w:fill="fff2cc" w:val="clear"/>
                   </w:rPr>
                 </w:pPr>
                 <w:r>
                   <w:rPr>
                     <w:rFonts w:ascii="Times New Roman" w:cs="Times New Roman" w:eastAsia="Times New Roman" w:hAnsi="Times New Roman"/>
-                    <w:sz w:val="24"/>
-                    <w:szCs w:val="24"/>
-                    <w:shd w:fill="fff2cc" w:val="clear"/>
                   </w:rPr>
                   <w:drawing>
                     <wp:inline distB="114300" distT="114300" distL="114300" distR="114300">
-                      <wp:extent cx="2686050" cy="2647950"/>
+                      <wp:extent cx="6162675" cy="2857500"/>
                       <wp:effectExtent b="0" l="0" r="0" t="0"/>
-                      <wp:docPr id="23" name="image19.png"/>
+                      <wp:docPr id="17" name="image17.png"/>
                       <a:graphic>
                         <a:graphicData uri="http://schemas.openxmlformats.org/drawingml/2006/picture">
                           <pic:pic>
                             <pic:nvPicPr>
-                              <pic:cNvPr id="0" name="image19.png"/>
+                              <pic:cNvPr id="0" name="image17.png"/>
                               <pic:cNvPicPr preferRelativeResize="0"/>
                             </pic:nvPicPr>
                             <pic:blipFill>
-                              <a:blip r:embed="rId41"/>
+                              <a:blip r:embed="rId39"/>
                               <a:srcRect b="0" l="0" r="0" t="0"/>
                               <a:stretch>
                                 <a:fillRect/>
@@ -9290,7 +9578,7 @@
                             <pic:spPr>
                               <a:xfrm>
                                 <a:off x="0" y="0"/>
-                                <a:ext cx="2686050" cy="2647950"/>
+                                <a:ext cx="6162675" cy="2857500"/>
                               </a:xfrm>
                               <a:prstGeom prst="rect"/>
                               <a:ln/>
@@ -9344,8 +9632,6 @@
                   <w:jc w:val="center"/>
                   <w:rPr>
                     <w:rFonts w:ascii="Times New Roman" w:cs="Times New Roman" w:eastAsia="Times New Roman" w:hAnsi="Times New Roman"/>
-                    <w:sz w:val="24"/>
-                    <w:szCs w:val="24"/>
                   </w:rPr>
                 </w:pPr>
                 <w:r>
@@ -9356,12 +9642,14 @@
                     <w:color w:val="4a86e8"/>
                     <w:rtl w:val="0"/>
                   </w:rPr>
-                  <w:t xml:space="preserve">Рис 17. Результат виконання Practice task 1</w:t>
+                  <w:t xml:space="preserve"> Рис 16. Код до задачі Deputy’s money</w:t>
                 </w:r>
                 <w:r>
                   <w:rPr>
+                    <w:rFonts w:ascii="Times New Roman" w:cs="Times New Roman" w:eastAsia="Times New Roman" w:hAnsi="Times New Roman"/>
                     <w:rtl w:val="0"/>
                   </w:rPr>
+                  <w:t xml:space="preserve"> </w:t>
                 </w:r>
               </w:p>
             </w:tc>
@@ -9371,6 +9659,84 @@
     </w:sdt>
     <w:p>
       <w:pPr>
+        <w:jc w:val="both"/>
+        <w:rPr>
+          <w:rFonts w:ascii="Times New Roman" w:cs="Times New Roman" w:eastAsia="Times New Roman" w:hAnsi="Times New Roman"/>
+          <w:i w:val="1"/>
+          <w:iCs w:val="1"/>
+          <w:sz w:val="24"/>
+          <w:szCs w:val="24"/>
+        </w:rPr>
+      </w:pPr>
+      <w:r>
+        <w:rPr>
+          <w:rFonts w:ascii="Times New Roman" w:cs="Times New Roman" w:eastAsia="Times New Roman" w:hAnsi="Times New Roman"/>
+          <w:i w:val="1"/>
+          <w:iCs w:val="1"/>
+          <w:sz w:val="24"/>
+          <w:szCs w:val="24"/>
+          <w:rtl w:val="0"/>
+        </w:rPr>
+        <w:t xml:space="preserve">Посилання на файл коду в пулреквесті:</w:t>
+      </w:r>
+    </w:p>
+    <w:p>
+      <w:pPr>
+        <w:jc w:val="both"/>
+        <w:rPr>
+          <w:rFonts w:ascii="Times New Roman" w:cs="Times New Roman" w:eastAsia="Times New Roman" w:hAnsi="Times New Roman"/>
+          <w:i w:val="1"/>
+          <w:iCs w:val="1"/>
+          <w:sz w:val="24"/>
+          <w:szCs w:val="24"/>
+        </w:rPr>
+      </w:pPr>
+      <w:hyperlink r:id="rId40">
+        <w:r>
+          <w:rPr>
+            <w:rFonts w:ascii="Times New Roman" w:cs="Times New Roman" w:eastAsia="Times New Roman" w:hAnsi="Times New Roman"/>
+            <w:i w:val="1"/>
+            <w:iCs w:val="1"/>
+            <w:color w:val="1155cc"/>
+            <w:sz w:val="24"/>
+            <w:szCs w:val="24"/>
+            <w:u w:val="single"/>
+            <w:rtl w:val="0"/>
+          </w:rPr>
+          <w:t xml:space="preserve">https://github.com/artificial-intelligence-department/ai_programming_playground_2026/blob/4d35adea5d5c0c9b025ea2cfa1fd0a16b9990cec/ai_14/epic_1/self_practice_algotester_task_21_artem_mnikh.cpp</w:t>
+        </w:r>
+      </w:hyperlink>
+      <w:r>
+        <w:rPr>
+          <w:rtl w:val="0"/>
+        </w:rPr>
+      </w:r>
+    </w:p>
+    <w:p>
+      <w:pPr>
+        <w:pStyle w:val="Heading2"/>
+        <w:rPr>
+          <w:rFonts w:ascii="Times New Roman" w:cs="Times New Roman" w:eastAsia="Times New Roman" w:hAnsi="Times New Roman"/>
+          <w:b w:val="1"/>
+          <w:bCs w:val="1"/>
+          <w:color w:val="000000"/>
+        </w:rPr>
+      </w:pPr>
+      <w:r>
+        <w:rPr>
+          <w:rFonts w:ascii="Times New Roman" w:cs="Times New Roman" w:eastAsia="Times New Roman" w:hAnsi="Times New Roman"/>
+          <w:b w:val="1"/>
+          <w:bCs w:val="1"/>
+          <w:color w:val="000000"/>
+          <w:rtl w:val="0"/>
+        </w:rPr>
+        <w:t xml:space="preserve">5.</w:t>
+        <w:tab/>
+        <w:t xml:space="preserve">Результати виконання завдань, тестування та фактично затрачений час:</w:t>
+      </w:r>
+    </w:p>
+    <w:p>
+      <w:pPr>
         <w:rPr>
           <w:rFonts w:ascii="Times New Roman" w:cs="Times New Roman" w:eastAsia="Times New Roman" w:hAnsi="Times New Roman"/>
           <w:sz w:val="24"/>
@@ -9380,54 +9746,22 @@
       </w:pPr>
       <w:r>
         <w:rPr>
-          <w:rtl w:val="0"/>
-        </w:rPr>
-      </w:r>
-    </w:p>
-    <w:p>
-      <w:pPr>
-        <w:rPr>
-          <w:rFonts w:ascii="Times New Roman" w:cs="Times New Roman" w:eastAsia="Times New Roman" w:hAnsi="Times New Roman"/>
-          <w:sz w:val="24"/>
-          <w:szCs w:val="24"/>
-        </w:rPr>
-      </w:pPr>
-      <w:r>
-        <w:rPr>
-          <w:rFonts w:ascii="Times New Roman" w:cs="Times New Roman" w:eastAsia="Times New Roman" w:hAnsi="Times New Roman"/>
-          <w:sz w:val="24"/>
-          <w:szCs w:val="24"/>
-          <w:rtl w:val="0"/>
-        </w:rPr>
-        <w:t xml:space="preserve">Час затрачений на виконання завдання: 6 годин</w:t>
-      </w:r>
-    </w:p>
-    <w:p>
-      <w:pPr>
-        <w:rPr>
-          <w:rFonts w:ascii="Times New Roman" w:cs="Times New Roman" w:eastAsia="Times New Roman" w:hAnsi="Times New Roman"/>
-          <w:sz w:val="24"/>
-          <w:szCs w:val="24"/>
-        </w:rPr>
-      </w:pPr>
-      <w:r>
-        <w:rPr>
-          <w:rFonts w:ascii="Times New Roman" w:cs="Times New Roman" w:eastAsia="Times New Roman" w:hAnsi="Times New Roman"/>
-          <w:sz w:val="24"/>
-          <w:szCs w:val="24"/>
-          <w:rtl w:val="0"/>
-        </w:rPr>
-        <w:t xml:space="preserve">Завдання №2 a plus b</w:t>
-      </w:r>
-    </w:p>
-    <w:p>
-      <w:pPr>
-        <w:rPr>
-          <w:rFonts w:ascii="Times New Roman" w:cs="Times New Roman" w:eastAsia="Times New Roman" w:hAnsi="Times New Roman"/>
-          <w:sz w:val="24"/>
-          <w:szCs w:val="24"/>
-        </w:rPr>
-      </w:pPr>
+          <w:rFonts w:ascii="Times New Roman" w:cs="Times New Roman" w:eastAsia="Times New Roman" w:hAnsi="Times New Roman"/>
+          <w:sz w:val="24"/>
+          <w:szCs w:val="24"/>
+          <w:rtl w:val="0"/>
+        </w:rPr>
+        <w:t xml:space="preserve">Завдання №1 </w:t>
+      </w:r>
+      <w:r>
+        <w:rPr>
+          <w:rFonts w:ascii="Times New Roman" w:cs="Times New Roman" w:eastAsia="Times New Roman" w:hAnsi="Times New Roman"/>
+          <w:sz w:val="24"/>
+          <w:szCs w:val="24"/>
+          <w:rtl w:val="0"/>
+        </w:rPr>
+        <w:t xml:space="preserve">Автономність портативної зарядної станції</w:t>
+      </w:r>
       <w:r>
         <w:rPr>
           <w:rtl w:val="0"/>
@@ -9437,7 +9771,7 @@
     <w:sdt>
       <w:sdtPr>
         <w:lock w:val="contentLocked"/>
-        <w:id w:val="260651428"/>
+        <w:id w:val="-780216700"/>
         <w:tag w:val="goog_rdk_19"/>
       </w:sdtPr>
       <w:sdtContent>
@@ -9494,6 +9828,7 @@
                     <w:rFonts w:ascii="Times New Roman" w:cs="Times New Roman" w:eastAsia="Times New Roman" w:hAnsi="Times New Roman"/>
                     <w:sz w:val="24"/>
                     <w:szCs w:val="24"/>
+                    <w:shd w:fill="fff2cc" w:val="clear"/>
                   </w:rPr>
                 </w:pPr>
                 <w:r>
@@ -9501,21 +9836,22 @@
                     <w:rFonts w:ascii="Times New Roman" w:cs="Times New Roman" w:eastAsia="Times New Roman" w:hAnsi="Times New Roman"/>
                     <w:sz w:val="24"/>
                     <w:szCs w:val="24"/>
+                    <w:shd w:fill="fff2cc" w:val="clear"/>
                   </w:rPr>
                   <w:drawing>
                     <wp:inline distB="114300" distT="114300" distL="114300" distR="114300">
-                      <wp:extent cx="6162675" cy="3175000"/>
+                      <wp:extent cx="2686050" cy="2647950"/>
                       <wp:effectExtent b="0" l="0" r="0" t="0"/>
-                      <wp:docPr id="19" name="image8.png"/>
+                      <wp:docPr id="24" name="image22.png"/>
                       <a:graphic>
                         <a:graphicData uri="http://schemas.openxmlformats.org/drawingml/2006/picture">
                           <pic:pic>
                             <pic:nvPicPr>
-                              <pic:cNvPr id="0" name="image8.png"/>
+                              <pic:cNvPr id="0" name="image22.png"/>
                               <pic:cNvPicPr preferRelativeResize="0"/>
                             </pic:nvPicPr>
                             <pic:blipFill>
-                              <a:blip r:embed="rId42"/>
+                              <a:blip r:embed="rId41"/>
                               <a:srcRect b="0" l="0" r="0" t="0"/>
                               <a:stretch>
                                 <a:fillRect/>
@@ -9524,7 +9860,7 @@
                             <pic:spPr>
                               <a:xfrm>
                                 <a:off x="0" y="0"/>
-                                <a:ext cx="6162675" cy="3175000"/>
+                                <a:ext cx="2686050" cy="2647950"/>
                               </a:xfrm>
                               <a:prstGeom prst="rect"/>
                               <a:ln/>
@@ -9561,8 +9897,20 @@
               </w:tcPr>
               <w:p>
                 <w:pPr>
+                  <w:keepNext w:val="0"/>
+                  <w:keepLines w:val="0"/>
+                  <w:pageBreakBefore w:val="0"/>
                   <w:widowControl w:val="0"/>
-                  <w:spacing w:after="0" w:line="240" w:lineRule="auto"/>
+                  <w:pBdr>
+                    <w:top w:space="0" w:sz="0" w:val="nil"/>
+                    <w:left w:space="0" w:sz="0" w:val="nil"/>
+                    <w:bottom w:space="0" w:sz="0" w:val="nil"/>
+                    <w:right w:space="0" w:sz="0" w:val="nil"/>
+                    <w:between w:space="0" w:sz="0" w:val="nil"/>
+                  </w:pBdr>
+                  <w:shd w:fill="auto" w:val="clear"/>
+                  <w:spacing w:after="0" w:before="0" w:line="240" w:lineRule="auto"/>
+                  <w:ind w:left="0" w:right="0" w:firstLine="0"/>
                   <w:jc w:val="center"/>
                   <w:rPr>
                     <w:rFonts w:ascii="Times New Roman" w:cs="Times New Roman" w:eastAsia="Times New Roman" w:hAnsi="Times New Roman"/>
@@ -9578,7 +9926,7 @@
                     <w:color w:val="4a86e8"/>
                     <w:rtl w:val="0"/>
                   </w:rPr>
-                  <w:t xml:space="preserve">Рис 18. Результат виконання self practice 1</w:t>
+                  <w:t xml:space="preserve">Рис 17. Результат виконання Practice task 1</w:t>
                 </w:r>
                 <w:r>
                   <w:rPr>
@@ -9597,34 +9945,49 @@
           <w:rFonts w:ascii="Times New Roman" w:cs="Times New Roman" w:eastAsia="Times New Roman" w:hAnsi="Times New Roman"/>
           <w:sz w:val="24"/>
           <w:szCs w:val="24"/>
-        </w:rPr>
-      </w:pPr>
-      <w:r>
-        <w:rPr>
-          <w:rFonts w:ascii="Times New Roman" w:cs="Times New Roman" w:eastAsia="Times New Roman" w:hAnsi="Times New Roman"/>
-          <w:sz w:val="24"/>
-          <w:szCs w:val="24"/>
-          <w:rtl w:val="0"/>
-        </w:rPr>
-        <w:t xml:space="preserve">Час затрачений на виконання завдання: 5 хвилин</w:t>
-      </w:r>
-    </w:p>
-    <w:p>
-      <w:pPr>
-        <w:rPr>
-          <w:rFonts w:ascii="Times New Roman" w:cs="Times New Roman" w:eastAsia="Times New Roman" w:hAnsi="Times New Roman"/>
-          <w:sz w:val="24"/>
-          <w:szCs w:val="24"/>
-        </w:rPr>
-      </w:pPr>
-      <w:r>
-        <w:rPr>
-          <w:rFonts w:ascii="Times New Roman" w:cs="Times New Roman" w:eastAsia="Times New Roman" w:hAnsi="Times New Roman"/>
-          <w:sz w:val="24"/>
-          <w:szCs w:val="24"/>
-          <w:rtl w:val="0"/>
-        </w:rPr>
-        <w:t xml:space="preserve">Завдання №3 Marichka and cookies</w:t>
+          <w:shd w:fill="fff2cc" w:val="clear"/>
+        </w:rPr>
+      </w:pPr>
+      <w:r>
+        <w:rPr>
+          <w:rtl w:val="0"/>
+        </w:rPr>
+      </w:r>
+    </w:p>
+    <w:p>
+      <w:pPr>
+        <w:rPr>
+          <w:rFonts w:ascii="Times New Roman" w:cs="Times New Roman" w:eastAsia="Times New Roman" w:hAnsi="Times New Roman"/>
+          <w:sz w:val="24"/>
+          <w:szCs w:val="24"/>
+        </w:rPr>
+      </w:pPr>
+      <w:r>
+        <w:rPr>
+          <w:rFonts w:ascii="Times New Roman" w:cs="Times New Roman" w:eastAsia="Times New Roman" w:hAnsi="Times New Roman"/>
+          <w:sz w:val="24"/>
+          <w:szCs w:val="24"/>
+          <w:rtl w:val="0"/>
+        </w:rPr>
+        <w:t xml:space="preserve">Час затрачений на виконання завдання: 6 годин</w:t>
+      </w:r>
+    </w:p>
+    <w:p>
+      <w:pPr>
+        <w:rPr>
+          <w:rFonts w:ascii="Times New Roman" w:cs="Times New Roman" w:eastAsia="Times New Roman" w:hAnsi="Times New Roman"/>
+          <w:sz w:val="24"/>
+          <w:szCs w:val="24"/>
+        </w:rPr>
+      </w:pPr>
+      <w:r>
+        <w:rPr>
+          <w:rFonts w:ascii="Times New Roman" w:cs="Times New Roman" w:eastAsia="Times New Roman" w:hAnsi="Times New Roman"/>
+          <w:sz w:val="24"/>
+          <w:szCs w:val="24"/>
+          <w:rtl w:val="0"/>
+        </w:rPr>
+        <w:t xml:space="preserve">Завдання №2 a plus b</w:t>
       </w:r>
     </w:p>
     <w:p>
@@ -9644,7 +10007,7 @@
     <w:sdt>
       <w:sdtPr>
         <w:lock w:val="contentLocked"/>
-        <w:id w:val="-1332215043"/>
+        <w:id w:val="604063563"/>
         <w:tag w:val="goog_rdk_20"/>
       </w:sdtPr>
       <w:sdtContent>
@@ -9696,7 +10059,7 @@
                   <w:shd w:fill="auto" w:val="clear"/>
                   <w:spacing w:after="0" w:before="0" w:line="240" w:lineRule="auto"/>
                   <w:ind w:left="0" w:right="0" w:firstLine="0"/>
-                  <w:jc w:val="left"/>
+                  <w:jc w:val="center"/>
                   <w:rPr>
                     <w:rFonts w:ascii="Times New Roman" w:cs="Times New Roman" w:eastAsia="Times New Roman" w:hAnsi="Times New Roman"/>
                     <w:sz w:val="24"/>
@@ -9711,18 +10074,18 @@
                   </w:rPr>
                   <w:drawing>
                     <wp:inline distB="114300" distT="114300" distL="114300" distR="114300">
-                      <wp:extent cx="6162675" cy="3136900"/>
+                      <wp:extent cx="6162675" cy="3175000"/>
                       <wp:effectExtent b="0" l="0" r="0" t="0"/>
-                      <wp:docPr id="3" name="image9.png"/>
+                      <wp:docPr id="21" name="image24.png"/>
                       <a:graphic>
                         <a:graphicData uri="http://schemas.openxmlformats.org/drawingml/2006/picture">
                           <pic:pic>
                             <pic:nvPicPr>
-                              <pic:cNvPr id="0" name="image9.png"/>
+                              <pic:cNvPr id="0" name="image24.png"/>
                               <pic:cNvPicPr preferRelativeResize="0"/>
                             </pic:nvPicPr>
                             <pic:blipFill>
-                              <a:blip r:embed="rId43"/>
+                              <a:blip r:embed="rId42"/>
                               <a:srcRect b="0" l="0" r="0" t="0"/>
                               <a:stretch>
                                 <a:fillRect/>
@@ -9731,7 +10094,7 @@
                             <pic:spPr>
                               <a:xfrm>
                                 <a:off x="0" y="0"/>
-                                <a:ext cx="6162675" cy="3136900"/>
+                                <a:ext cx="6162675" cy="3175000"/>
                               </a:xfrm>
                               <a:prstGeom prst="rect"/>
                               <a:ln/>
@@ -9785,7 +10148,7 @@
                     <w:color w:val="4a86e8"/>
                     <w:rtl w:val="0"/>
                   </w:rPr>
-                  <w:t xml:space="preserve">Рис 19. Результат виконання self practice 11</w:t>
+                  <w:t xml:space="preserve">Рис 18. Результат виконання self practice 1</w:t>
                 </w:r>
                 <w:r>
                   <w:rPr>
@@ -9813,25 +10176,25 @@
           <w:szCs w:val="24"/>
           <w:rtl w:val="0"/>
         </w:rPr>
-        <w:t xml:space="preserve">Час затрачений на виконання завдання: 30 хвилин</w:t>
-      </w:r>
-    </w:p>
-    <w:p>
-      <w:pPr>
-        <w:rPr>
-          <w:rFonts w:ascii="Times New Roman" w:cs="Times New Roman" w:eastAsia="Times New Roman" w:hAnsi="Times New Roman"/>
-          <w:sz w:val="24"/>
-          <w:szCs w:val="24"/>
-        </w:rPr>
-      </w:pPr>
-      <w:r>
-        <w:rPr>
-          <w:rFonts w:ascii="Times New Roman" w:cs="Times New Roman" w:eastAsia="Times New Roman" w:hAnsi="Times New Roman"/>
-          <w:sz w:val="24"/>
-          <w:szCs w:val="24"/>
-          <w:rtl w:val="0"/>
-        </w:rPr>
-        <w:t xml:space="preserve">Завдання №4 Deputy’s money</w:t>
+        <w:t xml:space="preserve">Час затрачений на виконання завдання: 5 хвилин</w:t>
+      </w:r>
+    </w:p>
+    <w:p>
+      <w:pPr>
+        <w:rPr>
+          <w:rFonts w:ascii="Times New Roman" w:cs="Times New Roman" w:eastAsia="Times New Roman" w:hAnsi="Times New Roman"/>
+          <w:sz w:val="24"/>
+          <w:szCs w:val="24"/>
+        </w:rPr>
+      </w:pPr>
+      <w:r>
+        <w:rPr>
+          <w:rFonts w:ascii="Times New Roman" w:cs="Times New Roman" w:eastAsia="Times New Roman" w:hAnsi="Times New Roman"/>
+          <w:sz w:val="24"/>
+          <w:szCs w:val="24"/>
+          <w:rtl w:val="0"/>
+        </w:rPr>
+        <w:t xml:space="preserve">Завдання №3 Marichka and cookies</w:t>
       </w:r>
     </w:p>
     <w:p>
@@ -9851,7 +10214,7 @@
     <w:sdt>
       <w:sdtPr>
         <w:lock w:val="contentLocked"/>
-        <w:id w:val="849813257"/>
+        <w:id w:val="-256622863"/>
         <w:tag w:val="goog_rdk_21"/>
       </w:sdtPr>
       <w:sdtContent>
@@ -9918,18 +10281,18 @@
                   </w:rPr>
                   <w:drawing>
                     <wp:inline distB="114300" distT="114300" distL="114300" distR="114300">
-                      <wp:extent cx="6162675" cy="3213100"/>
+                      <wp:extent cx="6162675" cy="3136900"/>
                       <wp:effectExtent b="0" l="0" r="0" t="0"/>
-                      <wp:docPr id="9" name="image2.png"/>
+                      <wp:docPr id="4" name="image4.png"/>
                       <a:graphic>
                         <a:graphicData uri="http://schemas.openxmlformats.org/drawingml/2006/picture">
                           <pic:pic>
                             <pic:nvPicPr>
-                              <pic:cNvPr id="0" name="image2.png"/>
+                              <pic:cNvPr id="0" name="image4.png"/>
                               <pic:cNvPicPr preferRelativeResize="0"/>
                             </pic:nvPicPr>
                             <pic:blipFill>
-                              <a:blip r:embed="rId44"/>
+                              <a:blip r:embed="rId43"/>
                               <a:srcRect b="0" l="0" r="0" t="0"/>
                               <a:stretch>
                                 <a:fillRect/>
@@ -9938,7 +10301,7 @@
                             <pic:spPr>
                               <a:xfrm>
                                 <a:off x="0" y="0"/>
-                                <a:ext cx="6162675" cy="3213100"/>
+                                <a:ext cx="6162675" cy="3136900"/>
                               </a:xfrm>
                               <a:prstGeom prst="rect"/>
                               <a:ln/>
@@ -9992,7 +10355,7 @@
                     <w:color w:val="4a86e8"/>
                     <w:rtl w:val="0"/>
                   </w:rPr>
-                  <w:t xml:space="preserve">Рис 20. Результат виконання self practice 21</w:t>
+                  <w:t xml:space="preserve">Рис 19. Результат виконання self practice 11</w:t>
                 </w:r>
                 <w:r>
                   <w:rPr>
@@ -10020,6 +10383,213 @@
           <w:szCs w:val="24"/>
           <w:rtl w:val="0"/>
         </w:rPr>
+        <w:t xml:space="preserve">Час затрачений на виконання завдання: 15 хвилин</w:t>
+      </w:r>
+    </w:p>
+    <w:p>
+      <w:pPr>
+        <w:rPr>
+          <w:rFonts w:ascii="Times New Roman" w:cs="Times New Roman" w:eastAsia="Times New Roman" w:hAnsi="Times New Roman"/>
+          <w:sz w:val="24"/>
+          <w:szCs w:val="24"/>
+        </w:rPr>
+      </w:pPr>
+      <w:r>
+        <w:rPr>
+          <w:rFonts w:ascii="Times New Roman" w:cs="Times New Roman" w:eastAsia="Times New Roman" w:hAnsi="Times New Roman"/>
+          <w:sz w:val="24"/>
+          <w:szCs w:val="24"/>
+          <w:rtl w:val="0"/>
+        </w:rPr>
+        <w:t xml:space="preserve">Завдання №4 Deputy’s money</w:t>
+      </w:r>
+    </w:p>
+    <w:p>
+      <w:pPr>
+        <w:rPr>
+          <w:rFonts w:ascii="Times New Roman" w:cs="Times New Roman" w:eastAsia="Times New Roman" w:hAnsi="Times New Roman"/>
+          <w:sz w:val="24"/>
+          <w:szCs w:val="24"/>
+        </w:rPr>
+      </w:pPr>
+      <w:r>
+        <w:rPr>
+          <w:rtl w:val="0"/>
+        </w:rPr>
+      </w:r>
+    </w:p>
+    <w:sdt>
+      <w:sdtPr>
+        <w:lock w:val="contentLocked"/>
+        <w:id w:val="-1349287013"/>
+        <w:tag w:val="goog_rdk_22"/>
+      </w:sdtPr>
+      <w:sdtContent>
+        <w:tbl>
+          <w:tblPr>
+            <w:tblStyle w:val="Table23"/>
+            <w:tblW w:w="9922.0" w:type="dxa"/>
+            <w:jc w:val="left"/>
+            <w:tblLayout w:type="fixed"/>
+            <w:tblLook w:val="0600"/>
+          </w:tblPr>
+          <w:tblGrid>
+            <w:gridCol w:w="9922"/>
+            <w:tblGridChange w:id="0">
+              <w:tblGrid>
+                <w:gridCol w:w="9922"/>
+              </w:tblGrid>
+            </w:tblGridChange>
+          </w:tblGrid>
+          <w:tr>
+            <w:trPr>
+              <w:cantSplit w:val="0"/>
+              <w:tblHeader w:val="0"/>
+            </w:trPr>
+            <w:tc>
+              <w:tcPr>
+                <w:shd w:fill="auto" w:val="clear"/>
+                <w:tcMar>
+                  <w:top w:w="100.0" w:type="dxa"/>
+                  <w:left w:w="100.0" w:type="dxa"/>
+                  <w:bottom w:w="100.0" w:type="dxa"/>
+                  <w:right w:w="100.0" w:type="dxa"/>
+                </w:tcMar>
+                <w:vAlign w:val="top"/>
+              </w:tcPr>
+              <w:p>
+                <w:pPr>
+                  <w:keepNext w:val="0"/>
+                  <w:keepLines w:val="0"/>
+                  <w:pageBreakBefore w:val="0"/>
+                  <w:widowControl w:val="0"/>
+                  <w:pBdr>
+                    <w:top w:space="0" w:sz="0" w:val="nil"/>
+                    <w:left w:space="0" w:sz="0" w:val="nil"/>
+                    <w:bottom w:space="0" w:sz="0" w:val="nil"/>
+                    <w:right w:space="0" w:sz="0" w:val="nil"/>
+                    <w:between w:space="0" w:sz="0" w:val="nil"/>
+                  </w:pBdr>
+                  <w:shd w:fill="auto" w:val="clear"/>
+                  <w:spacing w:after="0" w:before="0" w:line="240" w:lineRule="auto"/>
+                  <w:ind w:left="0" w:right="0" w:firstLine="0"/>
+                  <w:jc w:val="left"/>
+                  <w:rPr>
+                    <w:rFonts w:ascii="Times New Roman" w:cs="Times New Roman" w:eastAsia="Times New Roman" w:hAnsi="Times New Roman"/>
+                    <w:sz w:val="24"/>
+                    <w:szCs w:val="24"/>
+                  </w:rPr>
+                </w:pPr>
+                <w:r>
+                  <w:rPr>
+                    <w:rFonts w:ascii="Times New Roman" w:cs="Times New Roman" w:eastAsia="Times New Roman" w:hAnsi="Times New Roman"/>
+                    <w:sz w:val="24"/>
+                    <w:szCs w:val="24"/>
+                  </w:rPr>
+                  <w:drawing>
+                    <wp:inline distB="114300" distT="114300" distL="114300" distR="114300">
+                      <wp:extent cx="6162675" cy="3213100"/>
+                      <wp:effectExtent b="0" l="0" r="0" t="0"/>
+                      <wp:docPr id="11" name="image11.png"/>
+                      <a:graphic>
+                        <a:graphicData uri="http://schemas.openxmlformats.org/drawingml/2006/picture">
+                          <pic:pic>
+                            <pic:nvPicPr>
+                              <pic:cNvPr id="0" name="image11.png"/>
+                              <pic:cNvPicPr preferRelativeResize="0"/>
+                            </pic:nvPicPr>
+                            <pic:blipFill>
+                              <a:blip r:embed="rId44"/>
+                              <a:srcRect b="0" l="0" r="0" t="0"/>
+                              <a:stretch>
+                                <a:fillRect/>
+                              </a:stretch>
+                            </pic:blipFill>
+                            <pic:spPr>
+                              <a:xfrm>
+                                <a:off x="0" y="0"/>
+                                <a:ext cx="6162675" cy="3213100"/>
+                              </a:xfrm>
+                              <a:prstGeom prst="rect"/>
+                              <a:ln/>
+                            </pic:spPr>
+                          </pic:pic>
+                        </a:graphicData>
+                      </a:graphic>
+                    </wp:inline>
+                  </w:drawing>
+                </w:r>
+                <w:r>
+                  <w:rPr>
+                    <w:rtl w:val="0"/>
+                  </w:rPr>
+                </w:r>
+              </w:p>
+            </w:tc>
+          </w:tr>
+          <w:tr>
+            <w:trPr>
+              <w:cantSplit w:val="0"/>
+              <w:tblHeader w:val="0"/>
+            </w:trPr>
+            <w:tc>
+              <w:tcPr>
+                <w:shd w:fill="auto" w:val="clear"/>
+                <w:tcMar>
+                  <w:top w:w="100.0" w:type="dxa"/>
+                  <w:left w:w="100.0" w:type="dxa"/>
+                  <w:bottom w:w="100.0" w:type="dxa"/>
+                  <w:right w:w="100.0" w:type="dxa"/>
+                </w:tcMar>
+                <w:vAlign w:val="top"/>
+              </w:tcPr>
+              <w:p>
+                <w:pPr>
+                  <w:widowControl w:val="0"/>
+                  <w:spacing w:after="0" w:line="240" w:lineRule="auto"/>
+                  <w:jc w:val="center"/>
+                  <w:rPr>
+                    <w:rFonts w:ascii="Times New Roman" w:cs="Times New Roman" w:eastAsia="Times New Roman" w:hAnsi="Times New Roman"/>
+                    <w:sz w:val="24"/>
+                    <w:szCs w:val="24"/>
+                  </w:rPr>
+                </w:pPr>
+                <w:r>
+                  <w:rPr>
+                    <w:rFonts w:ascii="Times New Roman" w:cs="Times New Roman" w:eastAsia="Times New Roman" w:hAnsi="Times New Roman"/>
+                    <w:i w:val="1"/>
+                    <w:iCs w:val="1"/>
+                    <w:color w:val="4a86e8"/>
+                    <w:rtl w:val="0"/>
+                  </w:rPr>
+                  <w:t xml:space="preserve">Рис 20. Результат виконання self practice 21</w:t>
+                </w:r>
+                <w:r>
+                  <w:rPr>
+                    <w:rtl w:val="0"/>
+                  </w:rPr>
+                </w:r>
+              </w:p>
+            </w:tc>
+          </w:tr>
+        </w:tbl>
+      </w:sdtContent>
+    </w:sdt>
+    <w:p>
+      <w:pPr>
+        <w:rPr>
+          <w:rFonts w:ascii="Times New Roman" w:cs="Times New Roman" w:eastAsia="Times New Roman" w:hAnsi="Times New Roman"/>
+          <w:sz w:val="24"/>
+          <w:szCs w:val="24"/>
+        </w:rPr>
+      </w:pPr>
+      <w:r>
+        <w:rPr>
+          <w:rFonts w:ascii="Times New Roman" w:cs="Times New Roman" w:eastAsia="Times New Roman" w:hAnsi="Times New Roman"/>
+          <w:sz w:val="24"/>
+          <w:szCs w:val="24"/>
+          <w:rtl w:val="0"/>
+        </w:rPr>
         <w:t xml:space="preserve">Час затрачений на виконання завдання: 20 хвилин</w:t>
       </w:r>
     </w:p>
@@ -10063,24 +10633,16 @@
     <w:sdt>
       <w:sdtPr>
         <w:lock w:val="contentLocked"/>
-        <w:id w:val="55919900"/>
-        <w:tag w:val="goog_rdk_22"/>
+        <w:id w:val="-855507795"/>
+        <w:tag w:val="goog_rdk_23"/>
       </w:sdtPr>
       <w:sdtContent>
         <w:tbl>
           <w:tblPr>
-            <w:tblStyle w:val="Table23"/>
+            <w:tblStyle w:val="Table24"/>
             <w:tblW w:w="9202.0" w:type="dxa"/>
             <w:jc w:val="left"/>
             <w:tblInd w:w="720.0" w:type="dxa"/>
-            <w:tblBorders>
-              <w:top w:color="000000" w:space="0" w:sz="8" w:val="single"/>
-              <w:left w:color="000000" w:space="0" w:sz="8" w:val="single"/>
-              <w:bottom w:color="000000" w:space="0" w:sz="8" w:val="single"/>
-              <w:right w:color="000000" w:space="0" w:sz="8" w:val="single"/>
-              <w:insideH w:color="000000" w:space="0" w:sz="8" w:val="single"/>
-              <w:insideV w:color="000000" w:space="0" w:sz="8" w:val="single"/>
-            </w:tblBorders>
             <w:tblLayout w:type="fixed"/>
             <w:tblLook w:val="0600"/>
           </w:tblPr>
@@ -10133,12 +10695,12 @@
                     <wp:inline distB="114300" distT="114300" distL="114300" distR="114300">
                       <wp:extent cx="5705475" cy="3416300"/>
                       <wp:effectExtent b="0" l="0" r="0" t="0"/>
-                      <wp:docPr id="16" name="image16.png"/>
+                      <wp:docPr id="18" name="image15.png"/>
                       <a:graphic>
                         <a:graphicData uri="http://schemas.openxmlformats.org/drawingml/2006/picture">
                           <pic:pic>
                             <pic:nvPicPr>
-                              <pic:cNvPr id="0" name="image16.png"/>
+                              <pic:cNvPr id="0" name="image15.png"/>
                               <pic:cNvPicPr preferRelativeResize="0"/>
                             </pic:nvPicPr>
                             <pic:blipFill>
@@ -10258,13 +10820,13 @@
     <w:sdt>
       <w:sdtPr>
         <w:lock w:val="contentLocked"/>
-        <w:id w:val="-192895006"/>
-        <w:tag w:val="goog_rdk_23"/>
+        <w:id w:val="-558365014"/>
+        <w:tag w:val="goog_rdk_24"/>
       </w:sdtPr>
       <w:sdtContent>
         <w:tbl>
           <w:tblPr>
-            <w:tblStyle w:val="Table24"/>
+            <w:tblStyle w:val="Table25"/>
             <w:tblW w:w="9922.0" w:type="dxa"/>
             <w:jc w:val="left"/>
             <w:tblLayout w:type="fixed"/>
@@ -10333,12 +10895,12 @@
                     <wp:inline distB="114300" distT="114300" distL="114300" distR="114300">
                       <wp:extent cx="6162675" cy="4648200"/>
                       <wp:effectExtent b="0" l="0" r="0" t="0"/>
-                      <wp:docPr id="8" name="image18.png"/>
+                      <wp:docPr id="10" name="image6.png"/>
                       <a:graphic>
                         <a:graphicData uri="http://schemas.openxmlformats.org/drawingml/2006/picture">
                           <pic:pic>
                             <pic:nvPicPr>
-                              <pic:cNvPr id="0" name="image18.png"/>
+                              <pic:cNvPr id="0" name="image6.png"/>
                               <pic:cNvPicPr preferRelativeResize="0"/>
                             </pic:nvPicPr>
                             <pic:blipFill>
@@ -12547,9 +13109,90 @@
     <w:tblPr>
       <w:tblStyleRowBandSize w:val="1"/>
       <w:tblStyleColBandSize w:val="1"/>
+      <w:tblCellMar/>
     </w:tblPr>
+    <w:tblStylePr w:type="band1Horz">
+      <w:tcPr/>
+    </w:tblStylePr>
+    <w:tblStylePr w:type="band1Vert">
+      <w:tcPr/>
+    </w:tblStylePr>
+    <w:tblStylePr w:type="band2Horz">
+      <w:tcPr/>
+    </w:tblStylePr>
+    <w:tblStylePr w:type="band2Vert">
+      <w:tcPr/>
+    </w:tblStylePr>
+    <w:tblStylePr w:type="firstCol">
+      <w:tcPr/>
+    </w:tblStylePr>
+    <w:tblStylePr w:type="firstRow">
+      <w:tcPr/>
+    </w:tblStylePr>
+    <w:tblStylePr w:type="lastCol">
+      <w:tcPr/>
+    </w:tblStylePr>
+    <w:tblStylePr w:type="lastRow">
+      <w:tcPr/>
+    </w:tblStylePr>
+    <w:tblStylePr w:type="neCell">
+      <w:tcPr/>
+    </w:tblStylePr>
+    <w:tblStylePr w:type="nwCell">
+      <w:tcPr/>
+    </w:tblStylePr>
+    <w:tblStylePr w:type="seCell">
+      <w:tcPr/>
+    </w:tblStylePr>
+    <w:tblStylePr w:type="swCell">
+      <w:tcPr/>
+    </w:tblStylePr>
   </w:style>
   <w:style w:type="table" w:styleId="Table24">
+    <w:basedOn w:val="TableNormal"/>
+    <w:tblPr>
+      <w:tblStyleRowBandSize w:val="1"/>
+      <w:tblStyleColBandSize w:val="1"/>
+      <w:tblCellMar/>
+    </w:tblPr>
+    <w:tblStylePr w:type="band1Horz">
+      <w:tcPr/>
+    </w:tblStylePr>
+    <w:tblStylePr w:type="band1Vert">
+      <w:tcPr/>
+    </w:tblStylePr>
+    <w:tblStylePr w:type="band2Horz">
+      <w:tcPr/>
+    </w:tblStylePr>
+    <w:tblStylePr w:type="band2Vert">
+      <w:tcPr/>
+    </w:tblStylePr>
+    <w:tblStylePr w:type="firstCol">
+      <w:tcPr/>
+    </w:tblStylePr>
+    <w:tblStylePr w:type="firstRow">
+      <w:tcPr/>
+    </w:tblStylePr>
+    <w:tblStylePr w:type="lastCol">
+      <w:tcPr/>
+    </w:tblStylePr>
+    <w:tblStylePr w:type="lastRow">
+      <w:tcPr/>
+    </w:tblStylePr>
+    <w:tblStylePr w:type="neCell">
+      <w:tcPr/>
+    </w:tblStylePr>
+    <w:tblStylePr w:type="nwCell">
+      <w:tcPr/>
+    </w:tblStylePr>
+    <w:tblStylePr w:type="seCell">
+      <w:tcPr/>
+    </w:tblStylePr>
+    <w:tblStylePr w:type="swCell">
+      <w:tcPr/>
+    </w:tblStylePr>
+  </w:style>
+  <w:style w:type="table" w:styleId="Table25">
     <w:basedOn w:val="TableNormal"/>
     <w:tblPr>
       <w:tblStyleRowBandSize w:val="1"/>
@@ -12883,7 +13526,7 @@
 
 <file path=customXML/item1.xml><?xml version="1.0" encoding="utf-8"?>
 <go:gDocsCustomXmlDataStorage xmlns:go="http://customooxmlschemas.google.com/" xmlns:r="http://schemas.openxmlformats.org/officeDocument/2006/relationships" uri="GoogleDocsCustomDataVersion2">
-  <go:docsCustomData xmlns:go="http://customooxmlschemas.google.com/" roundtripDataSignature="AMtx7miZSeyC0YEDfvXRgMIsQAMkyBk5Og==">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</go:docsCustomData>
+  <go:docsCustomData xmlns:go="http://customooxmlschemas.google.com/" roundtripDataSignature="AMtx7mi19zVrLkbpyJS2n5fkd8PDs2xlKg==">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</go:docsCustomData>
 </go:gDocsCustomXmlDataStorage>
 </file>
 

--- a/ai_14/epic_1/epic_1_report_artem_mnikh.docx
+++ b/ai_14/epic_1/epic_1_report_artem_mnikh.docx
@@ -106,12 +106,12 @@
             <wp:extent cx="2727722" cy="2571750"/>
             <wp:effectExtent b="0" l="0" r="0" t="0"/>
             <wp:wrapNone/>
-            <wp:docPr descr="A blue and white logo&#10;&#10;Description automatically generated" id="15" name="image13.jpg"/>
+            <wp:docPr descr="A blue and white logo&#10;&#10;Description automatically generated" id="16" name="image14.jpg"/>
             <a:graphic>
               <a:graphicData uri="http://schemas.openxmlformats.org/drawingml/2006/picture">
                 <pic:pic>
                   <pic:nvPicPr>
-                    <pic:cNvPr descr="A blue and white logo&#10;&#10;Description automatically generated" id="0" name="image13.jpg"/>
+                    <pic:cNvPr descr="A blue and white logo&#10;&#10;Description automatically generated" id="0" name="image14.jpg"/>
                     <pic:cNvPicPr preferRelativeResize="0"/>
                   </pic:nvPicPr>
                   <pic:blipFill>
@@ -4749,7 +4749,7 @@
     <w:sdt>
       <w:sdtPr>
         <w:lock w:val="contentLocked"/>
-        <w:id w:val="-1462229452"/>
+        <w:id w:val="-512965516"/>
         <w:tag w:val="goog_rdk_0"/>
       </w:sdtPr>
       <w:sdtContent>
@@ -4818,12 +4818,12 @@
                     <wp:inline distB="114300" distT="114300" distL="114300" distR="114300">
                       <wp:extent cx="4459103" cy="8590597"/>
                       <wp:effectExtent b="0" l="0" r="0" t="0"/>
-                      <wp:docPr id="5" name="image5.png"/>
+                      <wp:docPr id="6" name="image6.png"/>
                       <a:graphic>
                         <a:graphicData uri="http://schemas.openxmlformats.org/drawingml/2006/picture">
                           <pic:pic>
                             <pic:nvPicPr>
-                              <pic:cNvPr id="0" name="image5.png"/>
+                              <pic:cNvPr id="0" name="image6.png"/>
                               <pic:cNvPicPr preferRelativeResize="0"/>
                             </pic:nvPicPr>
                             <pic:blipFill>
@@ -4952,7 +4952,7 @@
     <w:sdt>
       <w:sdtPr>
         <w:lock w:val="contentLocked"/>
-        <w:id w:val="92488408"/>
+        <w:id w:val="563170868"/>
         <w:tag w:val="goog_rdk_1"/>
       </w:sdtPr>
       <w:sdtContent>
@@ -5021,12 +5021,12 @@
                     <wp:inline distB="114300" distT="114300" distL="114300" distR="114300">
                       <wp:extent cx="5637848" cy="8125912"/>
                       <wp:effectExtent b="0" l="0" r="0" t="0"/>
-                      <wp:docPr id="26" name="image27.png"/>
+                      <wp:docPr id="27" name="image23.png"/>
                       <a:graphic>
                         <a:graphicData uri="http://schemas.openxmlformats.org/drawingml/2006/picture">
                           <pic:pic>
                             <pic:nvPicPr>
-                              <pic:cNvPr id="0" name="image27.png"/>
+                              <pic:cNvPr id="0" name="image23.png"/>
                               <pic:cNvPicPr preferRelativeResize="0"/>
                             </pic:nvPicPr>
                             <pic:blipFill>
@@ -5108,469 +5108,6 @@
     </w:sdt>
     <w:p>
       <w:pPr>
-        <w:spacing w:after="0" w:line="240" w:lineRule="auto"/>
-        <w:rPr>
-          <w:rFonts w:ascii="Times New Roman" w:cs="Times New Roman" w:eastAsia="Times New Roman" w:hAnsi="Times New Roman"/>
-        </w:rPr>
-      </w:pPr>
-      <w:r>
-        <w:rPr>
-          <w:rFonts w:ascii="Times New Roman" w:cs="Times New Roman" w:eastAsia="Times New Roman" w:hAnsi="Times New Roman"/>
-          <w:sz w:val="24"/>
-          <w:szCs w:val="24"/>
-          <w:rtl w:val="0"/>
-        </w:rPr>
-        <w:t xml:space="preserve">Програма №2 </w:t>
-      </w:r>
-      <w:r>
-        <w:rPr>
-          <w:rFonts w:ascii="Times New Roman" w:cs="Times New Roman" w:eastAsia="Times New Roman" w:hAnsi="Times New Roman"/>
-          <w:rtl w:val="0"/>
-        </w:rPr>
-        <w:t xml:space="preserve">Self practice algotester 1 - a plus b</w:t>
-      </w:r>
-      <w:r>
-        <w:rPr>
-          <w:rtl w:val="0"/>
-        </w:rPr>
-      </w:r>
-    </w:p>
-    <w:p>
-      <w:pPr>
-        <w:spacing w:after="0" w:line="276" w:lineRule="auto"/>
-        <w:ind w:left="720" w:firstLine="0"/>
-        <w:rPr>
-          <w:rFonts w:ascii="Times New Roman" w:cs="Times New Roman" w:eastAsia="Times New Roman" w:hAnsi="Times New Roman"/>
-          <w:sz w:val="24"/>
-          <w:szCs w:val="24"/>
-          <w:shd w:fill="fff2cc" w:val="clear"/>
-        </w:rPr>
-      </w:pPr>
-      <w:r>
-        <w:rPr>
-          <w:rFonts w:ascii="Times New Roman" w:cs="Times New Roman" w:eastAsia="Times New Roman" w:hAnsi="Times New Roman"/>
-          <w:sz w:val="24"/>
-          <w:szCs w:val="24"/>
-          <w:rtl w:val="0"/>
-        </w:rPr>
-        <w:t xml:space="preserve">-</w:t>
-      </w:r>
-      <w:r>
-        <w:rPr>
-          <w:rFonts w:ascii="Times New Roman" w:cs="Times New Roman" w:eastAsia="Times New Roman" w:hAnsi="Times New Roman"/>
-          <w:sz w:val="14"/>
-          <w:szCs w:val="14"/>
-          <w:rtl w:val="0"/>
-        </w:rPr>
-        <w:t xml:space="preserve">          </w:t>
-      </w:r>
-      <w:r>
-        <w:rPr>
-          <w:rFonts w:ascii="Times New Roman" w:cs="Times New Roman" w:eastAsia="Times New Roman" w:hAnsi="Times New Roman"/>
-          <w:sz w:val="24"/>
-          <w:szCs w:val="24"/>
-          <w:rtl w:val="0"/>
-        </w:rPr>
-        <w:t xml:space="preserve">Планований час на реалізацію: 5 хвилин</w:t>
-      </w:r>
-      <w:r>
-        <w:rPr>
-          <w:rtl w:val="0"/>
-        </w:rPr>
-      </w:r>
-    </w:p>
-    <w:p>
-      <w:pPr>
-        <w:spacing w:after="0" w:line="276" w:lineRule="auto"/>
-        <w:ind w:left="720" w:firstLine="0"/>
-        <w:rPr>
-          <w:rFonts w:ascii="Times New Roman" w:cs="Times New Roman" w:eastAsia="Times New Roman" w:hAnsi="Times New Roman"/>
-          <w:sz w:val="24"/>
-          <w:szCs w:val="24"/>
-        </w:rPr>
-      </w:pPr>
-      <w:r>
-        <w:rPr>
-          <w:rFonts w:ascii="Times New Roman" w:cs="Times New Roman" w:eastAsia="Times New Roman" w:hAnsi="Times New Roman"/>
-          <w:sz w:val="24"/>
-          <w:szCs w:val="24"/>
-          <w:rtl w:val="0"/>
-        </w:rPr>
-        <w:t xml:space="preserve">-</w:t>
-      </w:r>
-      <w:r>
-        <w:rPr>
-          <w:rFonts w:ascii="Times New Roman" w:cs="Times New Roman" w:eastAsia="Times New Roman" w:hAnsi="Times New Roman"/>
-          <w:sz w:val="14"/>
-          <w:szCs w:val="14"/>
-          <w:rtl w:val="0"/>
-        </w:rPr>
-        <w:t xml:space="preserve">          </w:t>
-      </w:r>
-      <w:r>
-        <w:rPr>
-          <w:rFonts w:ascii="Times New Roman" w:cs="Times New Roman" w:eastAsia="Times New Roman" w:hAnsi="Times New Roman"/>
-          <w:sz w:val="24"/>
-          <w:szCs w:val="24"/>
-          <w:rtl w:val="0"/>
-        </w:rPr>
-        <w:t xml:space="preserve">Важливі деталі для врахування в імплементації: Input: Two integers A and B separated by a single space. Output: The sum of A and B.</w:t>
-      </w:r>
-    </w:p>
-    <w:p>
-      <w:pPr>
-        <w:spacing w:after="0" w:line="240" w:lineRule="auto"/>
-        <w:rPr>
-          <w:rFonts w:ascii="Times New Roman" w:cs="Times New Roman" w:eastAsia="Times New Roman" w:hAnsi="Times New Roman"/>
-        </w:rPr>
-      </w:pPr>
-      <w:r>
-        <w:rPr>
-          <w:rFonts w:ascii="Times New Roman" w:cs="Times New Roman" w:eastAsia="Times New Roman" w:hAnsi="Times New Roman"/>
-          <w:sz w:val="24"/>
-          <w:szCs w:val="24"/>
-          <w:rtl w:val="0"/>
-        </w:rPr>
-        <w:t xml:space="preserve">Програма №3 </w:t>
-      </w:r>
-      <w:r>
-        <w:rPr>
-          <w:rFonts w:ascii="Times New Roman" w:cs="Times New Roman" w:eastAsia="Times New Roman" w:hAnsi="Times New Roman"/>
-          <w:rtl w:val="0"/>
-        </w:rPr>
-        <w:t xml:space="preserve">Self practice algotester 11 - Marichka and cookies</w:t>
-      </w:r>
-    </w:p>
-    <w:p>
-      <w:pPr>
-        <w:spacing w:after="0" w:line="276" w:lineRule="auto"/>
-        <w:ind w:left="720" w:firstLine="0"/>
-        <w:rPr>
-          <w:rFonts w:ascii="Times New Roman" w:cs="Times New Roman" w:eastAsia="Times New Roman" w:hAnsi="Times New Roman"/>
-          <w:sz w:val="24"/>
-          <w:szCs w:val="24"/>
-          <w:shd w:fill="fff2cc" w:val="clear"/>
-        </w:rPr>
-      </w:pPr>
-      <w:r>
-        <w:rPr>
-          <w:rFonts w:ascii="Times New Roman" w:cs="Times New Roman" w:eastAsia="Times New Roman" w:hAnsi="Times New Roman"/>
-          <w:sz w:val="24"/>
-          <w:szCs w:val="24"/>
-          <w:rtl w:val="0"/>
-        </w:rPr>
-        <w:t xml:space="preserve">-</w:t>
-      </w:r>
-      <w:r>
-        <w:rPr>
-          <w:rFonts w:ascii="Times New Roman" w:cs="Times New Roman" w:eastAsia="Times New Roman" w:hAnsi="Times New Roman"/>
-          <w:sz w:val="14"/>
-          <w:szCs w:val="14"/>
-          <w:rtl w:val="0"/>
-        </w:rPr>
-        <w:t xml:space="preserve">          </w:t>
-      </w:r>
-      <w:r>
-        <w:rPr>
-          <w:rFonts w:ascii="Times New Roman" w:cs="Times New Roman" w:eastAsia="Times New Roman" w:hAnsi="Times New Roman"/>
-          <w:sz w:val="24"/>
-          <w:szCs w:val="24"/>
-          <w:rtl w:val="0"/>
-        </w:rPr>
-        <w:t xml:space="preserve">Планований час на реалізацію: 15-20 хвилин</w:t>
-      </w:r>
-      <w:r>
-        <w:rPr>
-          <w:rtl w:val="0"/>
-        </w:rPr>
-      </w:r>
-    </w:p>
-    <w:p>
-      <w:pPr>
-        <w:spacing w:after="0" w:line="276" w:lineRule="auto"/>
-        <w:ind w:left="720" w:firstLine="0"/>
-        <w:rPr>
-          <w:rFonts w:ascii="Times New Roman" w:cs="Times New Roman" w:eastAsia="Times New Roman" w:hAnsi="Times New Roman"/>
-          <w:sz w:val="24"/>
-          <w:szCs w:val="24"/>
-        </w:rPr>
-      </w:pPr>
-      <w:r>
-        <w:rPr>
-          <w:rFonts w:ascii="Times New Roman" w:cs="Times New Roman" w:eastAsia="Times New Roman" w:hAnsi="Times New Roman"/>
-          <w:sz w:val="24"/>
-          <w:szCs w:val="24"/>
-          <w:rtl w:val="0"/>
-        </w:rPr>
-        <w:t xml:space="preserve">-</w:t>
-      </w:r>
-      <w:r>
-        <w:rPr>
-          <w:rFonts w:ascii="Times New Roman" w:cs="Times New Roman" w:eastAsia="Times New Roman" w:hAnsi="Times New Roman"/>
-          <w:sz w:val="14"/>
-          <w:szCs w:val="14"/>
-          <w:rtl w:val="0"/>
-        </w:rPr>
-        <w:t xml:space="preserve">          </w:t>
-      </w:r>
-      <w:r>
-        <w:rPr>
-          <w:rFonts w:ascii="Times New Roman" w:cs="Times New Roman" w:eastAsia="Times New Roman" w:hAnsi="Times New Roman"/>
-          <w:sz w:val="24"/>
-          <w:szCs w:val="24"/>
-          <w:rtl w:val="0"/>
-        </w:rPr>
-        <w:t xml:space="preserve">Важливі деталі для врахування в імплементації: Input:</w:t>
-      </w:r>
-    </w:p>
-    <w:p>
-      <w:pPr>
-        <w:spacing w:after="0" w:line="276" w:lineRule="auto"/>
-        <w:ind w:left="720" w:firstLine="0"/>
-        <w:rPr>
-          <w:rFonts w:ascii="Times New Roman" w:cs="Times New Roman" w:eastAsia="Times New Roman" w:hAnsi="Times New Roman"/>
-          <w:sz w:val="24"/>
-          <w:szCs w:val="24"/>
-        </w:rPr>
-      </w:pPr>
-      <w:r>
-        <w:rPr>
-          <w:rFonts w:ascii="Times New Roman" w:cs="Times New Roman" w:eastAsia="Times New Roman" w:hAnsi="Times New Roman"/>
-          <w:sz w:val="24"/>
-          <w:szCs w:val="24"/>
-          <w:rtl w:val="0"/>
-        </w:rPr>
-        <w:t xml:space="preserve">The first line contain one integer 𝑛 – number of packs of cookies.</w:t>
-      </w:r>
-    </w:p>
-    <w:p>
-      <w:pPr>
-        <w:spacing w:after="0" w:line="276" w:lineRule="auto"/>
-        <w:ind w:left="720" w:firstLine="0"/>
-        <w:rPr>
-          <w:rFonts w:ascii="Times New Roman" w:cs="Times New Roman" w:eastAsia="Times New Roman" w:hAnsi="Times New Roman"/>
-          <w:sz w:val="24"/>
-          <w:szCs w:val="24"/>
-        </w:rPr>
-      </w:pPr>
-      <w:r>
-        <w:rPr>
-          <w:rFonts w:ascii="Times New Roman" w:cs="Times New Roman" w:eastAsia="Times New Roman" w:hAnsi="Times New Roman"/>
-          <w:sz w:val="24"/>
-          <w:szCs w:val="24"/>
-          <w:rtl w:val="0"/>
-        </w:rPr>
-        <w:t xml:space="preserve">The second line contain 𝑛 integers 𝑎𝑖 – number of cookies in 𝑖-th pack.</w:t>
-      </w:r>
-    </w:p>
-    <w:p>
-      <w:pPr>
-        <w:spacing w:after="0" w:line="276" w:lineRule="auto"/>
-        <w:ind w:left="720" w:firstLine="0"/>
-        <w:rPr>
-          <w:rFonts w:ascii="Times New Roman" w:cs="Times New Roman" w:eastAsia="Times New Roman" w:hAnsi="Times New Roman"/>
-          <w:sz w:val="24"/>
-          <w:szCs w:val="24"/>
-        </w:rPr>
-      </w:pPr>
-      <w:r>
-        <w:rPr>
-          <w:rFonts w:ascii="Times New Roman" w:cs="Times New Roman" w:eastAsia="Times New Roman" w:hAnsi="Times New Roman"/>
-          <w:sz w:val="24"/>
-          <w:szCs w:val="24"/>
-          <w:rtl w:val="0"/>
-        </w:rPr>
-        <w:t xml:space="preserve">Output:</w:t>
-      </w:r>
-    </w:p>
-    <w:p>
-      <w:pPr>
-        <w:spacing w:after="0" w:line="276" w:lineRule="auto"/>
-        <w:ind w:left="720" w:firstLine="0"/>
-        <w:rPr>
-          <w:rFonts w:ascii="Times New Roman" w:cs="Times New Roman" w:eastAsia="Times New Roman" w:hAnsi="Times New Roman"/>
-          <w:sz w:val="24"/>
-          <w:szCs w:val="24"/>
-        </w:rPr>
-      </w:pPr>
-      <w:r>
-        <w:rPr>
-          <w:rFonts w:ascii="Times New Roman" w:cs="Times New Roman" w:eastAsia="Times New Roman" w:hAnsi="Times New Roman"/>
-          <w:sz w:val="24"/>
-          <w:szCs w:val="24"/>
-          <w:rtl w:val="0"/>
-        </w:rPr>
-        <w:t xml:space="preserve">In a single line, print one integer – the maximum number of cookies that Marichka can eat without Zenyk noticing it.</w:t>
-      </w:r>
-    </w:p>
-    <w:p>
-      <w:pPr>
-        <w:spacing w:after="0" w:line="240" w:lineRule="auto"/>
-        <w:rPr>
-          <w:rFonts w:ascii="Times New Roman" w:cs="Times New Roman" w:eastAsia="Times New Roman" w:hAnsi="Times New Roman"/>
-        </w:rPr>
-      </w:pPr>
-      <w:r>
-        <w:rPr>
-          <w:rFonts w:ascii="Times New Roman" w:cs="Times New Roman" w:eastAsia="Times New Roman" w:hAnsi="Times New Roman"/>
-          <w:sz w:val="24"/>
-          <w:szCs w:val="24"/>
-          <w:rtl w:val="0"/>
-        </w:rPr>
-        <w:t xml:space="preserve">Програма №4 </w:t>
-      </w:r>
-      <w:r>
-        <w:rPr>
-          <w:rFonts w:ascii="Times New Roman" w:cs="Times New Roman" w:eastAsia="Times New Roman" w:hAnsi="Times New Roman"/>
-          <w:rtl w:val="0"/>
-        </w:rPr>
-        <w:t xml:space="preserve">Self practice algotester 21 - Deputy’s Money</w:t>
-      </w:r>
-    </w:p>
-    <w:p>
-      <w:pPr>
-        <w:spacing w:after="0" w:line="276" w:lineRule="auto"/>
-        <w:ind w:left="720" w:firstLine="0"/>
-        <w:rPr>
-          <w:rFonts w:ascii="Times New Roman" w:cs="Times New Roman" w:eastAsia="Times New Roman" w:hAnsi="Times New Roman"/>
-          <w:sz w:val="24"/>
-          <w:szCs w:val="24"/>
-          <w:shd w:fill="fff2cc" w:val="clear"/>
-        </w:rPr>
-      </w:pPr>
-      <w:r>
-        <w:rPr>
-          <w:rFonts w:ascii="Times New Roman" w:cs="Times New Roman" w:eastAsia="Times New Roman" w:hAnsi="Times New Roman"/>
-          <w:sz w:val="24"/>
-          <w:szCs w:val="24"/>
-          <w:rtl w:val="0"/>
-        </w:rPr>
-        <w:t xml:space="preserve">-</w:t>
-      </w:r>
-      <w:r>
-        <w:rPr>
-          <w:rFonts w:ascii="Times New Roman" w:cs="Times New Roman" w:eastAsia="Times New Roman" w:hAnsi="Times New Roman"/>
-          <w:sz w:val="14"/>
-          <w:szCs w:val="14"/>
-          <w:rtl w:val="0"/>
-        </w:rPr>
-        <w:t xml:space="preserve">          </w:t>
-      </w:r>
-      <w:r>
-        <w:rPr>
-          <w:rFonts w:ascii="Times New Roman" w:cs="Times New Roman" w:eastAsia="Times New Roman" w:hAnsi="Times New Roman"/>
-          <w:sz w:val="24"/>
-          <w:szCs w:val="24"/>
-          <w:rtl w:val="0"/>
-        </w:rPr>
-        <w:t xml:space="preserve">Планований час на реалізацію: 20 хвилин</w:t>
-      </w:r>
-      <w:r>
-        <w:rPr>
-          <w:rtl w:val="0"/>
-        </w:rPr>
-      </w:r>
-    </w:p>
-    <w:p>
-      <w:pPr>
-        <w:spacing w:after="0" w:line="276" w:lineRule="auto"/>
-        <w:ind w:left="720" w:firstLine="0"/>
-        <w:rPr>
-          <w:rFonts w:ascii="Times New Roman" w:cs="Times New Roman" w:eastAsia="Times New Roman" w:hAnsi="Times New Roman"/>
-          <w:sz w:val="24"/>
-          <w:szCs w:val="24"/>
-        </w:rPr>
-      </w:pPr>
-      <w:r>
-        <w:rPr>
-          <w:rFonts w:ascii="Times New Roman" w:cs="Times New Roman" w:eastAsia="Times New Roman" w:hAnsi="Times New Roman"/>
-          <w:sz w:val="24"/>
-          <w:szCs w:val="24"/>
-          <w:rtl w:val="0"/>
-        </w:rPr>
-        <w:t xml:space="preserve">-</w:t>
-      </w:r>
-      <w:r>
-        <w:rPr>
-          <w:rFonts w:ascii="Times New Roman" w:cs="Times New Roman" w:eastAsia="Times New Roman" w:hAnsi="Times New Roman"/>
-          <w:sz w:val="14"/>
-          <w:szCs w:val="14"/>
-          <w:rtl w:val="0"/>
-        </w:rPr>
-        <w:t xml:space="preserve">          </w:t>
-      </w:r>
-      <w:r>
-        <w:rPr>
-          <w:rFonts w:ascii="Times New Roman" w:cs="Times New Roman" w:eastAsia="Times New Roman" w:hAnsi="Times New Roman"/>
-          <w:sz w:val="24"/>
-          <w:szCs w:val="24"/>
-          <w:rtl w:val="0"/>
-        </w:rPr>
-        <w:t xml:space="preserve">Важливі деталі для врахування в імплементації: Input:</w:t>
-      </w:r>
-    </w:p>
-    <w:p>
-      <w:pPr>
-        <w:spacing w:after="0" w:line="276" w:lineRule="auto"/>
-        <w:ind w:left="720" w:firstLine="0"/>
-        <w:rPr>
-          <w:rFonts w:ascii="Times New Roman" w:cs="Times New Roman" w:eastAsia="Times New Roman" w:hAnsi="Times New Roman"/>
-          <w:sz w:val="24"/>
-          <w:szCs w:val="24"/>
-        </w:rPr>
-      </w:pPr>
-      <w:r>
-        <w:rPr>
-          <w:rFonts w:ascii="Times New Roman" w:cs="Times New Roman" w:eastAsia="Times New Roman" w:hAnsi="Times New Roman"/>
-          <w:sz w:val="24"/>
-          <w:szCs w:val="24"/>
-          <w:rtl w:val="0"/>
-        </w:rPr>
-        <w:t xml:space="preserve">The single line contains a single natural number 𝑛 — the cost of the gift.</w:t>
-      </w:r>
-    </w:p>
-    <w:p>
-      <w:pPr>
-        <w:spacing w:after="0" w:line="276" w:lineRule="auto"/>
-        <w:ind w:left="720" w:firstLine="0"/>
-        <w:rPr>
-          <w:rFonts w:ascii="Times New Roman" w:cs="Times New Roman" w:eastAsia="Times New Roman" w:hAnsi="Times New Roman"/>
-          <w:sz w:val="24"/>
-          <w:szCs w:val="24"/>
-        </w:rPr>
-      </w:pPr>
-      <w:r>
-        <w:rPr>
-          <w:rFonts w:ascii="Times New Roman" w:cs="Times New Roman" w:eastAsia="Times New Roman" w:hAnsi="Times New Roman"/>
-          <w:sz w:val="24"/>
-          <w:szCs w:val="24"/>
-          <w:rtl w:val="0"/>
-        </w:rPr>
-        <w:t xml:space="preserve">Output:</w:t>
-      </w:r>
-    </w:p>
-    <w:p>
-      <w:pPr>
-        <w:spacing w:after="0" w:line="276" w:lineRule="auto"/>
-        <w:ind w:left="720" w:firstLine="0"/>
-        <w:rPr>
-          <w:rFonts w:ascii="Times New Roman" w:cs="Times New Roman" w:eastAsia="Times New Roman" w:hAnsi="Times New Roman"/>
-          <w:sz w:val="24"/>
-          <w:szCs w:val="24"/>
-        </w:rPr>
-      </w:pPr>
-      <w:r>
-        <w:rPr>
-          <w:rFonts w:ascii="Times New Roman" w:cs="Times New Roman" w:eastAsia="Times New Roman" w:hAnsi="Times New Roman"/>
-          <w:sz w:val="24"/>
-          <w:szCs w:val="24"/>
-          <w:rtl w:val="0"/>
-        </w:rPr>
-        <w:t xml:space="preserve">In the single line, output a single integer — the minimum number of banknotes required to purchase the gift.</w:t>
-      </w:r>
-    </w:p>
-    <w:p>
-      <w:pPr>
         <w:spacing w:after="0" w:lineRule="auto"/>
         <w:rPr>
           <w:rFonts w:ascii="Times New Roman" w:cs="Times New Roman" w:eastAsia="Times New Roman" w:hAnsi="Times New Roman"/>
@@ -5719,7 +5256,7 @@
     <w:sdt>
       <w:sdtPr>
         <w:lock w:val="contentLocked"/>
-        <w:id w:val="1223703075"/>
+        <w:id w:val="-1109853610"/>
         <w:tag w:val="goog_rdk_2"/>
       </w:sdtPr>
       <w:sdtContent>
@@ -5788,7 +5325,7 @@
                     <wp:inline distB="114300" distT="114300" distL="114300" distR="114300">
                       <wp:extent cx="6162675" cy="2844800"/>
                       <wp:effectExtent b="0" l="0" r="0" t="0"/>
-                      <wp:docPr id="12" name="image9.png"/>
+                      <wp:docPr id="13" name="image9.png"/>
                       <a:graphic>
                         <a:graphicData uri="http://schemas.openxmlformats.org/drawingml/2006/picture">
                           <pic:pic>
@@ -5959,7 +5496,7 @@
     <w:sdt>
       <w:sdtPr>
         <w:lock w:val="contentLocked"/>
-        <w:id w:val="-734667045"/>
+        <w:id w:val="516144410"/>
         <w:tag w:val="goog_rdk_3"/>
       </w:sdtPr>
       <w:sdtContent>
@@ -6029,12 +5566,12 @@
                     <wp:inline distB="114300" distT="114300" distL="114300" distR="114300">
                       <wp:extent cx="5705475" cy="2717800"/>
                       <wp:effectExtent b="0" l="0" r="0" t="0"/>
-                      <wp:docPr id="7" name="image8.png"/>
+                      <wp:docPr id="8" name="image11.png"/>
                       <a:graphic>
                         <a:graphicData uri="http://schemas.openxmlformats.org/drawingml/2006/picture">
                           <pic:pic>
                             <pic:nvPicPr>
-                              <pic:cNvPr id="0" name="image8.png"/>
+                              <pic:cNvPr id="0" name="image11.png"/>
                               <pic:cNvPicPr preferRelativeResize="0"/>
                             </pic:nvPicPr>
                             <pic:blipFill>
@@ -6191,7 +5728,7 @@
     <w:sdt>
       <w:sdtPr>
         <w:lock w:val="contentLocked"/>
-        <w:id w:val="667275541"/>
+        <w:id w:val="494402635"/>
         <w:tag w:val="goog_rdk_4"/>
       </w:sdtPr>
       <w:sdtContent>
@@ -6261,12 +5798,12 @@
                     <wp:inline distB="114300" distT="114300" distL="114300" distR="114300">
                       <wp:extent cx="5705475" cy="2705100"/>
                       <wp:effectExtent b="0" l="0" r="0" t="0"/>
-                      <wp:docPr id="6" name="image1.png"/>
+                      <wp:docPr id="7" name="image4.png"/>
                       <a:graphic>
                         <a:graphicData uri="http://schemas.openxmlformats.org/drawingml/2006/picture">
                           <pic:pic>
                             <pic:nvPicPr>
-                              <pic:cNvPr id="0" name="image1.png"/>
+                              <pic:cNvPr id="0" name="image4.png"/>
                               <pic:cNvPicPr preferRelativeResize="0"/>
                             </pic:nvPicPr>
                             <pic:blipFill>
@@ -6408,7 +5945,7 @@
     <w:sdt>
       <w:sdtPr>
         <w:lock w:val="contentLocked"/>
-        <w:id w:val="1428314499"/>
+        <w:id w:val="1764349928"/>
         <w:tag w:val="goog_rdk_5"/>
       </w:sdtPr>
       <w:sdtContent>
@@ -6478,12 +6015,12 @@
                     <wp:inline distB="114300" distT="114300" distL="114300" distR="114300">
                       <wp:extent cx="5705475" cy="2857500"/>
                       <wp:effectExtent b="0" l="0" r="0" t="0"/>
-                      <wp:docPr id="8" name="image10.png"/>
+                      <wp:docPr id="9" name="image2.png"/>
                       <a:graphic>
                         <a:graphicData uri="http://schemas.openxmlformats.org/drawingml/2006/picture">
                           <pic:pic>
                             <pic:nvPicPr>
-                              <pic:cNvPr id="0" name="image10.png"/>
+                              <pic:cNvPr id="0" name="image2.png"/>
                               <pic:cNvPicPr preferRelativeResize="0"/>
                             </pic:nvPicPr>
                             <pic:blipFill>
@@ -6636,7 +6173,7 @@
     <w:sdt>
       <w:sdtPr>
         <w:lock w:val="contentLocked"/>
-        <w:id w:val="-381119372"/>
+        <w:id w:val="1199657833"/>
         <w:tag w:val="goog_rdk_6"/>
       </w:sdtPr>
       <w:sdtContent>
@@ -6706,12 +6243,12 @@
                     <wp:inline distB="114300" distT="114300" distL="114300" distR="114300">
                       <wp:extent cx="5705475" cy="1168400"/>
                       <wp:effectExtent b="0" l="0" r="0" t="0"/>
-                      <wp:docPr id="23" name="image20.png"/>
+                      <wp:docPr id="24" name="image17.png"/>
                       <a:graphic>
                         <a:graphicData uri="http://schemas.openxmlformats.org/drawingml/2006/picture">
                           <pic:pic>
                             <pic:nvPicPr>
-                              <pic:cNvPr id="0" name="image20.png"/>
+                              <pic:cNvPr id="0" name="image17.png"/>
                               <pic:cNvPicPr preferRelativeResize="0"/>
                             </pic:nvPicPr>
                             <pic:blipFill>
@@ -6862,7 +6399,7 @@
     <w:sdt>
       <w:sdtPr>
         <w:lock w:val="contentLocked"/>
-        <w:id w:val="233431534"/>
+        <w:id w:val="1713639799"/>
         <w:tag w:val="goog_rdk_7"/>
       </w:sdtPr>
       <w:sdtContent>
@@ -6931,12 +6468,12 @@
                     <wp:inline distB="114300" distT="114300" distL="114300" distR="114300">
                       <wp:extent cx="6162675" cy="2527300"/>
                       <wp:effectExtent b="0" l="0" r="0" t="0"/>
-                      <wp:docPr id="25" name="image23.png"/>
+                      <wp:docPr id="26" name="image24.png"/>
                       <a:graphic>
                         <a:graphicData uri="http://schemas.openxmlformats.org/drawingml/2006/picture">
                           <pic:pic>
                             <pic:nvPicPr>
-                              <pic:cNvPr id="0" name="image23.png"/>
+                              <pic:cNvPr id="0" name="image24.png"/>
                               <pic:cNvPicPr preferRelativeResize="0"/>
                             </pic:nvPicPr>
                             <pic:blipFill>
@@ -7128,7 +6665,7 @@
     <w:sdt>
       <w:sdtPr>
         <w:lock w:val="contentLocked"/>
-        <w:id w:val="-1420564814"/>
+        <w:id w:val="-1536270848"/>
         <w:tag w:val="goog_rdk_8"/>
       </w:sdtPr>
       <w:sdtContent>
@@ -7198,12 +6735,12 @@
                     <wp:inline distB="114300" distT="114300" distL="114300" distR="114300">
                       <wp:extent cx="5705475" cy="2527300"/>
                       <wp:effectExtent b="0" l="0" r="0" t="0"/>
-                      <wp:docPr id="16" name="image16.png"/>
+                      <wp:docPr id="17" name="image10.png"/>
                       <a:graphic>
                         <a:graphicData uri="http://schemas.openxmlformats.org/drawingml/2006/picture">
                           <pic:pic>
                             <pic:nvPicPr>
-                              <pic:cNvPr id="0" name="image16.png"/>
+                              <pic:cNvPr id="0" name="image10.png"/>
                               <pic:cNvPicPr preferRelativeResize="0"/>
                             </pic:nvPicPr>
                             <pic:blipFill>
@@ -7314,7 +6851,7 @@
     <w:sdt>
       <w:sdtPr>
         <w:lock w:val="contentLocked"/>
-        <w:id w:val="190429694"/>
+        <w:id w:val="161179754"/>
         <w:tag w:val="goog_rdk_9"/>
       </w:sdtPr>
       <w:sdtContent>
@@ -7471,12 +7008,12 @@
                         <wp:inline distB="114300" distT="114300" distL="114300" distR="114300">
                           <wp:extent cx="5705475" cy="1651000"/>
                           <wp:effectExtent b="0" l="0" r="0" t="0"/>
-                          <wp:docPr id="1" name="image25.png"/>
+                          <wp:docPr id="1" name="image27.png"/>
                           <a:graphic>
                             <a:graphicData uri="http://schemas.openxmlformats.org/drawingml/2006/picture">
                               <pic:pic>
                                 <pic:nvPicPr>
-                                  <pic:cNvPr id="0" name="image25.png"/>
+                                  <pic:cNvPr id="0" name="image27.png"/>
                                   <pic:cNvPicPr preferRelativeResize="0"/>
                                 </pic:nvPicPr>
                                 <pic:blipFill>
@@ -7670,7 +7207,7 @@
     <w:sdt>
       <w:sdtPr>
         <w:lock w:val="contentLocked"/>
-        <w:id w:val="-863589578"/>
+        <w:id w:val="-954138390"/>
         <w:tag w:val="goog_rdk_10"/>
       </w:sdtPr>
       <w:sdtContent>
@@ -7740,12 +7277,12 @@
                     <wp:inline distB="114300" distT="114300" distL="114300" distR="114300">
                       <wp:extent cx="5705475" cy="1778000"/>
                       <wp:effectExtent b="0" l="0" r="0" t="0"/>
-                      <wp:docPr id="13" name="image12.png"/>
+                      <wp:docPr id="14" name="image7.png"/>
                       <a:graphic>
                         <a:graphicData uri="http://schemas.openxmlformats.org/drawingml/2006/picture">
                           <pic:pic>
                             <pic:nvPicPr>
-                              <pic:cNvPr id="0" name="image12.png"/>
+                              <pic:cNvPr id="0" name="image7.png"/>
                               <pic:cNvPicPr preferRelativeResize="0"/>
                             </pic:nvPicPr>
                             <pic:blipFill>
@@ -7959,7 +7496,7 @@
     <w:sdt>
       <w:sdtPr>
         <w:lock w:val="contentLocked"/>
-        <w:id w:val="-1457066484"/>
+        <w:id w:val="1699998717"/>
         <w:tag w:val="goog_rdk_11"/>
       </w:sdtPr>
       <w:sdtContent>
@@ -8029,12 +7566,12 @@
                     <wp:inline distB="114300" distT="114300" distL="114300" distR="114300">
                       <wp:extent cx="5705475" cy="3657600"/>
                       <wp:effectExtent b="0" l="0" r="0" t="0"/>
-                      <wp:docPr id="22" name="image18.png"/>
+                      <wp:docPr id="23" name="image25.png"/>
                       <a:graphic>
                         <a:graphicData uri="http://schemas.openxmlformats.org/drawingml/2006/picture">
                           <pic:pic>
                             <pic:nvPicPr>
-                              <pic:cNvPr id="0" name="image18.png"/>
+                              <pic:cNvPr id="0" name="image25.png"/>
                               <pic:cNvPicPr preferRelativeResize="0"/>
                             </pic:nvPicPr>
                             <pic:blipFill>
@@ -8145,7 +7682,7 @@
     <w:sdt>
       <w:sdtPr>
         <w:lock w:val="contentLocked"/>
-        <w:id w:val="-1526925802"/>
+        <w:id w:val="1718551927"/>
         <w:tag w:val="goog_rdk_12"/>
       </w:sdtPr>
       <w:sdtContent>
@@ -8215,12 +7752,12 @@
                     <wp:inline distB="114300" distT="114300" distL="114300" distR="114300">
                       <wp:extent cx="5705475" cy="2438400"/>
                       <wp:effectExtent b="0" l="0" r="0" t="0"/>
-                      <wp:docPr id="3" name="image2.png"/>
+                      <wp:docPr id="4" name="image3.png"/>
                       <a:graphic>
                         <a:graphicData uri="http://schemas.openxmlformats.org/drawingml/2006/picture">
                           <pic:pic>
                             <pic:nvPicPr>
-                              <pic:cNvPr id="0" name="image2.png"/>
+                              <pic:cNvPr id="0" name="image3.png"/>
                               <pic:cNvPicPr preferRelativeResize="0"/>
                             </pic:nvPicPr>
                             <pic:blipFill>
@@ -8400,7 +7937,7 @@
     <w:sdt>
       <w:sdtPr>
         <w:lock w:val="contentLocked"/>
-        <w:id w:val="-1702621783"/>
+        <w:id w:val="-130417391"/>
         <w:tag w:val="goog_rdk_13"/>
       </w:sdtPr>
       <w:sdtContent>
@@ -8469,12 +8006,12 @@
                     <wp:inline distB="114300" distT="114300" distL="114300" distR="114300">
                       <wp:extent cx="5988750" cy="8057197"/>
                       <wp:effectExtent b="0" l="0" r="0" t="0"/>
-                      <wp:docPr id="14" name="image14.png"/>
+                      <wp:docPr id="15" name="image12.png"/>
                       <a:graphic>
                         <a:graphicData uri="http://schemas.openxmlformats.org/drawingml/2006/picture">
                           <pic:pic>
                             <pic:nvPicPr>
-                              <pic:cNvPr id="0" name="image14.png"/>
+                              <pic:cNvPr id="0" name="image12.png"/>
                               <pic:cNvPicPr preferRelativeResize="0"/>
                             </pic:nvPicPr>
                             <pic:blipFill>
@@ -8568,7 +8105,7 @@
     <w:sdt>
       <w:sdtPr>
         <w:lock w:val="contentLocked"/>
-        <w:id w:val="1414995273"/>
+        <w:id w:val="-672557987"/>
         <w:tag w:val="goog_rdk_14"/>
       </w:sdtPr>
       <w:sdtContent>
@@ -8639,12 +8176,12 @@
                     <wp:inline distB="114300" distT="114300" distL="114300" distR="114300">
                       <wp:extent cx="6215013" cy="7266622"/>
                       <wp:effectExtent b="0" l="0" r="0" t="0"/>
-                      <wp:docPr id="20" name="image19.png"/>
+                      <wp:docPr id="21" name="image18.png"/>
                       <a:graphic>
                         <a:graphicData uri="http://schemas.openxmlformats.org/drawingml/2006/picture">
                           <pic:pic>
                             <pic:nvPicPr>
-                              <pic:cNvPr id="0" name="image19.png"/>
+                              <pic:cNvPr id="0" name="image18.png"/>
                               <pic:cNvPicPr preferRelativeResize="0"/>
                             </pic:nvPicPr>
                             <pic:blipFill>
@@ -8743,7 +8280,7 @@
     <w:sdt>
       <w:sdtPr>
         <w:lock w:val="contentLocked"/>
-        <w:id w:val="1831563448"/>
+        <w:id w:val="277930855"/>
         <w:tag w:val="goog_rdk_15"/>
       </w:sdtPr>
       <w:sdtContent>
@@ -8813,12 +8350,12 @@
                     <wp:inline distB="114300" distT="114300" distL="114300" distR="114300">
                       <wp:extent cx="5810250" cy="4219575"/>
                       <wp:effectExtent b="0" l="0" r="0" t="0"/>
-                      <wp:docPr id="2" name="image3.png"/>
+                      <wp:docPr id="2" name="image13.png"/>
                       <a:graphic>
                         <a:graphicData uri="http://schemas.openxmlformats.org/drawingml/2006/picture">
                           <pic:pic>
                             <pic:nvPicPr>
-                              <pic:cNvPr id="0" name="image3.png"/>
+                              <pic:cNvPr id="0" name="image13.png"/>
                               <pic:cNvPicPr preferRelativeResize="0"/>
                             </pic:nvPicPr>
                             <pic:blipFill>
@@ -9012,7 +8549,7 @@
     <w:sdt>
       <w:sdtPr>
         <w:lock w:val="contentLocked"/>
-        <w:id w:val="-818094957"/>
+        <w:id w:val="-1908701261"/>
         <w:tag w:val="goog_rdk_16"/>
       </w:sdtPr>
       <w:sdtContent>
@@ -9069,12 +8606,12 @@
                     <wp:inline distB="114300" distT="114300" distL="114300" distR="114300">
                       <wp:extent cx="2766060" cy="2132370"/>
                       <wp:effectExtent b="0" l="0" r="0" t="0"/>
-                      <wp:docPr id="9" name="image7.png"/>
+                      <wp:docPr id="10" name="image1.png"/>
                       <a:graphic>
                         <a:graphicData uri="http://schemas.openxmlformats.org/drawingml/2006/picture">
                           <pic:pic>
                             <pic:nvPicPr>
-                              <pic:cNvPr id="0" name="image7.png"/>
+                              <pic:cNvPr id="0" name="image1.png"/>
                               <pic:cNvPicPr preferRelativeResize="0"/>
                             </pic:nvPicPr>
                             <pic:blipFill>
@@ -9258,7 +8795,7 @@
     <w:sdt>
       <w:sdtPr>
         <w:lock w:val="contentLocked"/>
-        <w:id w:val="655222082"/>
+        <w:id w:val="-1019312749"/>
         <w:tag w:val="goog_rdk_17"/>
       </w:sdtPr>
       <w:sdtContent>
@@ -9323,12 +8860,12 @@
                     <wp:inline distB="114300" distT="114300" distL="114300" distR="114300">
                       <wp:extent cx="3343275" cy="2838450"/>
                       <wp:effectExtent b="0" l="0" r="0" t="0"/>
-                      <wp:docPr id="19" name="image21.png"/>
+                      <wp:docPr id="20" name="image19.png"/>
                       <a:graphic>
                         <a:graphicData uri="http://schemas.openxmlformats.org/drawingml/2006/picture">
                           <pic:pic>
                             <pic:nvPicPr>
-                              <pic:cNvPr id="0" name="image21.png"/>
+                              <pic:cNvPr id="0" name="image19.png"/>
                               <pic:cNvPicPr preferRelativeResize="0"/>
                             </pic:nvPicPr>
                             <pic:blipFill>
@@ -9495,7 +9032,7 @@
     <w:sdt>
       <w:sdtPr>
         <w:lock w:val="contentLocked"/>
-        <w:id w:val="1044545305"/>
+        <w:id w:val="-604995675"/>
         <w:tag w:val="goog_rdk_18"/>
       </w:sdtPr>
       <w:sdtContent>
@@ -9560,12 +9097,12 @@
                     <wp:inline distB="114300" distT="114300" distL="114300" distR="114300">
                       <wp:extent cx="6162675" cy="2857500"/>
                       <wp:effectExtent b="0" l="0" r="0" t="0"/>
-                      <wp:docPr id="17" name="image17.png"/>
+                      <wp:docPr id="18" name="image15.png"/>
                       <a:graphic>
                         <a:graphicData uri="http://schemas.openxmlformats.org/drawingml/2006/picture">
                           <pic:pic>
                             <pic:nvPicPr>
-                              <pic:cNvPr id="0" name="image17.png"/>
+                              <pic:cNvPr id="0" name="image15.png"/>
                               <pic:cNvPicPr preferRelativeResize="0"/>
                             </pic:nvPicPr>
                             <pic:blipFill>
@@ -9771,7 +9308,7 @@
     <w:sdt>
       <w:sdtPr>
         <w:lock w:val="contentLocked"/>
-        <w:id w:val="-780216700"/>
+        <w:id w:val="-1042720013"/>
         <w:tag w:val="goog_rdk_19"/>
       </w:sdtPr>
       <w:sdtContent>
@@ -9842,7 +9379,7 @@
                     <wp:inline distB="114300" distT="114300" distL="114300" distR="114300">
                       <wp:extent cx="2686050" cy="2647950"/>
                       <wp:effectExtent b="0" l="0" r="0" t="0"/>
-                      <wp:docPr id="24" name="image22.png"/>
+                      <wp:docPr id="25" name="image22.png"/>
                       <a:graphic>
                         <a:graphicData uri="http://schemas.openxmlformats.org/drawingml/2006/picture">
                           <pic:pic>
@@ -10007,7 +9544,7 @@
     <w:sdt>
       <w:sdtPr>
         <w:lock w:val="contentLocked"/>
-        <w:id w:val="604063563"/>
+        <w:id w:val="572651193"/>
         <w:tag w:val="goog_rdk_20"/>
       </w:sdtPr>
       <w:sdtContent>
@@ -10076,12 +9613,12 @@
                     <wp:inline distB="114300" distT="114300" distL="114300" distR="114300">
                       <wp:extent cx="6162675" cy="3175000"/>
                       <wp:effectExtent b="0" l="0" r="0" t="0"/>
-                      <wp:docPr id="21" name="image24.png"/>
+                      <wp:docPr id="22" name="image21.png"/>
                       <a:graphic>
                         <a:graphicData uri="http://schemas.openxmlformats.org/drawingml/2006/picture">
                           <pic:pic>
                             <pic:nvPicPr>
-                              <pic:cNvPr id="0" name="image24.png"/>
+                              <pic:cNvPr id="0" name="image21.png"/>
                               <pic:cNvPicPr preferRelativeResize="0"/>
                             </pic:nvPicPr>
                             <pic:blipFill>
@@ -10214,7 +9751,7 @@
     <w:sdt>
       <w:sdtPr>
         <w:lock w:val="contentLocked"/>
-        <w:id w:val="-256622863"/>
+        <w:id w:val="-1512379543"/>
         <w:tag w:val="goog_rdk_21"/>
       </w:sdtPr>
       <w:sdtContent>
@@ -10283,12 +9820,12 @@
                     <wp:inline distB="114300" distT="114300" distL="114300" distR="114300">
                       <wp:extent cx="6162675" cy="3136900"/>
                       <wp:effectExtent b="0" l="0" r="0" t="0"/>
-                      <wp:docPr id="4" name="image4.png"/>
+                      <wp:docPr id="5" name="image26.png"/>
                       <a:graphic>
                         <a:graphicData uri="http://schemas.openxmlformats.org/drawingml/2006/picture">
                           <pic:pic>
                             <pic:nvPicPr>
-                              <pic:cNvPr id="0" name="image4.png"/>
+                              <pic:cNvPr id="0" name="image26.png"/>
                               <pic:cNvPicPr preferRelativeResize="0"/>
                             </pic:nvPicPr>
                             <pic:blipFill>
@@ -10421,7 +9958,7 @@
     <w:sdt>
       <w:sdtPr>
         <w:lock w:val="contentLocked"/>
-        <w:id w:val="-1349287013"/>
+        <w:id w:val="1889976524"/>
         <w:tag w:val="goog_rdk_22"/>
       </w:sdtPr>
       <w:sdtContent>
@@ -10490,12 +10027,12 @@
                     <wp:inline distB="114300" distT="114300" distL="114300" distR="114300">
                       <wp:extent cx="6162675" cy="3213100"/>
                       <wp:effectExtent b="0" l="0" r="0" t="0"/>
-                      <wp:docPr id="11" name="image11.png"/>
+                      <wp:docPr id="12" name="image5.png"/>
                       <a:graphic>
                         <a:graphicData uri="http://schemas.openxmlformats.org/drawingml/2006/picture">
                           <pic:pic>
                             <pic:nvPicPr>
-                              <pic:cNvPr id="0" name="image11.png"/>
+                              <pic:cNvPr id="0" name="image5.png"/>
                               <pic:cNvPicPr preferRelativeResize="0"/>
                             </pic:nvPicPr>
                             <pic:blipFill>
@@ -10633,7 +10170,7 @@
     <w:sdt>
       <w:sdtPr>
         <w:lock w:val="contentLocked"/>
-        <w:id w:val="-855507795"/>
+        <w:id w:val="-1700106332"/>
         <w:tag w:val="goog_rdk_23"/>
       </w:sdtPr>
       <w:sdtContent>
@@ -10695,12 +10232,12 @@
                     <wp:inline distB="114300" distT="114300" distL="114300" distR="114300">
                       <wp:extent cx="5705475" cy="3416300"/>
                       <wp:effectExtent b="0" l="0" r="0" t="0"/>
-                      <wp:docPr id="18" name="image15.png"/>
+                      <wp:docPr id="19" name="image20.png"/>
                       <a:graphic>
                         <a:graphicData uri="http://schemas.openxmlformats.org/drawingml/2006/picture">
                           <pic:pic>
                             <pic:nvPicPr>
-                              <pic:cNvPr id="0" name="image15.png"/>
+                              <pic:cNvPr id="0" name="image20.png"/>
                               <pic:cNvPicPr preferRelativeResize="0"/>
                             </pic:nvPicPr>
                             <pic:blipFill>
@@ -10724,6 +10261,191 @@
                     </wp:inline>
                   </w:drawing>
                 </w:r>
+                <w:r>
+                  <w:rPr>
+                    <w:rtl w:val="0"/>
+                  </w:rPr>
+                </w:r>
+              </w:p>
+              <w:p>
+                <w:pPr>
+                  <w:keepNext w:val="0"/>
+                  <w:keepLines w:val="0"/>
+                  <w:pageBreakBefore w:val="0"/>
+                  <w:widowControl w:val="0"/>
+                  <w:pBdr>
+                    <w:top w:space="0" w:sz="0" w:val="nil"/>
+                    <w:left w:space="0" w:sz="0" w:val="nil"/>
+                    <w:bottom w:space="0" w:sz="0" w:val="nil"/>
+                    <w:right w:space="0" w:sz="0" w:val="nil"/>
+                    <w:between w:space="0" w:sz="0" w:val="nil"/>
+                  </w:pBdr>
+                  <w:shd w:fill="auto" w:val="clear"/>
+                  <w:spacing w:after="0" w:before="0" w:line="240" w:lineRule="auto"/>
+                  <w:ind w:left="0" w:right="0" w:firstLine="0"/>
+                  <w:jc w:val="left"/>
+                  <w:rPr/>
+                </w:pPr>
+                <w:r>
+                  <w:rPr>
+                    <w:rtl w:val="0"/>
+                  </w:rPr>
+                </w:r>
+              </w:p>
+              <w:p>
+                <w:pPr>
+                  <w:keepNext w:val="0"/>
+                  <w:keepLines w:val="0"/>
+                  <w:pageBreakBefore w:val="0"/>
+                  <w:widowControl w:val="0"/>
+                  <w:pBdr>
+                    <w:top w:space="0" w:sz="0" w:val="nil"/>
+                    <w:left w:space="0" w:sz="0" w:val="nil"/>
+                    <w:bottom w:space="0" w:sz="0" w:val="nil"/>
+                    <w:right w:space="0" w:sz="0" w:val="nil"/>
+                    <w:between w:space="0" w:sz="0" w:val="nil"/>
+                  </w:pBdr>
+                  <w:shd w:fill="auto" w:val="clear"/>
+                  <w:spacing w:after="0" w:before="0" w:line="240" w:lineRule="auto"/>
+                  <w:ind w:left="0" w:right="0" w:firstLine="0"/>
+                  <w:jc w:val="left"/>
+                  <w:rPr/>
+                </w:pPr>
+                <w:r>
+                  <w:rPr>
+                    <w:rtl w:val="0"/>
+                  </w:rPr>
+                </w:r>
+              </w:p>
+              <w:p>
+                <w:pPr>
+                  <w:keepNext w:val="0"/>
+                  <w:keepLines w:val="0"/>
+                  <w:pageBreakBefore w:val="0"/>
+                  <w:widowControl w:val="0"/>
+                  <w:pBdr>
+                    <w:top w:space="0" w:sz="0" w:val="nil"/>
+                    <w:left w:space="0" w:sz="0" w:val="nil"/>
+                    <w:bottom w:space="0" w:sz="0" w:val="nil"/>
+                    <w:right w:space="0" w:sz="0" w:val="nil"/>
+                    <w:between w:space="0" w:sz="0" w:val="nil"/>
+                  </w:pBdr>
+                  <w:shd w:fill="auto" w:val="clear"/>
+                  <w:spacing w:after="0" w:before="0" w:line="240" w:lineRule="auto"/>
+                  <w:ind w:left="0" w:right="0" w:firstLine="0"/>
+                  <w:jc w:val="left"/>
+                  <w:rPr/>
+                </w:pPr>
+                <w:r>
+                  <w:rPr>
+                    <w:rtl w:val="0"/>
+                  </w:rPr>
+                </w:r>
+              </w:p>
+              <w:p>
+                <w:pPr>
+                  <w:keepNext w:val="0"/>
+                  <w:keepLines w:val="0"/>
+                  <w:pageBreakBefore w:val="0"/>
+                  <w:widowControl w:val="0"/>
+                  <w:pBdr>
+                    <w:top w:space="0" w:sz="0" w:val="nil"/>
+                    <w:left w:space="0" w:sz="0" w:val="nil"/>
+                    <w:bottom w:space="0" w:sz="0" w:val="nil"/>
+                    <w:right w:space="0" w:sz="0" w:val="nil"/>
+                    <w:between w:space="0" w:sz="0" w:val="nil"/>
+                  </w:pBdr>
+                  <w:shd w:fill="auto" w:val="clear"/>
+                  <w:spacing w:after="0" w:before="0" w:line="240" w:lineRule="auto"/>
+                  <w:ind w:left="0" w:right="0" w:firstLine="0"/>
+                  <w:jc w:val="left"/>
+                  <w:rPr/>
+                </w:pPr>
+                <w:r>
+                  <w:rPr>
+                    <w:rtl w:val="0"/>
+                  </w:rPr>
+                </w:r>
+              </w:p>
+              <w:p>
+                <w:pPr>
+                  <w:keepNext w:val="0"/>
+                  <w:keepLines w:val="0"/>
+                  <w:pageBreakBefore w:val="0"/>
+                  <w:widowControl w:val="0"/>
+                  <w:pBdr>
+                    <w:top w:space="0" w:sz="0" w:val="nil"/>
+                    <w:left w:space="0" w:sz="0" w:val="nil"/>
+                    <w:bottom w:space="0" w:sz="0" w:val="nil"/>
+                    <w:right w:space="0" w:sz="0" w:val="nil"/>
+                    <w:between w:space="0" w:sz="0" w:val="nil"/>
+                  </w:pBdr>
+                  <w:shd w:fill="auto" w:val="clear"/>
+                  <w:spacing w:after="0" w:before="0" w:line="240" w:lineRule="auto"/>
+                  <w:ind w:left="0" w:right="0" w:firstLine="0"/>
+                  <w:jc w:val="center"/>
+                  <w:rPr/>
+                </w:pPr>
+                <w:r>
+                  <w:rPr/>
+                  <w:drawing>
+                    <wp:inline distB="114300" distT="114300" distL="114300" distR="114300">
+                      <wp:extent cx="3257550" cy="2943225"/>
+                      <wp:effectExtent b="0" l="0" r="0" t="0"/>
+                      <wp:docPr id="3" name="image16.png"/>
+                      <a:graphic>
+                        <a:graphicData uri="http://schemas.openxmlformats.org/drawingml/2006/picture">
+                          <pic:pic>
+                            <pic:nvPicPr>
+                              <pic:cNvPr id="0" name="image16.png"/>
+                              <pic:cNvPicPr preferRelativeResize="0"/>
+                            </pic:nvPicPr>
+                            <pic:blipFill>
+                              <a:blip r:embed="rId46"/>
+                              <a:srcRect b="0" l="0" r="0" t="0"/>
+                              <a:stretch>
+                                <a:fillRect/>
+                              </a:stretch>
+                            </pic:blipFill>
+                            <pic:spPr>
+                              <a:xfrm>
+                                <a:off x="0" y="0"/>
+                                <a:ext cx="3257550" cy="2943225"/>
+                              </a:xfrm>
+                              <a:prstGeom prst="rect"/>
+                              <a:ln/>
+                            </pic:spPr>
+                          </pic:pic>
+                        </a:graphicData>
+                      </a:graphic>
+                    </wp:inline>
+                  </w:drawing>
+                </w:r>
+                <w:r>
+                  <w:rPr>
+                    <w:rtl w:val="0"/>
+                  </w:rPr>
+                </w:r>
+              </w:p>
+              <w:p>
+                <w:pPr>
+                  <w:keepNext w:val="0"/>
+                  <w:keepLines w:val="0"/>
+                  <w:pageBreakBefore w:val="0"/>
+                  <w:widowControl w:val="0"/>
+                  <w:pBdr>
+                    <w:top w:space="0" w:sz="0" w:val="nil"/>
+                    <w:left w:space="0" w:sz="0" w:val="nil"/>
+                    <w:bottom w:space="0" w:sz="0" w:val="nil"/>
+                    <w:right w:space="0" w:sz="0" w:val="nil"/>
+                    <w:between w:space="0" w:sz="0" w:val="nil"/>
+                  </w:pBdr>
+                  <w:shd w:fill="auto" w:val="clear"/>
+                  <w:spacing w:after="0" w:before="0" w:line="240" w:lineRule="auto"/>
+                  <w:ind w:left="0" w:right="0" w:firstLine="0"/>
+                  <w:jc w:val="left"/>
+                  <w:rPr/>
+                </w:pPr>
                 <w:r>
                   <w:rPr>
                     <w:rtl w:val="0"/>
@@ -10773,7 +10495,7 @@
                     <w:color w:val="4a86e8"/>
                     <w:rtl w:val="0"/>
                   </w:rPr>
-                  <w:t xml:space="preserve">Рис 21-22. Зустріч з командою №1</w:t>
+                  <w:t xml:space="preserve">Рис 21-22. Зустріч з командою </w:t>
                 </w:r>
               </w:p>
             </w:tc>
@@ -10820,23 +10542,23 @@
     <w:sdt>
       <w:sdtPr>
         <w:lock w:val="contentLocked"/>
-        <w:id w:val="-558365014"/>
+        <w:id w:val="-164318588"/>
         <w:tag w:val="goog_rdk_24"/>
       </w:sdtPr>
       <w:sdtContent>
         <w:tbl>
           <w:tblPr>
             <w:tblStyle w:val="Table25"/>
-            <w:tblW w:w="9922.0" w:type="dxa"/>
+            <w:tblW w:w="9855.0" w:type="dxa"/>
             <w:jc w:val="left"/>
             <w:tblLayout w:type="fixed"/>
             <w:tblLook w:val="0600"/>
           </w:tblPr>
           <w:tblGrid>
-            <w:gridCol w:w="9922"/>
+            <w:gridCol w:w="9855"/>
             <w:tblGridChange w:id="0">
               <w:tblGrid>
-                <w:gridCol w:w="9922"/>
+                <w:gridCol w:w="9855"/>
               </w:tblGrid>
             </w:tblGridChange>
           </w:tblGrid>
@@ -10872,7 +10594,7 @@
                   <w:shd w:fill="auto" w:val="clear"/>
                   <w:spacing w:after="0" w:before="0" w:line="240" w:lineRule="auto"/>
                   <w:ind w:left="0" w:right="0" w:firstLine="0"/>
-                  <w:jc w:val="left"/>
+                  <w:jc w:val="center"/>
                   <w:rPr>
                     <w:rFonts w:ascii="Times New Roman" w:cs="Times New Roman" w:eastAsia="Times New Roman" w:hAnsi="Times New Roman"/>
                     <w:b w:val="1"/>
@@ -10895,16 +10617,16 @@
                     <wp:inline distB="114300" distT="114300" distL="114300" distR="114300">
                       <wp:extent cx="6162675" cy="4648200"/>
                       <wp:effectExtent b="0" l="0" r="0" t="0"/>
-                      <wp:docPr id="10" name="image6.png"/>
+                      <wp:docPr id="11" name="image8.png"/>
                       <a:graphic>
                         <a:graphicData uri="http://schemas.openxmlformats.org/drawingml/2006/picture">
                           <pic:pic>
                             <pic:nvPicPr>
-                              <pic:cNvPr id="0" name="image6.png"/>
+                              <pic:cNvPr id="0" name="image8.png"/>
                               <pic:cNvPicPr preferRelativeResize="0"/>
                             </pic:nvPicPr>
                             <pic:blipFill>
-                              <a:blip r:embed="rId46"/>
+                              <a:blip r:embed="rId47"/>
                               <a:srcRect b="0" l="0" r="0" t="0"/>
                               <a:stretch>
                                 <a:fillRect/>
@@ -11057,7 +10779,7 @@
           <w:szCs w:val="24"/>
           <w:rtl w:val="0"/>
         </w:rPr>
-        <w:t xml:space="preserve"> із WSL, працювати з консольними командами Linux, створювати блок-схеми в Draw.io та організовувати завдання в Trello. Я вивчив основи мови C++, ключові бібліотеки, правила коментування та базові команди Git і GitHub для публікації коду та створення Pull Requests. Також я поглибив знання щодо переведення чисел між системами числення, етапів життєвого циклу розробки ПЗ, процесів компіляції й лінкування та принципів проектування чистого коду (KISS, DRY, …). </w:t>
+        <w:t xml:space="preserve"> із WSL, працювати з консольними командами Linux, створювати блок-схеми в Draw.io та організовувати завдання в Trello. Я вивчив основи мови C++, ключові бібліотеки, правила коментування та базові команди Git і GitHub для публікації коду та створення Pull Requests. Також я поглибив знання щодо етапів життєвого циклу розробки ПЗ, процесів компіляції й лінкування та принципів проектування чистого коду (KISS, DRY, …). </w:t>
       </w:r>
       <w:r>
         <w:rPr>
@@ -11079,8 +10801,8 @@
       </w:r>
     </w:p>
     <w:sectPr>
-      <w:footerReference r:id="rId47" w:type="default"/>
-      <w:footerReference r:id="rId48" w:type="first"/>
+      <w:footerReference r:id="rId48" w:type="default"/>
+      <w:footerReference r:id="rId49" w:type="first"/>
       <w:pgSz w:h="16838" w:w="11906" w:orient="portrait"/>
       <w:pgMar w:bottom="1134" w:top="1134" w:left="1134" w:right="850" w:header="708" w:footer="708"/>
       <w:pgNumType w:start="1"/>
